--- a/downloads/student/ai-7-week-04.docx
+++ b/downloads/student/ai-7-week-04.docx
@@ -808,6 +808,16 @@
     <w:p>
       <w:r>
         <w:t>Five observations cannot establish a stable ranking or causal mechanism; source and sampling assumptions remain important.</w:t>
+      </w:r>
+    </w:p>
+    <w:p>
+      <w:r>
+        <w:t>Read the labelled picture: Place the five-photo procedure, 3/5 versus 4/5 finding and missing outdoor evidence in their proper categories. Why cannot the result establish that B is best for outdoor farming?</w:t>
+      </w:r>
+    </w:p>
+    <w:p>
+      <w:r>
+        <w:t>Change one thing: The conclusion says B is best for outdoor farming. Predict the result before checking the explanation. What remains the same?</w:t>
       </w:r>
     </w:p>
     <w:p>
@@ -1906,6 +1916,187 @@
         <w:t>Attempt the independent case before hints. Record whether you worked alone, used a hint or followed a model. After feedback, fix the first unsupported step and explain why it changed. A later check uses a changed case, not a copied answer.</w:t>
       </w:r>
     </w:p>
+    <w:p>
+      <w:pPr>
+        <w:pStyle w:val="Heading1"/>
+      </w:pPr>
+      <w:r>
+        <w:t>15. Your lesson route</w:t>
+      </w:r>
+    </w:p>
+    <w:p>
+      <w:r>
+        <w:t>Start with this question: Separate procedure, finding and limit. A fictional report tests two frozen classifiers on five labelled leaf photos from one camera.</w:t>
+      </w:r>
+    </w:p>
+    <w:tbl>
+      <w:tblPr>
+        <w:tblStyle w:val="LightShading-Accent1"/>
+        <w:tblW w:type="auto" w:w="0"/>
+        <w:tblLook w:firstColumn="1" w:firstRow="1" w:lastColumn="0" w:lastRow="0" w:noHBand="0" w:noVBand="1" w:val="04A0"/>
+      </w:tblPr>
+      <w:tblGrid>
+        <w:gridCol w:w="5112"/>
+        <w:gridCol w:w="5112"/>
+      </w:tblGrid>
+      <w:tr>
+        <w:trPr>
+          <w:tblHeader/>
+        </w:trPr>
+        <w:tc>
+          <w:tcPr>
+            <w:tcW w:type="dxa" w:w="5112"/>
+          </w:tcPr>
+          <w:p>
+            <w:r>
+              <w:t>By the end, I can</w:t>
+            </w:r>
+          </w:p>
+        </w:tc>
+        <w:tc>
+          <w:tcPr>
+            <w:tcW w:type="dxa" w:w="5112"/>
+          </w:tcPr>
+          <w:p>
+            <w:r>
+              <w:t>How I will show it</w:t>
+            </w:r>
+          </w:p>
+        </w:tc>
+      </w:tr>
+      <w:tr>
+        <w:tc>
+          <w:tcPr>
+            <w:tcW w:type="dxa" w:w="5112"/>
+          </w:tcPr>
+          <w:p>
+            <w:r>
+              <w:t>Explain the mechanism and terminology of methods results and limitations</w:t>
+            </w:r>
+          </w:p>
+        </w:tc>
+        <w:tc>
+          <w:tcPr>
+            <w:tcW w:type="dxa" w:w="5112"/>
+          </w:tcPr>
+          <w:p>
+            <w:r>
+              <w:t>Explain the deciding step, show a trace or test, and state one limit.</w:t>
+            </w:r>
+          </w:p>
+        </w:tc>
+      </w:tr>
+      <w:tr>
+        <w:tc>
+          <w:tcPr>
+            <w:tcW w:type="dxa" w:w="5112"/>
+          </w:tcPr>
+          <w:p>
+            <w:r>
+              <w:t>Apply the stated procedure to a new case with a traceable result</w:t>
+            </w:r>
+          </w:p>
+        </w:tc>
+        <w:tc>
+          <w:tcPr>
+            <w:tcW w:type="dxa" w:w="5112"/>
+          </w:tcPr>
+          <w:p>
+            <w:r>
+              <w:t>Explain the deciding step, show a trace or test, and state one limit.</w:t>
+            </w:r>
+          </w:p>
+        </w:tc>
+      </w:tr>
+      <w:tr>
+        <w:tc>
+          <w:tcPr>
+            <w:tcW w:type="dxa" w:w="5112"/>
+          </w:tcPr>
+          <w:p>
+            <w:r>
+              <w:t>Identify an assumption or limitation and design a revealing follow-up</w:t>
+            </w:r>
+          </w:p>
+        </w:tc>
+        <w:tc>
+          <w:tcPr>
+            <w:tcW w:type="dxa" w:w="5112"/>
+          </w:tcPr>
+          <w:p>
+            <w:r>
+              <w:t>Explain the deciding step, show a trace or test, and state one limit.</w:t>
+            </w:r>
+          </w:p>
+        </w:tc>
+      </w:tr>
+    </w:tbl>
+    <w:p>
+      <w:r>
+        <w:t>Remember → watch and explain → try with help → investigate → try independently → keep project evidence. Your teacher may spread this lesson across several classes.</w:t>
+      </w:r>
+    </w:p>
+    <w:p>
+      <w:r>
+        <w:t>Keep your first prediction. Compare it with what the evidence shows and explain any change.</w:t>
+      </w:r>
+    </w:p>
+    <w:p>
+      <w:pPr>
+        <w:pStyle w:val="Heading1"/>
+      </w:pPr>
+      <w:r>
+        <w:t>16. Finish and return</w:t>
+      </w:r>
+    </w:p>
+    <w:p>
+      <w:r>
+        <w:t>Close your notes. Explain this goal in your own words: Explain the mechanism and terminology of methods results and limitations</w:t>
+      </w:r>
+    </w:p>
+    <w:p>
+      <w:pPr>
+        <w:pStyle w:val="Heading3"/>
+      </w:pPr>
+      <w:r>
+        <w:t>My deciding step, evidence and one remaining question</w:t>
+      </w:r>
+    </w:p>
+    <w:p>
+      <w:r>
+        <w:t>________________________________________________________________</w:t>
+      </w:r>
+    </w:p>
+    <w:p>
+      <w:r>
+        <w:t>________________________________________________________________</w:t>
+      </w:r>
+    </w:p>
+    <w:p>
+      <w:r>
+        <w:t>________________________________________________________________</w:t>
+      </w:r>
+    </w:p>
+    <w:p>
+      <w:r>
+        <w:t>________________________________________________________________</w:t>
+      </w:r>
+    </w:p>
+    <w:p>
+      <w:r>
+        <w:t>________________________________________________________________</w:t>
+      </w:r>
+    </w:p>
+    <w:p>
+      <w:r>
+        <w:t>If you are unsure, return to the worked picture and explain one arrow. If you are ready, change an input or assumption and justify your prediction.</w:t>
+      </w:r>
+    </w:p>
+    <w:p>
+      <w:r>
+        <w:t>Save your workbook evidence. At the next review, try a different case before opening your old answer.</w:t>
+      </w:r>
+    </w:p>
     <w:sectPr>
       <w:pgSz w:w="12240" w:h="15840"/>
       <w:pgMar w:top="936" w:right="1008" w:bottom="936" w:left="1008" w:header="720" w:footer="720" w:gutter="0"/>

--- a/downloads/student/ai-7-week-04.docx
+++ b/downloads/student/ai-7-week-04.docx
@@ -2097,6 +2097,197 @@
         <w:t>Save your workbook evidence. At the next review, try a different case before opening your old answer.</w:t>
       </w:r>
     </w:p>
+    <w:p>
+      <w:pPr>
+        <w:pStyle w:val="Heading1"/>
+      </w:pPr>
+      <w:r>
+        <w:t>17. Supported practice, repair and portfolio</w:t>
+      </w:r>
+    </w:p>
+    <w:p>
+      <w:r>
+        <w:t>Use this supported practice once, in the browser or on paper. Keep the reserved independent assessment for a separate first attempt before teacher feedback.</w:t>
+      </w:r>
+    </w:p>
+    <w:p>
+      <w:r>
+        <w:t>Separate procedure, finding and limit. A fictional report tests two frozen classifiers on five labelled leaf photos from one camera.</w:t>
+      </w:r>
+    </w:p>
+    <w:p>
+      <w:pPr>
+        <w:pStyle w:val="Heading3"/>
+      </w:pPr>
+      <w:r>
+        <w:t>Practice 1: explain the deciding evidence</w:t>
+      </w:r>
+    </w:p>
+    <w:p>
+      <w:r>
+        <w:t>Which labelled step matches this detail? The set supplies no outdoor-camera performance evidence.</w:t>
+      </w:r>
+    </w:p>
+    <w:p>
+      <w:r>
+        <w:t>1. State the result</w:t>
+      </w:r>
+    </w:p>
+    <w:p>
+      <w:r>
+        <w:t>2. State the limit</w:t>
+      </w:r>
+    </w:p>
+    <w:p>
+      <w:r>
+        <w:t>3. Identify the method</w:t>
+      </w:r>
+    </w:p>
+    <w:p>
+      <w:pPr>
+        <w:pStyle w:val="Heading3"/>
+      </w:pPr>
+      <w:r>
+        <w:t>My selected conclusion, deciding fact and explanation</w:t>
+      </w:r>
+    </w:p>
+    <w:p>
+      <w:r>
+        <w:t>________________________________________________________________</w:t>
+      </w:r>
+    </w:p>
+    <w:p>
+      <w:r>
+        <w:t>________________________________________________________________</w:t>
+      </w:r>
+    </w:p>
+    <w:p>
+      <w:r>
+        <w:t>________________________________________________________________</w:t>
+      </w:r>
+    </w:p>
+    <w:p>
+      <w:r>
+        <w:t>________________________________________________________________</w:t>
+      </w:r>
+    </w:p>
+    <w:p>
+      <w:r>
+        <w:t>________________________________________________________________</w:t>
+      </w:r>
+    </w:p>
+    <w:p>
+      <w:r>
+        <w:t>Hint if needed: Read the steps in the pictorial case. Match the supplied detail to the stage that performs or records it.</w:t>
+      </w:r>
+    </w:p>
+    <w:p>
+      <w:r>
+        <w:t>After your attempt, compare with the supported explanation: State the limit The set supplies no outdoor-camera performance evidence. Methods tell how evidence was produced; results state observations; limitations describe what those observations cannot settle. Keeping them distinct prevents a result from becoming an oversized claim.</w:t>
+      </w:r>
+    </w:p>
+    <w:p>
+      <w:pPr>
+        <w:pStyle w:val="Heading3"/>
+      </w:pPr>
+      <w:r>
+        <w:t>Practice 2: explain the deciding evidence</w:t>
+      </w:r>
+    </w:p>
+    <w:p>
+      <w:r>
+        <w:t>Changed-case practice: The conclusion says B is best for outdoor farming. Which conclusion is supported by the supplied facts?</w:t>
+      </w:r>
+    </w:p>
+    <w:p>
+      <w:r>
+        <w:t>1. Reject that extension without outdoor evidence.</w:t>
+      </w:r>
+    </w:p>
+    <w:p>
+      <w:r>
+        <w:t>2. This one example guarantees correct results for every future input.</w:t>
+      </w:r>
+    </w:p>
+    <w:p>
+      <w:r>
+        <w:t>3. We can decide the result without examining the changed input or the procedure.</w:t>
+      </w:r>
+    </w:p>
+    <w:p>
+      <w:pPr>
+        <w:pStyle w:val="Heading3"/>
+      </w:pPr>
+      <w:r>
+        <w:t>My selected conclusion, deciding fact and explanation</w:t>
+      </w:r>
+    </w:p>
+    <w:p>
+      <w:r>
+        <w:t>________________________________________________________________</w:t>
+      </w:r>
+    </w:p>
+    <w:p>
+      <w:r>
+        <w:t>________________________________________________________________</w:t>
+      </w:r>
+    </w:p>
+    <w:p>
+      <w:r>
+        <w:t>________________________________________________________________</w:t>
+      </w:r>
+    </w:p>
+    <w:p>
+      <w:r>
+        <w:t>________________________________________________________________</w:t>
+      </w:r>
+    </w:p>
+    <w:p>
+      <w:r>
+        <w:t>________________________________________________________________</w:t>
+      </w:r>
+    </w:p>
+    <w:p>
+      <w:r>
+        <w:t>Hint if needed: Use the changed condition and the deciding step in the pictorial trace. The answer must say what follows from those facts.</w:t>
+      </w:r>
+    </w:p>
+    <w:p>
+      <w:r>
+        <w:t>After your attempt, compare with the supported explanation: Reject that extension without outdoor evidence. The reported conditions do not include the proposed use population.</w:t>
+      </w:r>
+    </w:p>
+    <w:p>
+      <w:pPr>
+        <w:pStyle w:val="Heading3"/>
+      </w:pPr>
+      <w:r>
+        <w:t>Repair a missing building block</w:t>
+      </w:r>
+    </w:p>
+    <w:p>
+      <w:r>
+        <w:t>Review Finding primary research (ai-7/3). Goal: Explain the mechanism and terminology of finding primary research. Short practice: Separate what the blog claims from what the original report records. Which methods and denominator must be inspected, and what status is honest if the original report is unavailable?. Return to this week and explain what you changed.</w:t>
+      </w:r>
+    </w:p>
+    <w:p>
+      <w:r>
+        <w:t>Review A question that evidence can answer (ai-7/1). Goal: Explain the mechanism and terminology of a question that evidence can answer. Short practice: Which proposed diagram question has a measurable outcome? Name its versions, six-case denominator and fixed scoring, then explain why giving only B easier tasks spoils the comparison.. Return to this week and explain what you changed.</w:t>
+      </w:r>
+    </w:p>
+    <w:p>
+      <w:pPr>
+        <w:pStyle w:val="Heading3"/>
+      </w:pPr>
+      <w:r>
+        <w:t>Keep your completed work</w:t>
+      </w:r>
+    </w:p>
+    <w:p>
+      <w:r>
+        <w:t>Use Download completed work in the hosted lesson to export your answers, reflections, practice feedback and code-run evidence. Open the HTML copy to read or print it. Drafts stay in this browser when storage is available; clear drafts on a shared device.</w:t>
+      </w:r>
+    </w:p>
     <w:sectPr>
       <w:pgSz w:w="12240" w:h="15840"/>
       <w:pgMar w:top="936" w:right="1008" w:bottom="936" w:left="1008" w:header="720" w:footer="720" w:gutter="0"/>

--- a/downloads/student/ai-7-week-04.docx
+++ b/downloads/student/ai-7-week-04.docx
@@ -42,6 +42,11 @@
       </w:r>
     </w:p>
     <w:p>
+      <w:r>
+        <w:t>Start with the target: Explain the mechanism and terminology of methods results and limitations. Try the recall before opening notes.</w:t>
+      </w:r>
+    </w:p>
+    <w:p>
       <w:pPr>
         <w:pStyle w:val="Heading3"/>
       </w:pPr>
@@ -50,18 +55,108 @@
       </w:r>
     </w:p>
     <w:p>
-      <w:r>
-        <w:t>I can explain the mechanism and terminology of methods results and limitations.</w:t>
-      </w:r>
-    </w:p>
-    <w:p>
-      <w:r>
-        <w:t>I can apply the stated procedure to a new case with a traceable result.</w:t>
-      </w:r>
-    </w:p>
-    <w:p>
-      <w:r>
-        <w:t>I can identify an assumption or limitation and design a revealing follow-up.</w:t>
+      <w:pPr>
+        <w:spacing w:line="336" w:lineRule="auto" w:after="180"/>
+      </w:pPr>
+      <w:r>
+        <w:rPr>
+          <w:b w:val="0"/>
+        </w:rPr>
+        <w:t xml:space="preserve">I can explain the </w:t>
+      </w:r>
+      <w:r>
+        <w:rPr>
+          <w:b/>
+        </w:rPr>
+        <w:t>mechanism</w:t>
+      </w:r>
+      <w:r>
+        <w:rPr>
+          <w:b w:val="0"/>
+        </w:rPr>
+        <w:t xml:space="preserve"> and terminology of </w:t>
+      </w:r>
+      <w:r>
+        <w:rPr>
+          <w:b/>
+        </w:rPr>
+        <w:t>method</w:t>
+      </w:r>
+      <w:r>
+        <w:rPr>
+          <w:b w:val="0"/>
+        </w:rPr>
+        <w:t xml:space="preserve">s </w:t>
+      </w:r>
+      <w:r>
+        <w:rPr>
+          <w:b/>
+        </w:rPr>
+        <w:t>result</w:t>
+      </w:r>
+      <w:r>
+        <w:rPr>
+          <w:b w:val="0"/>
+        </w:rPr>
+        <w:t xml:space="preserve">s and </w:t>
+      </w:r>
+      <w:r>
+        <w:rPr>
+          <w:b/>
+        </w:rPr>
+        <w:t>limitation</w:t>
+      </w:r>
+      <w:r>
+        <w:rPr>
+          <w:b w:val="0"/>
+        </w:rPr>
+        <w:t>s.</w:t>
+      </w:r>
+    </w:p>
+    <w:p>
+      <w:pPr>
+        <w:spacing w:line="336" w:lineRule="auto" w:after="180"/>
+      </w:pPr>
+      <w:r>
+        <w:rPr>
+          <w:b w:val="0"/>
+        </w:rPr>
+        <w:t xml:space="preserve">I can apply the stated procedure to a new case with a traceable </w:t>
+      </w:r>
+      <w:r>
+        <w:rPr>
+          <w:b/>
+        </w:rPr>
+        <w:t>result</w:t>
+      </w:r>
+      <w:r>
+        <w:rPr>
+          <w:b w:val="0"/>
+        </w:rPr>
+        <w:t>.</w:t>
+      </w:r>
+    </w:p>
+    <w:p>
+      <w:pPr>
+        <w:spacing w:line="336" w:lineRule="auto" w:after="180"/>
+      </w:pPr>
+      <w:r>
+        <w:rPr>
+          <w:b w:val="0"/>
+        </w:rPr>
+        <w:t xml:space="preserve">I can identify an assumption or </w:t>
+      </w:r>
+      <w:r>
+        <w:rPr>
+          <w:b/>
+        </w:rPr>
+        <w:t>limitation</w:t>
+      </w:r>
+      <w:r>
+        <w:rPr>
+          <w:b w:val="0"/>
+        </w:rPr>
+        <w:t xml:space="preserve"> and design a revealing follow-up.</w:t>
       </w:r>
     </w:p>
     <w:p>
@@ -73,43 +168,181 @@
       </w:r>
     </w:p>
     <w:p>
-      <w:r>
+      <w:pPr>
+        <w:spacing w:line="336" w:lineRule="auto" w:after="180"/>
+      </w:pPr>
+      <w:r>
+        <w:rPr>
+          <w:b w:val="0"/>
+        </w:rPr>
         <w:t>Close your notes first. A rough first answer helps us choose the right starting point; it is not a score for your ability.</w:t>
       </w:r>
     </w:p>
     <w:p>
-      <w:r>
+      <w:pPr>
+        <w:spacing w:line="336" w:lineRule="auto" w:after="180"/>
+      </w:pPr>
+      <w:r>
+        <w:rPr>
+          <w:b w:val="0"/>
+        </w:rPr>
         <w:t>Without opening the old lesson, explain one key idea from Finding primary research. Give an example and a mistake that the idea helps you avoid.</w:t>
       </w:r>
     </w:p>
     <w:p>
-      <w:r>
-        <w:t>Without opening the old lesson, explain one key idea from A question that evidence can answer. Give an example and a mistake that the idea helps you avoid.</w:t>
-      </w:r>
-    </w:p>
-    <w:p>
-      <w:r>
-        <w:t>After trying, check the relevant lesson or ask your teacher. Change the part of your explanation that the evidence shows was wrong.</w:t>
-      </w:r>
-    </w:p>
-    <w:p>
-      <w:r>
+      <w:pPr>
+        <w:spacing w:line="336" w:lineRule="auto" w:after="180"/>
+      </w:pPr>
+      <w:r>
+        <w:rPr>
+          <w:b w:val="0"/>
+        </w:rPr>
+        <w:t xml:space="preserve">Without opening the old lesson, explain one key idea from A question that </w:t>
+      </w:r>
+      <w:r>
+        <w:rPr>
+          <w:b/>
+        </w:rPr>
+        <w:t>evidence</w:t>
+      </w:r>
+      <w:r>
+        <w:rPr>
+          <w:b w:val="0"/>
+        </w:rPr>
+        <w:t xml:space="preserve"> can answer. Give an example and a mistake that the idea helps you avoid.</w:t>
+      </w:r>
+    </w:p>
+    <w:p>
+      <w:pPr>
+        <w:spacing w:line="336" w:lineRule="auto" w:after="180"/>
+      </w:pPr>
+      <w:r>
+        <w:rPr>
+          <w:b w:val="0"/>
+        </w:rPr>
+        <w:t xml:space="preserve">After trying, check the relevant lesson or ask your teacher. Change the part of your explanation that the </w:t>
+      </w:r>
+      <w:r>
+        <w:rPr>
+          <w:b/>
+        </w:rPr>
+        <w:t>evidence</w:t>
+      </w:r>
+      <w:r>
+        <w:rPr>
+          <w:b w:val="0"/>
+        </w:rPr>
+        <w:t xml:space="preserve"> shows was wrong.</w:t>
+      </w:r>
+    </w:p>
+    <w:p>
+      <w:pPr>
+        <w:spacing w:line="336" w:lineRule="auto" w:after="180"/>
+      </w:pPr>
+      <w:r>
+        <w:rPr>
+          <w:b w:val="0"/>
+        </w:rPr>
         <w:t>This week you will practise:</w:t>
       </w:r>
     </w:p>
     <w:p>
-      <w:r>
-        <w:t>Explain the mechanism and terminology of methods results and limitations</w:t>
-      </w:r>
-    </w:p>
-    <w:p>
-      <w:r>
-        <w:t>Apply the stated procedure to a new case with a traceable result</w:t>
-      </w:r>
-    </w:p>
-    <w:p>
-      <w:r>
-        <w:t>Identify an assumption or limitation and design a revealing follow-up</w:t>
+      <w:pPr>
+        <w:spacing w:line="336" w:lineRule="auto" w:after="180"/>
+      </w:pPr>
+      <w:r>
+        <w:rPr>
+          <w:b w:val="0"/>
+        </w:rPr>
+        <w:t xml:space="preserve">Explain the </w:t>
+      </w:r>
+      <w:r>
+        <w:rPr>
+          <w:b/>
+        </w:rPr>
+        <w:t>mechanism</w:t>
+      </w:r>
+      <w:r>
+        <w:rPr>
+          <w:b w:val="0"/>
+        </w:rPr>
+        <w:t xml:space="preserve"> and terminology of </w:t>
+      </w:r>
+      <w:r>
+        <w:rPr>
+          <w:b/>
+        </w:rPr>
+        <w:t>method</w:t>
+      </w:r>
+      <w:r>
+        <w:rPr>
+          <w:b w:val="0"/>
+        </w:rPr>
+        <w:t xml:space="preserve">s </w:t>
+      </w:r>
+      <w:r>
+        <w:rPr>
+          <w:b/>
+        </w:rPr>
+        <w:t>result</w:t>
+      </w:r>
+      <w:r>
+        <w:rPr>
+          <w:b w:val="0"/>
+        </w:rPr>
+        <w:t xml:space="preserve">s and </w:t>
+      </w:r>
+      <w:r>
+        <w:rPr>
+          <w:b/>
+        </w:rPr>
+        <w:t>limitation</w:t>
+      </w:r>
+      <w:r>
+        <w:rPr>
+          <w:b w:val="0"/>
+        </w:rPr>
+        <w:t>s</w:t>
+      </w:r>
+    </w:p>
+    <w:p>
+      <w:pPr>
+        <w:spacing w:line="336" w:lineRule="auto" w:after="180"/>
+      </w:pPr>
+      <w:r>
+        <w:rPr>
+          <w:b w:val="0"/>
+        </w:rPr>
+        <w:t xml:space="preserve">Apply the stated procedure to a new case with a traceable </w:t>
+      </w:r>
+      <w:r>
+        <w:rPr>
+          <w:b/>
+        </w:rPr>
+        <w:t>result</w:t>
+      </w:r>
+    </w:p>
+    <w:p>
+      <w:pPr>
+        <w:spacing w:line="336" w:lineRule="auto" w:after="180"/>
+      </w:pPr>
+      <w:r>
+        <w:rPr>
+          <w:b w:val="0"/>
+        </w:rPr>
+        <w:t xml:space="preserve">Identify an assumption or </w:t>
+      </w:r>
+      <w:r>
+        <w:rPr>
+          <w:b/>
+        </w:rPr>
+        <w:t>limitation</w:t>
+      </w:r>
+      <w:r>
+        <w:rPr>
+          <w:b w:val="0"/>
+        </w:rPr>
+        <w:t xml:space="preserve"> and design a revealing follow-up</w:t>
       </w:r>
     </w:p>
     <w:p>
@@ -121,8 +354,50 @@
       </w:r>
     </w:p>
     <w:p>
-      <w:r>
-        <w:t>Recall Finding primary research. Explain why a recorded result needs its input conditions and evidence source before it can support a claim.</w:t>
+      <w:pPr>
+        <w:spacing w:line="336" w:lineRule="auto" w:after="180"/>
+      </w:pPr>
+      <w:r>
+        <w:rPr>
+          <w:b w:val="0"/>
+        </w:rPr>
+        <w:t xml:space="preserve">Recall Finding primary research. Explain why a recorded </w:t>
+      </w:r>
+      <w:r>
+        <w:rPr>
+          <w:b/>
+        </w:rPr>
+        <w:t>result</w:t>
+      </w:r>
+      <w:r>
+        <w:rPr>
+          <w:b w:val="0"/>
+        </w:rPr>
+        <w:t xml:space="preserve"> needs its </w:t>
+      </w:r>
+      <w:r>
+        <w:rPr>
+          <w:b/>
+        </w:rPr>
+        <w:t>input</w:t>
+      </w:r>
+      <w:r>
+        <w:rPr>
+          <w:b w:val="0"/>
+        </w:rPr>
+        <w:t xml:space="preserve"> conditions and </w:t>
+      </w:r>
+      <w:r>
+        <w:rPr>
+          <w:b/>
+        </w:rPr>
+        <w:t>evidence</w:t>
+      </w:r>
+      <w:r>
+        <w:rPr>
+          <w:b w:val="0"/>
+        </w:rPr>
+        <w:t xml:space="preserve"> source before it can support a claim.</w:t>
       </w:r>
     </w:p>
     <w:p>
@@ -157,8 +432,50 @@
       </w:r>
     </w:p>
     <w:p>
-      <w:r>
-        <w:t>Explain methods results and limitations using the records and boundaries of this fictional investigation.</w:t>
+      <w:pPr>
+        <w:spacing w:line="336" w:lineRule="auto" w:after="180"/>
+      </w:pPr>
+      <w:r>
+        <w:rPr>
+          <w:b w:val="0"/>
+        </w:rPr>
+        <w:t xml:space="preserve">Explain </w:t>
+      </w:r>
+      <w:r>
+        <w:rPr>
+          <w:b/>
+        </w:rPr>
+        <w:t>method</w:t>
+      </w:r>
+      <w:r>
+        <w:rPr>
+          <w:b w:val="0"/>
+        </w:rPr>
+        <w:t xml:space="preserve">s </w:t>
+      </w:r>
+      <w:r>
+        <w:rPr>
+          <w:b/>
+        </w:rPr>
+        <w:t>result</w:t>
+      </w:r>
+      <w:r>
+        <w:rPr>
+          <w:b w:val="0"/>
+        </w:rPr>
+        <w:t xml:space="preserve">s and </w:t>
+      </w:r>
+      <w:r>
+        <w:rPr>
+          <w:b/>
+        </w:rPr>
+        <w:t>limitation</w:t>
+      </w:r>
+      <w:r>
+        <w:rPr>
+          <w:b w:val="0"/>
+        </w:rPr>
+        <w:t>s using the records and boundaries of this fictional investigation.</w:t>
       </w:r>
     </w:p>
     <w:p>
@@ -171,12 +488,82 @@
     </w:p>
     <w:p>
       <w:r>
-        <w:t>Methods state what was done; results state observed outcomes; limitations state restrictions on interpretation. Mixing them hides missing evidence.</w:t>
-      </w:r>
-    </w:p>
-    <w:p>
-      <w:r>
-        <w:t>Begin by writing the question the procedure is intended to answer. Identify the information already supplied, the information it will produce and the information still missing. These are constructed classroom examples; they do not require live accounts, private records or an external service. Do not treat a plausible explanation as a measured outcome.</w:t>
+        <w:t>Investigate the supplied Methods results and limitations case. Separate observations, given facts and assumptions before choosing an explanation.</w:t>
+      </w:r>
+    </w:p>
+    <w:p>
+      <w:pPr>
+        <w:spacing w:line="336" w:lineRule="auto" w:after="180"/>
+      </w:pPr>
+      <w:r>
+        <w:rPr>
+          <w:b/>
+        </w:rPr>
+        <w:t>Method</w:t>
+      </w:r>
+      <w:r>
+        <w:rPr>
+          <w:b w:val="0"/>
+        </w:rPr>
+        <w:t xml:space="preserve">s state what was done; </w:t>
+      </w:r>
+      <w:r>
+        <w:rPr>
+          <w:b/>
+        </w:rPr>
+        <w:t>result</w:t>
+      </w:r>
+      <w:r>
+        <w:rPr>
+          <w:b w:val="0"/>
+        </w:rPr>
+        <w:t xml:space="preserve">s state observed outcomes; </w:t>
+      </w:r>
+      <w:r>
+        <w:rPr>
+          <w:b/>
+        </w:rPr>
+        <w:t>limitation</w:t>
+      </w:r>
+      <w:r>
+        <w:rPr>
+          <w:b w:val="0"/>
+        </w:rPr>
+        <w:t xml:space="preserve">s state restrictions on interpretation. Mixing them hides missing </w:t>
+      </w:r>
+      <w:r>
+        <w:rPr>
+          <w:b/>
+        </w:rPr>
+        <w:t>evidence</w:t>
+      </w:r>
+      <w:r>
+        <w:rPr>
+          <w:b w:val="0"/>
+        </w:rPr>
+        <w:t>.</w:t>
+      </w:r>
+    </w:p>
+    <w:p>
+      <w:pPr>
+        <w:spacing w:line="336" w:lineRule="auto" w:after="180"/>
+      </w:pPr>
+      <w:r>
+        <w:rPr>
+          <w:b w:val="0"/>
+        </w:rPr>
+        <w:t>Begin by writing the question the procedure is intended to answer. Identify the information already supplied, the information it will produce and the information still missing.</w:t>
+      </w:r>
+    </w:p>
+    <w:p>
+      <w:pPr>
+        <w:spacing w:line="336" w:lineRule="auto" w:after="180"/>
+      </w:pPr>
+      <w:r>
+        <w:rPr>
+          <w:b w:val="0"/>
+        </w:rPr>
+        <w:t>These are constructed classroom examples; they do not require live accounts, private records or an external service. Do not treat a plausible explanation as a measured outcome.</w:t>
       </w:r>
     </w:p>
     <w:p>
@@ -212,7 +599,54 @@
     </w:p>
     <w:p>
       <w:r>
-        <w:t>Classify each statement by role and link results to the procedure and denominator. A proposed mechanism is an explanation to test, not an extra observation.</w:t>
+        <w:t>Follow the mechanism for Methods results and limitations. Connect each labelled input, deciding step and result.</w:t>
+      </w:r>
+    </w:p>
+    <w:p>
+      <w:pPr>
+        <w:spacing w:line="336" w:lineRule="auto" w:after="180"/>
+      </w:pPr>
+      <w:r>
+        <w:rPr>
+          <w:b w:val="0"/>
+        </w:rPr>
+        <w:t xml:space="preserve">Classify each statement by role and link </w:t>
+      </w:r>
+      <w:r>
+        <w:rPr>
+          <w:b/>
+        </w:rPr>
+        <w:t>result</w:t>
+      </w:r>
+      <w:r>
+        <w:rPr>
+          <w:b w:val="0"/>
+        </w:rPr>
+        <w:t xml:space="preserve">s to the procedure and denominator. A proposed </w:t>
+      </w:r>
+      <w:r>
+        <w:rPr>
+          <w:b/>
+        </w:rPr>
+        <w:t>mechanism</w:t>
+      </w:r>
+      <w:r>
+        <w:rPr>
+          <w:b w:val="0"/>
+        </w:rPr>
+        <w:t xml:space="preserve"> is an explanation to test, not an extra </w:t>
+      </w:r>
+      <w:r>
+        <w:rPr>
+          <w:b/>
+        </w:rPr>
+        <w:t>observation</w:t>
+      </w:r>
+      <w:r>
+        <w:rPr>
+          <w:b w:val="0"/>
+        </w:rPr>
+        <w:t>.</w:t>
       </w:r>
     </w:p>
     <w:p>
@@ -308,8 +742,49 @@
       </w:r>
     </w:p>
     <w:p>
-      <w:r>
-        <w:t>Before applying the procedure, write its units, denominator or decision boundary where relevant. A partner should be able to repeat each step using the same inputs. If a required input is absent or violates the stated contract, record that condition explicitly instead of quietly replacing it with a convenient value.</w:t>
+      <w:pPr>
+        <w:spacing w:line="336" w:lineRule="auto" w:after="180"/>
+      </w:pPr>
+      <w:r>
+        <w:rPr>
+          <w:b w:val="0"/>
+        </w:rPr>
+        <w:t xml:space="preserve">Before applying the procedure, write its units, denominator or decision boundary where relevant. A partner should be able to repeat each step using the same </w:t>
+      </w:r>
+      <w:r>
+        <w:rPr>
+          <w:b/>
+        </w:rPr>
+        <w:t>input</w:t>
+      </w:r>
+      <w:r>
+        <w:rPr>
+          <w:b w:val="0"/>
+        </w:rPr>
+        <w:t>s.</w:t>
+      </w:r>
+    </w:p>
+    <w:p>
+      <w:pPr>
+        <w:spacing w:line="336" w:lineRule="auto" w:after="180"/>
+      </w:pPr>
+      <w:r>
+        <w:rPr>
+          <w:b w:val="0"/>
+        </w:rPr>
+        <w:t xml:space="preserve">If a required </w:t>
+      </w:r>
+      <w:r>
+        <w:rPr>
+          <w:b/>
+        </w:rPr>
+        <w:t>input</w:t>
+      </w:r>
+      <w:r>
+        <w:rPr>
+          <w:b w:val="0"/>
+        </w:rPr>
+        <w:t xml:space="preserve"> is absent or violates the stated contract, record that condition explicitly instead of quietly replacing it with a convenient value.</w:t>
       </w:r>
     </w:p>
     <w:p>
@@ -321,8 +796,38 @@
       </w:r>
     </w:p>
     <w:p>
-      <w:r>
-        <w:t>Point to the input, the deciding step and the result in this week’s visual. Explain the same step in ordinary words. A picture helps when you can say what each part represents.</w:t>
+      <w:pPr>
+        <w:spacing w:line="336" w:lineRule="auto" w:after="180"/>
+      </w:pPr>
+      <w:r>
+        <w:rPr>
+          <w:b w:val="0"/>
+        </w:rPr>
+        <w:t xml:space="preserve">Point to the </w:t>
+      </w:r>
+      <w:r>
+        <w:rPr>
+          <w:b/>
+        </w:rPr>
+        <w:t>input</w:t>
+      </w:r>
+      <w:r>
+        <w:rPr>
+          <w:b w:val="0"/>
+        </w:rPr>
+        <w:t xml:space="preserve">, the deciding step and the </w:t>
+      </w:r>
+      <w:r>
+        <w:rPr>
+          <w:b/>
+        </w:rPr>
+        <w:t>result</w:t>
+      </w:r>
+      <w:r>
+        <w:rPr>
+          <w:b w:val="0"/>
+        </w:rPr>
+        <w:t xml:space="preserve"> in this week’s visual. Explain the same step in ordinary words. A picture helps when you can say what each part represents.</w:t>
       </w:r>
     </w:p>
     <w:p>
@@ -334,6 +839,11 @@
       </w:r>
     </w:p>
     <w:p>
+      <w:r>
+        <w:t>Compare the supplied cases for Methods results and limitations. Identify the detail that changes the conclusion.</w:t>
+      </w:r>
+    </w:p>
+    <w:p>
       <w:pPr>
         <w:pStyle w:val="Heading3"/>
       </w:pPr>
@@ -342,7 +852,13 @@
       </w:r>
     </w:p>
     <w:p>
-      <w:r>
+      <w:pPr>
+        <w:spacing w:line="336" w:lineRule="auto" w:after="180"/>
+      </w:pPr>
+      <w:r>
+        <w:rPr>
+          <w:b w:val="0"/>
+        </w:rPr>
         <w:t>Statements:used20 fictional queries; 16 passed; real student use was not studied. Show the intermediate steps and give the conclusion with its scope.</w:t>
       </w:r>
     </w:p>
@@ -388,17 +904,80 @@
       </w:r>
     </w:p>
     <w:p>
-      <w:r>
+      <w:pPr>
+        <w:pStyle w:val="Heading3"/>
+      </w:pPr>
+      <w:r>
+        <w:t>Change one thing</w:t>
+      </w:r>
+    </w:p>
+    <w:p>
+      <w:pPr>
+        <w:spacing w:line="336" w:lineRule="auto" w:after="180"/>
+        <w:shd w:fill="F5F1FB"/>
+      </w:pPr>
+      <w:r>
+        <w:rPr>
+          <w:b w:val="0"/>
+        </w:rPr>
         <w:t>Change: The conclusion says B is best for outdoor farming.</w:t>
       </w:r>
     </w:p>
     <w:p>
-      <w:r>
-        <w:t>Prediction: Reject that extension without outdoor evidence.</w:t>
-      </w:r>
-    </w:p>
-    <w:p>
-      <w:r>
+      <w:pPr>
+        <w:pStyle w:val="Heading3"/>
+      </w:pPr>
+      <w:r>
+        <w:t>Predicted result</w:t>
+      </w:r>
+    </w:p>
+    <w:p>
+      <w:pPr>
+        <w:spacing w:line="336" w:lineRule="auto" w:after="180"/>
+        <w:shd w:fill="F1F6FC"/>
+      </w:pPr>
+      <w:r>
+        <w:rPr>
+          <w:b/>
+        </w:rPr>
+        <w:t>Prediction</w:t>
+      </w:r>
+      <w:r>
+        <w:rPr>
+          <w:b w:val="0"/>
+        </w:rPr>
+        <w:t xml:space="preserve">: Reject that extension without outdoor </w:t>
+      </w:r>
+      <w:r>
+        <w:rPr>
+          <w:b/>
+        </w:rPr>
+        <w:t>evidence</w:t>
+      </w:r>
+      <w:r>
+        <w:rPr>
+          <w:b w:val="0"/>
+        </w:rPr>
+        <w:t>.</w:t>
+      </w:r>
+    </w:p>
+    <w:p>
+      <w:pPr>
+        <w:pStyle w:val="Heading3"/>
+      </w:pPr>
+      <w:r>
+        <w:t>Why the result follows</w:t>
+      </w:r>
+    </w:p>
+    <w:p>
+      <w:pPr>
+        <w:spacing w:line="336" w:lineRule="auto" w:after="180"/>
+        <w:shd w:fill="F1F6FC"/>
+      </w:pPr>
+      <w:r>
+        <w:rPr>
+          <w:b w:val="0"/>
+        </w:rPr>
         <w:t>Reason: The reported conditions do not include the proposed use population.</w:t>
       </w:r>
     </w:p>
@@ -408,6 +987,11 @@
       </w:pPr>
       <w:r>
         <w:t>05. Words that unlock the idea</w:t>
+      </w:r>
+    </w:p>
+    <w:p>
+      <w:r>
+        <w:t>Use the vocabulary of Methods results and limitations to explain a concrete decision, rather than only memorising definitions.</w:t>
       </w:r>
     </w:p>
     <w:tbl>
@@ -545,17 +1129,89 @@
     </w:p>
     <w:p>
       <w:r>
+        <w:t>Follow the worked trace for Methods results and limitations, predict a step, then compare with its explanation.</w:t>
+      </w:r>
+    </w:p>
+    <w:p>
+      <w:pPr>
+        <w:spacing w:line="336" w:lineRule="auto" w:after="180"/>
+      </w:pPr>
+      <w:r>
+        <w:rPr>
+          <w:b w:val="0"/>
+        </w:rPr>
         <w:t>Statements:used20 fictional queries; 16 passed; real student use was not studied.</w:t>
       </w:r>
     </w:p>
     <w:p>
-      <w:r>
-        <w:t>First is method/scope; second result16/20=80%; third limitation. No classroom effectiveness result is supplied.</w:t>
-      </w:r>
-    </w:p>
-    <w:p>
-      <w:r>
-        <w:t>Compare the intermediate evidence with the final statement. Explain why each number or decision follows from the stated inputs. The conclusion belongs to this scenario and procedure; changing the inputs, evaluation population or authority can change what it establishes. Retain the raw record so a later revision can be compared honestly.</w:t>
+      <w:pPr>
+        <w:spacing w:line="336" w:lineRule="auto" w:after="180"/>
+      </w:pPr>
+      <w:r>
+        <w:rPr>
+          <w:b w:val="0"/>
+        </w:rPr>
+        <w:t xml:space="preserve">First is </w:t>
+      </w:r>
+      <w:r>
+        <w:rPr>
+          <w:b/>
+        </w:rPr>
+        <w:t>method</w:t>
+      </w:r>
+      <w:r>
+        <w:rPr>
+          <w:b w:val="0"/>
+        </w:rPr>
+        <w:t xml:space="preserve">/scope; second </w:t>
+      </w:r>
+      <w:r>
+        <w:rPr>
+          <w:b/>
+        </w:rPr>
+        <w:t>result</w:t>
+      </w:r>
+      <w:r>
+        <w:rPr>
+          <w:b w:val="0"/>
+        </w:rPr>
+        <w:t>16/20=</w:t>
+      </w:r>
+      <w:r>
+        <w:rPr>
+          <w:b/>
+        </w:rPr>
+        <w:t>80%</w:t>
+      </w:r>
+      <w:r>
+        <w:rPr>
+          <w:b w:val="0"/>
+        </w:rPr>
+        <w:t xml:space="preserve">; third </w:t>
+      </w:r>
+      <w:r>
+        <w:rPr>
+          <w:b/>
+        </w:rPr>
+        <w:t>limitation</w:t>
+      </w:r>
+      <w:r>
+        <w:rPr>
+          <w:b w:val="0"/>
+        </w:rPr>
+        <w:t xml:space="preserve">. No classroom effectiveness </w:t>
+      </w:r>
+      <w:r>
+        <w:rPr>
+          <w:b/>
+        </w:rPr>
+        <w:t>result</w:t>
+      </w:r>
+      <w:r>
+        <w:rPr>
+          <w:b w:val="0"/>
+        </w:rPr>
+        <w:t xml:space="preserve"> is supplied.</w:t>
       </w:r>
     </w:p>
     <w:p>
@@ -563,12 +1219,110 @@
         <w:pStyle w:val="Heading3"/>
       </w:pPr>
       <w:r>
+        <w:t>Worked explanation · Methods results and limitations</w:t>
+      </w:r>
+    </w:p>
+    <w:p>
+      <w:pPr>
+        <w:spacing w:line="336" w:lineRule="auto" w:after="180"/>
+        <w:shd w:fill="F1F6FC"/>
+      </w:pPr>
+      <w:r>
+        <w:rPr>
+          <w:b w:val="0"/>
+        </w:rPr>
+        <w:t xml:space="preserve">Compare the intermediate </w:t>
+      </w:r>
+      <w:r>
+        <w:rPr>
+          <w:b/>
+        </w:rPr>
+        <w:t>evidence</w:t>
+      </w:r>
+      <w:r>
+        <w:rPr>
+          <w:b w:val="0"/>
+        </w:rPr>
+        <w:t xml:space="preserve"> with the final statement. Explain why each number or decision follows from the stated </w:t>
+      </w:r>
+      <w:r>
+        <w:rPr>
+          <w:b/>
+        </w:rPr>
+        <w:t>input</w:t>
+      </w:r>
+      <w:r>
+        <w:rPr>
+          <w:b w:val="0"/>
+        </w:rPr>
+        <w:t>s.</w:t>
+      </w:r>
+    </w:p>
+    <w:p>
+      <w:pPr>
+        <w:spacing w:line="336" w:lineRule="auto" w:after="180"/>
+        <w:shd w:fill="F1F6FC"/>
+      </w:pPr>
+      <w:r>
+        <w:rPr>
+          <w:b w:val="0"/>
+        </w:rPr>
+        <w:t xml:space="preserve">The conclusion belongs to this scenario and procedure; changing the </w:t>
+      </w:r>
+      <w:r>
+        <w:rPr>
+          <w:b/>
+        </w:rPr>
+        <w:t>input</w:t>
+      </w:r>
+      <w:r>
+        <w:rPr>
+          <w:b w:val="0"/>
+        </w:rPr>
+        <w:t>s, evaluation population or authority can change what it establishes. Retain the raw record so a later revision can be compared honestly.</w:t>
+      </w:r>
+    </w:p>
+    <w:p>
+      <w:pPr>
+        <w:pStyle w:val="Heading3"/>
+      </w:pPr>
+      <w:r>
         <w:t>Learn from the worked case</w:t>
       </w:r>
     </w:p>
     <w:p>
-      <w:r>
-        <w:t>Cover the result before checking it. Say what is given, choose the procedure, and follow one step at a time. Then uncover the result and explain your first mismatch. Ask why a step is allowed, not only what number it produces.</w:t>
+      <w:pPr>
+        <w:spacing w:line="336" w:lineRule="auto" w:after="180"/>
+      </w:pPr>
+      <w:r>
+        <w:rPr>
+          <w:b w:val="0"/>
+        </w:rPr>
+        <w:t xml:space="preserve">Cover the </w:t>
+      </w:r>
+      <w:r>
+        <w:rPr>
+          <w:b/>
+        </w:rPr>
+        <w:t>result</w:t>
+      </w:r>
+      <w:r>
+        <w:rPr>
+          <w:b w:val="0"/>
+        </w:rPr>
+        <w:t xml:space="preserve"> before checking it. Say what is given, choose the procedure, and follow one step at a time. Then uncover the </w:t>
+      </w:r>
+      <w:r>
+        <w:rPr>
+          <w:b/>
+        </w:rPr>
+        <w:t>result</w:t>
+      </w:r>
+      <w:r>
+        <w:rPr>
+          <w:b w:val="0"/>
+        </w:rPr>
+        <w:t xml:space="preserve"> and explain your first mismatch. Ask why a step is allowed, not only what number it produces.</w:t>
       </w:r>
     </w:p>
     <w:p>
@@ -580,7 +1334,13 @@
       </w:r>
     </w:p>
     <w:p>
-      <w:r>
+      <w:pPr>
+        <w:spacing w:line="336" w:lineRule="auto" w:after="180"/>
+      </w:pPr>
+      <w:r>
+        <w:rPr>
+          <w:b w:val="0"/>
+        </w:rPr>
         <w:t>Separate procedure, finding and limit. A fictional report tests two frozen classifiers on five labelled leaf photos from one camera.</w:t>
       </w:r>
     </w:p>
@@ -593,7 +1353,22 @@
       </w:r>
     </w:p>
     <w:p>
-      <w:r>
+      <w:pPr>
+        <w:pStyle w:val="Heading3"/>
+      </w:pPr>
+      <w:r>
+        <w:t>Supplied facts</w:t>
+      </w:r>
+    </w:p>
+    <w:p>
+      <w:pPr>
+        <w:spacing w:line="336" w:lineRule="auto" w:after="180"/>
+        <w:shd w:fill="F1F6FC"/>
+      </w:pPr>
+      <w:r>
+        <w:rPr>
+          <w:b w:val="0"/>
+        </w:rPr>
         <w:t>A is correct on 3/5; B on 4/5. No outdoor photos appear in the set.</w:t>
       </w:r>
     </w:p>
@@ -793,31 +1568,229 @@
       </w:r>
     </w:p>
     <w:p>
-      <w:r>
-        <w:t>Methods tell how evidence was produced; results state observations; limitations describe what those observations cannot settle. Keeping them distinct prevents a result from becoming an oversized claim.</w:t>
-      </w:r>
-    </w:p>
-    <w:p>
       <w:pPr>
         <w:pStyle w:val="Heading3"/>
       </w:pPr>
       <w:r>
+        <w:t>Why the result follows</w:t>
+      </w:r>
+    </w:p>
+    <w:p>
+      <w:pPr>
+        <w:spacing w:line="336" w:lineRule="auto" w:after="180"/>
+        <w:shd w:fill="F1F6FC"/>
+      </w:pPr>
+      <w:r>
+        <w:rPr>
+          <w:b/>
+        </w:rPr>
+        <w:t>Method</w:t>
+      </w:r>
+      <w:r>
+        <w:rPr>
+          <w:b w:val="0"/>
+        </w:rPr>
+        <w:t xml:space="preserve">s tell how </w:t>
+      </w:r>
+      <w:r>
+        <w:rPr>
+          <w:b/>
+        </w:rPr>
+        <w:t>evidence</w:t>
+      </w:r>
+      <w:r>
+        <w:rPr>
+          <w:b w:val="0"/>
+        </w:rPr>
+        <w:t xml:space="preserve"> was produced; </w:t>
+      </w:r>
+      <w:r>
+        <w:rPr>
+          <w:b/>
+        </w:rPr>
+        <w:t>result</w:t>
+      </w:r>
+      <w:r>
+        <w:rPr>
+          <w:b w:val="0"/>
+        </w:rPr>
+        <w:t xml:space="preserve">s state </w:t>
+      </w:r>
+      <w:r>
+        <w:rPr>
+          <w:b/>
+        </w:rPr>
+        <w:t>observation</w:t>
+      </w:r>
+      <w:r>
+        <w:rPr>
+          <w:b w:val="0"/>
+        </w:rPr>
+        <w:t xml:space="preserve">s; </w:t>
+      </w:r>
+      <w:r>
+        <w:rPr>
+          <w:b/>
+        </w:rPr>
+        <w:t>limitation</w:t>
+      </w:r>
+      <w:r>
+        <w:rPr>
+          <w:b w:val="0"/>
+        </w:rPr>
+        <w:t xml:space="preserve">s describe what those </w:t>
+      </w:r>
+      <w:r>
+        <w:rPr>
+          <w:b/>
+        </w:rPr>
+        <w:t>observation</w:t>
+      </w:r>
+      <w:r>
+        <w:rPr>
+          <w:b w:val="0"/>
+        </w:rPr>
+        <w:t xml:space="preserve">s cannot settle. Keeping them distinct prevents a </w:t>
+      </w:r>
+      <w:r>
+        <w:rPr>
+          <w:b/>
+        </w:rPr>
+        <w:t>result</w:t>
+      </w:r>
+      <w:r>
+        <w:rPr>
+          <w:b w:val="0"/>
+        </w:rPr>
+        <w:t xml:space="preserve"> from becoming an oversized claim.</w:t>
+      </w:r>
+    </w:p>
+    <w:p>
+      <w:pPr>
+        <w:pStyle w:val="Heading3"/>
+      </w:pPr>
+      <w:r>
         <w:t>What this example does not establish</w:t>
       </w:r>
     </w:p>
     <w:p>
-      <w:r>
-        <w:t>Five observations cannot establish a stable ranking or causal mechanism; source and sampling assumptions remain important.</w:t>
-      </w:r>
-    </w:p>
-    <w:p>
-      <w:r>
-        <w:t>Read the labelled picture: Place the five-photo procedure, 3/5 versus 4/5 finding and missing outdoor evidence in their proper categories. Why cannot the result establish that B is best for outdoor farming?</w:t>
-      </w:r>
-    </w:p>
-    <w:p>
-      <w:r>
-        <w:t>Change one thing: The conclusion says B is best for outdoor farming. Predict the result before checking the explanation. What remains the same?</w:t>
+      <w:pPr>
+        <w:pStyle w:val="Heading3"/>
+      </w:pPr>
+      <w:r>
+        <w:t>Keep the stated limit</w:t>
+      </w:r>
+    </w:p>
+    <w:p>
+      <w:pPr>
+        <w:spacing w:line="336" w:lineRule="auto" w:after="180"/>
+        <w:shd w:fill="FFF5E6"/>
+      </w:pPr>
+      <w:r>
+        <w:rPr>
+          <w:b w:val="0"/>
+        </w:rPr>
+        <w:t xml:space="preserve">Five </w:t>
+      </w:r>
+      <w:r>
+        <w:rPr>
+          <w:b/>
+        </w:rPr>
+        <w:t>observation</w:t>
+      </w:r>
+      <w:r>
+        <w:rPr>
+          <w:b w:val="0"/>
+        </w:rPr>
+        <w:t xml:space="preserve">s cannot establish a stable ranking or causal </w:t>
+      </w:r>
+      <w:r>
+        <w:rPr>
+          <w:b/>
+        </w:rPr>
+        <w:t>mechanism</w:t>
+      </w:r>
+      <w:r>
+        <w:rPr>
+          <w:b w:val="0"/>
+        </w:rPr>
+        <w:t>; source and sampling assumptions remain important.</w:t>
+      </w:r>
+    </w:p>
+    <w:p>
+      <w:pPr>
+        <w:pStyle w:val="Heading3"/>
+      </w:pPr>
+      <w:r>
+        <w:t>Keep the stated limit</w:t>
+      </w:r>
+    </w:p>
+    <w:p>
+      <w:pPr>
+        <w:spacing w:line="336" w:lineRule="auto" w:after="180"/>
+        <w:shd w:fill="FFF5E6"/>
+      </w:pPr>
+      <w:r>
+        <w:rPr>
+          <w:b w:val="0"/>
+        </w:rPr>
+        <w:t xml:space="preserve">Read the labelled picture: Place the five-photo procedure, 3/5 versus 4/5 finding and missing outdoor </w:t>
+      </w:r>
+      <w:r>
+        <w:rPr>
+          <w:b/>
+        </w:rPr>
+        <w:t>evidence</w:t>
+      </w:r>
+      <w:r>
+        <w:rPr>
+          <w:b w:val="0"/>
+        </w:rPr>
+        <w:t xml:space="preserve"> in their proper categories. Why cannot the </w:t>
+      </w:r>
+      <w:r>
+        <w:rPr>
+          <w:b/>
+        </w:rPr>
+        <w:t>result</w:t>
+      </w:r>
+      <w:r>
+        <w:rPr>
+          <w:b w:val="0"/>
+        </w:rPr>
+        <w:t xml:space="preserve"> establish that B is best for outdoor farming?</w:t>
+      </w:r>
+    </w:p>
+    <w:p>
+      <w:pPr>
+        <w:pStyle w:val="Heading3"/>
+      </w:pPr>
+      <w:r>
+        <w:t>Keep the stated limit</w:t>
+      </w:r>
+    </w:p>
+    <w:p>
+      <w:pPr>
+        <w:spacing w:line="336" w:lineRule="auto" w:after="180"/>
+        <w:shd w:fill="FFF5E6"/>
+      </w:pPr>
+      <w:r>
+        <w:rPr>
+          <w:b w:val="0"/>
+        </w:rPr>
+        <w:t xml:space="preserve">Change one thing: The conclusion says B is best for outdoor farming. Predict the </w:t>
+      </w:r>
+      <w:r>
+        <w:rPr>
+          <w:b/>
+        </w:rPr>
+        <w:t>result</w:t>
+      </w:r>
+      <w:r>
+        <w:rPr>
+          <w:b w:val="0"/>
+        </w:rPr>
+        <w:t xml:space="preserve"> before checking the explanation. What remains the same?</w:t>
       </w:r>
     </w:p>
     <w:p>
@@ -830,12 +1803,30 @@
     </w:p>
     <w:p>
       <w:r>
-        <w:t>A limitation should constrain a claim rather than be hidden in unrelated prose.</w:t>
-      </w:r>
-    </w:p>
-    <w:p>
-      <w:r>
-        <w:t>A useful check asks what would make the reasoning fail. Distinguish a failure to execute the declared procedure from a weakness in the procedure itself. The first may require a correction; the second requires an explicitly revised method and new evidence. Preserve unsuccessful cases so an improved result cannot hide the original problem.</w:t>
+        <w:t>Find the unsupported step in the Methods results and limitations claim and explain a repair using the supplied evidence.</w:t>
+      </w:r>
+    </w:p>
+    <w:p>
+      <w:pPr>
+        <w:spacing w:line="336" w:lineRule="auto" w:after="180"/>
+      </w:pPr>
+      <w:r>
+        <w:rPr>
+          <w:b w:val="0"/>
+        </w:rPr>
+        <w:t xml:space="preserve">A </w:t>
+      </w:r>
+      <w:r>
+        <w:rPr>
+          <w:b/>
+        </w:rPr>
+        <w:t>limitation</w:t>
+      </w:r>
+      <w:r>
+        <w:rPr>
+          <w:b w:val="0"/>
+        </w:rPr>
+        <w:t xml:space="preserve"> should constrain a claim rather than be hidden in unrelated prose.</w:t>
       </w:r>
     </w:p>
     <w:p>
@@ -843,6 +1834,74 @@
         <w:pStyle w:val="Heading3"/>
       </w:pPr>
       <w:r>
+        <w:t>Check the claim against the facts</w:t>
+      </w:r>
+    </w:p>
+    <w:p>
+      <w:pPr>
+        <w:spacing w:line="336" w:lineRule="auto" w:after="180"/>
+        <w:shd w:fill="FFF5E6"/>
+      </w:pPr>
+      <w:r>
+        <w:rPr>
+          <w:b w:val="0"/>
+        </w:rPr>
+        <w:t>A useful check asks what would make the reasoning fail. Distinguish a failure to execute the declared procedure from a weakness in the procedure itself.</w:t>
+      </w:r>
+    </w:p>
+    <w:p>
+      <w:pPr>
+        <w:spacing w:line="336" w:lineRule="auto" w:after="180"/>
+        <w:shd w:fill="FFF5E6"/>
+      </w:pPr>
+      <w:r>
+        <w:rPr>
+          <w:b w:val="0"/>
+        </w:rPr>
+        <w:t xml:space="preserve">The first may require a correction; the second requires an explicitly revised </w:t>
+      </w:r>
+      <w:r>
+        <w:rPr>
+          <w:b/>
+        </w:rPr>
+        <w:t>method</w:t>
+      </w:r>
+      <w:r>
+        <w:rPr>
+          <w:b w:val="0"/>
+        </w:rPr>
+        <w:t xml:space="preserve"> and new </w:t>
+      </w:r>
+      <w:r>
+        <w:rPr>
+          <w:b/>
+        </w:rPr>
+        <w:t>evidence</w:t>
+      </w:r>
+      <w:r>
+        <w:rPr>
+          <w:b w:val="0"/>
+        </w:rPr>
+        <w:t xml:space="preserve">. Preserve unsuccessful cases so an improved </w:t>
+      </w:r>
+      <w:r>
+        <w:rPr>
+          <w:b/>
+        </w:rPr>
+        <w:t>result</w:t>
+      </w:r>
+      <w:r>
+        <w:rPr>
+          <w:b w:val="0"/>
+        </w:rPr>
+        <w:t xml:space="preserve"> cannot hide the original problem.</w:t>
+      </w:r>
+    </w:p>
+    <w:p>
+      <w:pPr>
+        <w:pStyle w:val="Heading3"/>
+      </w:pPr>
+      <w:r>
         <w:t>Guided: restate the worked result, then name the assumption or limitation that prevents a broader conclusion.</w:t>
       </w:r>
     </w:p>
@@ -880,8 +1939,26 @@
       </w:r>
     </w:p>
     <w:p>
-      <w:r>
-        <w:t>A report omits this qualification: A limitation should constrain a claim rather than be hidden in unrelated prose. Explain how omitting it could change a reader's interpretation, and write an accurate replacement.</w:t>
+      <w:pPr>
+        <w:spacing w:line="336" w:lineRule="auto" w:after="180"/>
+      </w:pPr>
+      <w:r>
+        <w:rPr>
+          <w:b w:val="0"/>
+        </w:rPr>
+        <w:t xml:space="preserve">A report omits this qualification: A </w:t>
+      </w:r>
+      <w:r>
+        <w:rPr>
+          <w:b/>
+        </w:rPr>
+        <w:t>limitation</w:t>
+      </w:r>
+      <w:r>
+        <w:rPr>
+          <w:b w:val="0"/>
+        </w:rPr>
+        <w:t xml:space="preserve"> should constrain a claim rather than be hidden in unrelated prose. Explain how omitting it could change a reader's interpretation, and write an accurate replacement.</w:t>
       </w:r>
     </w:p>
     <w:p>
@@ -932,7 +2009,54 @@
     </w:p>
     <w:p>
       <w:r>
-        <w:t>Explain the weekly mechanism in your own words. Use the worked scenario to name its input, decision rule and output.</w:t>
+        <w:t>Practise Methods results and limitations with support, then explain the deciding step in your own words.</w:t>
+      </w:r>
+    </w:p>
+    <w:p>
+      <w:pPr>
+        <w:spacing w:line="336" w:lineRule="auto" w:after="180"/>
+      </w:pPr>
+      <w:r>
+        <w:rPr>
+          <w:b w:val="0"/>
+        </w:rPr>
+        <w:t xml:space="preserve">Explain the weekly </w:t>
+      </w:r>
+      <w:r>
+        <w:rPr>
+          <w:b/>
+        </w:rPr>
+        <w:t>mechanism</w:t>
+      </w:r>
+      <w:r>
+        <w:rPr>
+          <w:b w:val="0"/>
+        </w:rPr>
+        <w:t xml:space="preserve"> in your own words. Use the worked scenario to name its </w:t>
+      </w:r>
+      <w:r>
+        <w:rPr>
+          <w:b/>
+        </w:rPr>
+        <w:t>input</w:t>
+      </w:r>
+      <w:r>
+        <w:rPr>
+          <w:b w:val="0"/>
+        </w:rPr>
+        <w:t xml:space="preserve">, decision rule and </w:t>
+      </w:r>
+      <w:r>
+        <w:rPr>
+          <w:b/>
+        </w:rPr>
+        <w:t>output</w:t>
+      </w:r>
+      <w:r>
+        <w:rPr>
+          <w:b w:val="0"/>
+        </w:rPr>
+        <w:t>.</w:t>
       </w:r>
     </w:p>
     <w:p>
@@ -1005,8 +2129,62 @@
       </w:r>
     </w:p>
     <w:p>
-      <w:r>
-        <w:t>Use workbook W2 for the connected example “Methods results and limitations”. First fill the input and rule boxes. Try the middle steps before asking for a hint. After a hint, try the next step yourself.</w:t>
+      <w:pPr>
+        <w:spacing w:line="336" w:lineRule="auto" w:after="180"/>
+      </w:pPr>
+      <w:r>
+        <w:rPr>
+          <w:b w:val="0"/>
+        </w:rPr>
+        <w:t>Use workbook W2 for the connected example “</w:t>
+      </w:r>
+      <w:r>
+        <w:rPr>
+          <w:b/>
+        </w:rPr>
+        <w:t>Method</w:t>
+      </w:r>
+      <w:r>
+        <w:rPr>
+          <w:b w:val="0"/>
+        </w:rPr>
+        <w:t xml:space="preserve">s </w:t>
+      </w:r>
+      <w:r>
+        <w:rPr>
+          <w:b/>
+        </w:rPr>
+        <w:t>result</w:t>
+      </w:r>
+      <w:r>
+        <w:rPr>
+          <w:b w:val="0"/>
+        </w:rPr>
+        <w:t xml:space="preserve">s and </w:t>
+      </w:r>
+      <w:r>
+        <w:rPr>
+          <w:b/>
+        </w:rPr>
+        <w:t>limitation</w:t>
+      </w:r>
+      <w:r>
+        <w:rPr>
+          <w:b w:val="0"/>
+        </w:rPr>
+        <w:t xml:space="preserve">s”. First fill the </w:t>
+      </w:r>
+      <w:r>
+        <w:rPr>
+          <w:b/>
+        </w:rPr>
+        <w:t>input</w:t>
+      </w:r>
+      <w:r>
+        <w:rPr>
+          <w:b w:val="0"/>
+        </w:rPr>
+        <w:t xml:space="preserve"> and rule boxes. Try the middle steps before asking for a hint. After a hint, try the next step yourself.</w:t>
       </w:r>
     </w:p>
     <w:tbl>
@@ -1089,7 +2267,13 @@
       </w:tr>
     </w:tbl>
     <w:p>
-      <w:r>
+      <w:pPr>
+        <w:spacing w:line="336" w:lineRule="auto" w:after="180"/>
+      </w:pPr>
+      <w:r>
+        <w:rPr>
+          <w:b w:val="0"/>
+        </w:rPr>
         <w:t>Explain your trace to a partner. Your partner points to one step to check. Swap roles on the next case. Each person writes their own explanation.</w:t>
       </w:r>
     </w:p>
@@ -1102,12 +2286,83 @@
       </w:r>
     </w:p>
     <w:p>
-      <w:r>
-        <w:t>Use the worked case for Methods results and limitations. Proposed explanation: “The worked result establishes every future case”. Decide whether this explanation is supported. Point to the step or supplied fact that decides; explain your repair if needed.</w:t>
-      </w:r>
-    </w:p>
-    <w:p>
-      <w:r>
+      <w:pPr>
+        <w:spacing w:line="336" w:lineRule="auto" w:after="180"/>
+      </w:pPr>
+      <w:r>
+        <w:rPr>
+          <w:b w:val="0"/>
+        </w:rPr>
+        <w:t xml:space="preserve">Use the worked case for </w:t>
+      </w:r>
+      <w:r>
+        <w:rPr>
+          <w:b/>
+        </w:rPr>
+        <w:t>Method</w:t>
+      </w:r>
+      <w:r>
+        <w:rPr>
+          <w:b w:val="0"/>
+        </w:rPr>
+        <w:t xml:space="preserve">s </w:t>
+      </w:r>
+      <w:r>
+        <w:rPr>
+          <w:b/>
+        </w:rPr>
+        <w:t>result</w:t>
+      </w:r>
+      <w:r>
+        <w:rPr>
+          <w:b w:val="0"/>
+        </w:rPr>
+        <w:t xml:space="preserve">s and </w:t>
+      </w:r>
+      <w:r>
+        <w:rPr>
+          <w:b/>
+        </w:rPr>
+        <w:t>limitation</w:t>
+      </w:r>
+      <w:r>
+        <w:rPr>
+          <w:b w:val="0"/>
+        </w:rPr>
+        <w:t xml:space="preserve">s. Proposed explanation: “The worked </w:t>
+      </w:r>
+      <w:r>
+        <w:rPr>
+          <w:b/>
+        </w:rPr>
+        <w:t>result</w:t>
+      </w:r>
+      <w:r>
+        <w:rPr>
+          <w:b w:val="0"/>
+        </w:rPr>
+        <w:t xml:space="preserve"> establishes every future case”. Decide whether this explanation is supported.</w:t>
+      </w:r>
+    </w:p>
+    <w:p>
+      <w:pPr>
+        <w:spacing w:line="336" w:lineRule="auto" w:after="180"/>
+      </w:pPr>
+      <w:r>
+        <w:rPr>
+          <w:b w:val="0"/>
+        </w:rPr>
+        <w:t>Point to the step or supplied fact that decides; explain your repair if needed.</w:t>
+      </w:r>
+    </w:p>
+    <w:p>
+      <w:pPr>
+        <w:spacing w:line="336" w:lineRule="auto" w:after="180"/>
+      </w:pPr>
+      <w:r>
+        <w:rPr>
+          <w:b w:val="0"/>
+        </w:rPr>
         <w:t>Answer on your own before discussion. If you are unsure, say which step you need help with.</w:t>
       </w:r>
     </w:p>
@@ -1120,8 +2375,39 @@
       </w:r>
     </w:p>
     <w:p>
-      <w:r>
-        <w:t>Place the five-photo procedure, 3/5 versus 4/5 finding and missing outdoor evidence in their proper categories. Why cannot the result establish that B is best for outdoor farming?</w:t>
+      <w:pPr>
+        <w:spacing w:line="336" w:lineRule="auto" w:after="180"/>
+        <w:shd w:fill="F5F1FB"/>
+      </w:pPr>
+      <w:r>
+        <w:rPr>
+          <w:b w:val="0"/>
+        </w:rPr>
+        <w:t xml:space="preserve">Place the five-photo procedure, 3/5 versus 4/5 finding and missing outdoor </w:t>
+      </w:r>
+      <w:r>
+        <w:rPr>
+          <w:b/>
+        </w:rPr>
+        <w:t>evidence</w:t>
+      </w:r>
+      <w:r>
+        <w:rPr>
+          <w:b w:val="0"/>
+        </w:rPr>
+        <w:t xml:space="preserve"> in their proper categories. Why cannot the </w:t>
+      </w:r>
+      <w:r>
+        <w:rPr>
+          <w:b/>
+        </w:rPr>
+        <w:t>result</w:t>
+      </w:r>
+      <w:r>
+        <w:rPr>
+          <w:b w:val="0"/>
+        </w:rPr>
+        <w:t xml:space="preserve"> establish that B is best for outdoor farming?</w:t>
       </w:r>
     </w:p>
     <w:p>
@@ -1153,7 +2439,13 @@
       </w:r>
     </w:p>
     <w:p>
-      <w:r>
+      <w:pPr>
+        <w:spacing w:line="336" w:lineRule="auto" w:after="180"/>
+      </w:pPr>
+      <w:r>
+        <w:rPr>
+          <w:b w:val="0"/>
+        </w:rPr>
         <w:t>This is supported practice. Keep the separately named independent case for an attempt before feedback.</w:t>
       </w:r>
     </w:p>
@@ -1166,6 +2458,11 @@
       </w:r>
     </w:p>
     <w:p>
+      <w:r>
+        <w:t>Investigate Methods results and limitations. Record the prediction, actual observation or labelled paper trace, explanation and next test separately.</w:t>
+      </w:r>
+    </w:p>
+    <w:p>
       <w:pPr>
         <w:pStyle w:val="Heading3"/>
       </w:pPr>
@@ -1174,7 +2471,13 @@
       </w:r>
     </w:p>
     <w:p>
-      <w:r>
+      <w:pPr>
+        <w:spacing w:line="336" w:lineRule="auto" w:after="180"/>
+      </w:pPr>
+      <w:r>
+        <w:rPr>
+          <w:b w:val="0"/>
+        </w:rPr>
         <w:t>Statements:used20 fictional queries; 16 passed; real student use was not studied. Show the intermediate steps and give the conclusion with its scope.</w:t>
       </w:r>
     </w:p>
@@ -1315,7 +2618,13 @@
       </w:tr>
     </w:tbl>
     <w:p>
-      <w:r>
+      <w:pPr>
+        <w:spacing w:line="336" w:lineRule="auto" w:after="180"/>
+      </w:pPr>
+      <w:r>
+        <w:rPr>
+          <w:b w:val="0"/>
+        </w:rPr>
         <w:t>On paper, trace the supplied procedure. If code is provided, predict before running it in a local practice file. Never write an expected answer as though it were an observed run.</w:t>
       </w:r>
     </w:p>
@@ -1328,7 +2637,13 @@
       </w:r>
     </w:p>
     <w:p>
-      <w:r>
+      <w:pPr>
+        <w:spacing w:line="336" w:lineRule="auto" w:after="180"/>
+      </w:pPr>
+      <w:r>
+        <w:rPr>
+          <w:b w:val="0"/>
+        </w:rPr>
         <w:t>Before trying: what do I expect, and why? While trying: which step could first go wrong? Afterwards: what did I actually observe, and what should change? Keep “not run” if you only traced the procedure.</w:t>
       </w:r>
     </w:p>
@@ -1341,6 +2656,11 @@
       </w:r>
     </w:p>
     <w:p>
+      <w:r>
+        <w:t>Move from recall to tracing, diagnosis and transfer in Methods results and limitations. Explain why each step is justified.</w:t>
+      </w:r>
+    </w:p>
+    <w:p>
       <w:pPr>
         <w:pStyle w:val="Heading3"/>
       </w:pPr>
@@ -1349,18 +2669,95 @@
       </w:r>
     </w:p>
     <w:p>
-      <w:r>
-        <w:t>Explain the weekly mechanism in your own words. Use the worked scenario to name its input, decision rule and output.</w:t>
-      </w:r>
-    </w:p>
-    <w:p>
-      <w:r>
-        <w:t>A report omits this qualification: A limitation should constrain a claim rather than be hidden in unrelated prose. Explain how omitting it could change a reader's interpretation, and write an accurate replacement.</w:t>
-      </w:r>
-    </w:p>
-    <w:p>
-      <w:r>
-        <w:t>For the worked scenario, propose one additional case that could reveal a failure, describe its expected outcome before running it, and explain what would need to remain fixed for a fair comparison. Do not reuse W4 as a new final test after receiving feedback.</w:t>
+      <w:pPr>
+        <w:spacing w:line="336" w:lineRule="auto" w:after="180"/>
+      </w:pPr>
+      <w:r>
+        <w:rPr>
+          <w:b w:val="0"/>
+        </w:rPr>
+        <w:t xml:space="preserve">Explain the weekly </w:t>
+      </w:r>
+      <w:r>
+        <w:rPr>
+          <w:b/>
+        </w:rPr>
+        <w:t>mechanism</w:t>
+      </w:r>
+      <w:r>
+        <w:rPr>
+          <w:b w:val="0"/>
+        </w:rPr>
+        <w:t xml:space="preserve"> in your own words. Use the worked scenario to name its </w:t>
+      </w:r>
+      <w:r>
+        <w:rPr>
+          <w:b/>
+        </w:rPr>
+        <w:t>input</w:t>
+      </w:r>
+      <w:r>
+        <w:rPr>
+          <w:b w:val="0"/>
+        </w:rPr>
+        <w:t xml:space="preserve">, decision rule and </w:t>
+      </w:r>
+      <w:r>
+        <w:rPr>
+          <w:b/>
+        </w:rPr>
+        <w:t>output</w:t>
+      </w:r>
+      <w:r>
+        <w:rPr>
+          <w:b w:val="0"/>
+        </w:rPr>
+        <w:t>.</w:t>
+      </w:r>
+    </w:p>
+    <w:p>
+      <w:pPr>
+        <w:spacing w:line="336" w:lineRule="auto" w:after="180"/>
+      </w:pPr>
+      <w:r>
+        <w:rPr>
+          <w:b w:val="0"/>
+        </w:rPr>
+        <w:t xml:space="preserve">A report omits this qualification: A </w:t>
+      </w:r>
+      <w:r>
+        <w:rPr>
+          <w:b/>
+        </w:rPr>
+        <w:t>limitation</w:t>
+      </w:r>
+      <w:r>
+        <w:rPr>
+          <w:b w:val="0"/>
+        </w:rPr>
+        <w:t xml:space="preserve"> should constrain a claim rather than be hidden in unrelated prose. Explain how omitting it could change a reader's interpretation, and write an accurate replacement.</w:t>
+      </w:r>
+    </w:p>
+    <w:p>
+      <w:pPr>
+        <w:spacing w:line="336" w:lineRule="auto" w:after="180"/>
+      </w:pPr>
+      <w:r>
+        <w:rPr>
+          <w:b w:val="0"/>
+        </w:rPr>
+        <w:t>For the worked scenario, propose one additional case that could reveal a failure, describe its expected outcome before running it, and explain what would need to remain fixed for a fair comparison.</w:t>
+      </w:r>
+    </w:p>
+    <w:p>
+      <w:pPr>
+        <w:spacing w:line="336" w:lineRule="auto" w:after="180"/>
+      </w:pPr>
+      <w:r>
+        <w:rPr>
+          <w:b w:val="0"/>
+        </w:rPr>
+        <w:t>Do not reuse W4 as a new final test after receiving feedback.</w:t>
       </w:r>
     </w:p>
     <w:p>
@@ -1406,7 +2803,161 @@
     </w:p>
     <w:p>
       <w:r>
-        <w:t>Add a labelled methods results and limitations evidence sheet to Reproducible AI Research Study. Show how you can explain the mechanism and terminology of methods results and limitations. Use the supplied fictional case and keep its inputs, intermediate steps, calculation or prediction, and limitation. Connect this record to last week’s record; a matching answer without a trace is insufficient.</w:t>
+        <w:t>Apply this week’s idea to Reproducible AI Research Study. Keep an annotated decision and the evidence supporting it.</w:t>
+      </w:r>
+    </w:p>
+    <w:p>
+      <w:pPr>
+        <w:spacing w:line="336" w:lineRule="auto" w:after="180"/>
+      </w:pPr>
+      <w:r>
+        <w:rPr>
+          <w:b w:val="0"/>
+        </w:rPr>
+        <w:t xml:space="preserve">Add a labelled </w:t>
+      </w:r>
+      <w:r>
+        <w:rPr>
+          <w:b/>
+        </w:rPr>
+        <w:t>method</w:t>
+      </w:r>
+      <w:r>
+        <w:rPr>
+          <w:b w:val="0"/>
+        </w:rPr>
+        <w:t xml:space="preserve">s </w:t>
+      </w:r>
+      <w:r>
+        <w:rPr>
+          <w:b/>
+        </w:rPr>
+        <w:t>result</w:t>
+      </w:r>
+      <w:r>
+        <w:rPr>
+          <w:b w:val="0"/>
+        </w:rPr>
+        <w:t xml:space="preserve">s and </w:t>
+      </w:r>
+      <w:r>
+        <w:rPr>
+          <w:b/>
+        </w:rPr>
+        <w:t>limitation</w:t>
+      </w:r>
+      <w:r>
+        <w:rPr>
+          <w:b w:val="0"/>
+        </w:rPr>
+        <w:t xml:space="preserve">s </w:t>
+      </w:r>
+      <w:r>
+        <w:rPr>
+          <w:b/>
+        </w:rPr>
+        <w:t>evidence</w:t>
+      </w:r>
+      <w:r>
+        <w:rPr>
+          <w:b w:val="0"/>
+        </w:rPr>
+        <w:t xml:space="preserve"> sheet to Reproducible AI Research Study. Show how you can explain the </w:t>
+      </w:r>
+      <w:r>
+        <w:rPr>
+          <w:b/>
+        </w:rPr>
+        <w:t>mechanism</w:t>
+      </w:r>
+      <w:r>
+        <w:rPr>
+          <w:b w:val="0"/>
+        </w:rPr>
+        <w:t xml:space="preserve"> and terminology of </w:t>
+      </w:r>
+      <w:r>
+        <w:rPr>
+          <w:b/>
+        </w:rPr>
+        <w:t>method</w:t>
+      </w:r>
+      <w:r>
+        <w:rPr>
+          <w:b w:val="0"/>
+        </w:rPr>
+        <w:t xml:space="preserve">s </w:t>
+      </w:r>
+      <w:r>
+        <w:rPr>
+          <w:b/>
+        </w:rPr>
+        <w:t>result</w:t>
+      </w:r>
+      <w:r>
+        <w:rPr>
+          <w:b w:val="0"/>
+        </w:rPr>
+        <w:t xml:space="preserve">s and </w:t>
+      </w:r>
+      <w:r>
+        <w:rPr>
+          <w:b/>
+        </w:rPr>
+        <w:t>limitation</w:t>
+      </w:r>
+      <w:r>
+        <w:rPr>
+          <w:b w:val="0"/>
+        </w:rPr>
+        <w:t>s.</w:t>
+      </w:r>
+    </w:p>
+    <w:p>
+      <w:pPr>
+        <w:spacing w:line="336" w:lineRule="auto" w:after="180"/>
+      </w:pPr>
+      <w:r>
+        <w:rPr>
+          <w:b w:val="0"/>
+        </w:rPr>
+        <w:t xml:space="preserve">Use the supplied fictional case and keep its </w:t>
+      </w:r>
+      <w:r>
+        <w:rPr>
+          <w:b/>
+        </w:rPr>
+        <w:t>input</w:t>
+      </w:r>
+      <w:r>
+        <w:rPr>
+          <w:b w:val="0"/>
+        </w:rPr>
+        <w:t xml:space="preserve">s, intermediate steps, calculation or </w:t>
+      </w:r>
+      <w:r>
+        <w:rPr>
+          <w:b/>
+        </w:rPr>
+        <w:t>prediction</w:t>
+      </w:r>
+      <w:r>
+        <w:rPr>
+          <w:b w:val="0"/>
+        </w:rPr>
+        <w:t xml:space="preserve">, and </w:t>
+      </w:r>
+      <w:r>
+        <w:rPr>
+          <w:b/>
+        </w:rPr>
+        <w:t>limitation</w:t>
+      </w:r>
+      <w:r>
+        <w:rPr>
+          <w:b w:val="0"/>
+        </w:rPr>
+        <w:t>. Connect this record to last week’s record; a matching answer without a trace is insufficient.</w:t>
       </w:r>
     </w:p>
     <w:tbl>
@@ -1534,7 +3085,13 @@
       </w:r>
     </w:p>
     <w:p>
-      <w:r>
+      <w:pPr>
+        <w:spacing w:line="336" w:lineRule="auto" w:after="180"/>
+      </w:pPr>
+      <w:r>
+        <w:rPr>
+          <w:b w:val="0"/>
+        </w:rPr>
         <w:t>For the Reproducible AI Research Study, retain an annotated worked trace and the changed-case reasoning. Connect the claim to its records, units and assumptions so another investigator can challenge or reproduce it.</w:t>
       </w:r>
     </w:p>
@@ -1548,7 +3105,41 @@
     </w:p>
     <w:p>
       <w:r>
-        <w:t>Complete the supported workbook tasks before attempting W4 independently. Record any hints or help used. After feedback, use the teacher's fresh retry rather than copying the earlier answer. For a project, select a relevant new case, predict the outcome from the declared rule and preserve the result alongside any revision.</w:t>
+        <w:t>Use a genuinely new case for independent evidence. Previously discussed examples remain practice; use the separately named independent case before feedback.</w:t>
+      </w:r>
+    </w:p>
+    <w:p>
+      <w:pPr>
+        <w:spacing w:line="336" w:lineRule="auto" w:after="180"/>
+      </w:pPr>
+      <w:r>
+        <w:rPr>
+          <w:b w:val="0"/>
+        </w:rPr>
+        <w:t>Complete the supported workbook tasks before attempting W4 independently. Record any hints or help used. After feedback, use the teacher's fresh retry rather than copying the earlier answer.</w:t>
+      </w:r>
+    </w:p>
+    <w:p>
+      <w:pPr>
+        <w:spacing w:line="336" w:lineRule="auto" w:after="180"/>
+      </w:pPr>
+      <w:r>
+        <w:rPr>
+          <w:b w:val="0"/>
+        </w:rPr>
+        <w:t xml:space="preserve">For a project, select a relevant new case, predict the outcome from the declared rule and preserve the </w:t>
+      </w:r>
+      <w:r>
+        <w:rPr>
+          <w:b/>
+        </w:rPr>
+        <w:t>result</w:t>
+      </w:r>
+      <w:r>
+        <w:rPr>
+          <w:b w:val="0"/>
+        </w:rPr>
+        <w:t xml:space="preserve"> alongside any revision.</w:t>
       </w:r>
     </w:p>
     <w:p>
@@ -1585,8 +3176,25 @@
       </w:r>
     </w:p>
     <w:p>
-      <w:r>
-        <w:t>For the worked scenario, propose one additional case that could reveal a failure, describe its expected outcome before running it, and explain what would need to remain fixed for a fair comparison. Do not reuse W4 as a new final test after receiving feedback.</w:t>
+      <w:pPr>
+        <w:spacing w:line="336" w:lineRule="auto" w:after="180"/>
+      </w:pPr>
+      <w:r>
+        <w:rPr>
+          <w:b w:val="0"/>
+        </w:rPr>
+        <w:t>For the worked scenario, propose one additional case that could reveal a failure, describe its expected outcome before running it, and explain what would need to remain fixed for a fair comparison.</w:t>
+      </w:r>
+    </w:p>
+    <w:p>
+      <w:pPr>
+        <w:spacing w:line="336" w:lineRule="auto" w:after="180"/>
+      </w:pPr>
+      <w:r>
+        <w:rPr>
+          <w:b w:val="0"/>
+        </w:rPr>
+        <w:t>Do not reuse W4 as a new final test after receiving feedback.</w:t>
       </w:r>
     </w:p>
     <w:p>
@@ -1623,6 +3231,11 @@
       </w:pPr>
       <w:r>
         <w:t>13. Study a complete case</w:t>
+      </w:r>
+    </w:p>
+    <w:p>
+      <w:r>
+        <w:t>Revisit the complete Methods results and limitations case for supported practice. Repeated examples do not become fresh assessments.</w:t>
       </w:r>
     </w:p>
     <w:p>
@@ -1726,8 +3339,50 @@
       </w:r>
     </w:p>
     <w:p>
-      <w:r>
-        <w:t>Follow the input through the stated procedure to its result. Cover the result first, predict it, then explain every intermediate step. The text/table accompanies the figure so the example can be read without colour.</w:t>
+      <w:pPr>
+        <w:spacing w:line="336" w:lineRule="auto" w:after="180"/>
+      </w:pPr>
+      <w:r>
+        <w:rPr>
+          <w:b w:val="0"/>
+        </w:rPr>
+        <w:t xml:space="preserve">Follow the </w:t>
+      </w:r>
+      <w:r>
+        <w:rPr>
+          <w:b/>
+        </w:rPr>
+        <w:t>input</w:t>
+      </w:r>
+      <w:r>
+        <w:rPr>
+          <w:b w:val="0"/>
+        </w:rPr>
+        <w:t xml:space="preserve"> through the stated procedure to its </w:t>
+      </w:r>
+      <w:r>
+        <w:rPr>
+          <w:b/>
+        </w:rPr>
+        <w:t>result</w:t>
+      </w:r>
+      <w:r>
+        <w:rPr>
+          <w:b w:val="0"/>
+        </w:rPr>
+        <w:t xml:space="preserve">. Cover the </w:t>
+      </w:r>
+      <w:r>
+        <w:rPr>
+          <w:b/>
+        </w:rPr>
+        <w:t>result</w:t>
+      </w:r>
+      <w:r>
+        <w:rPr>
+          <w:b w:val="0"/>
+        </w:rPr>
+        <w:t xml:space="preserve"> first, predict it, then explain every intermediate step. The text/table accompanies the figure so the example can be read without colour.</w:t>
       </w:r>
     </w:p>
     <w:p>
@@ -1777,6 +3432,11 @@
       </w:r>
     </w:p>
     <w:p>
+      <w:r>
+        <w:t>Attempt the reserved new case before feedback. Record support; the earlier examples below remain additional practice.</w:t>
+      </w:r>
+    </w:p>
+    <w:p>
       <w:pPr>
         <w:pStyle w:val="Heading3"/>
       </w:pPr>
@@ -1785,7 +3445,13 @@
       </w:r>
     </w:p>
     <w:p>
-      <w:r>
+      <w:pPr>
+        <w:spacing w:line="336" w:lineRule="auto" w:after="180"/>
+      </w:pPr>
+      <w:r>
+        <w:rPr>
+          <w:b w:val="0"/>
+        </w:rPr>
         <w:t>Statements:fixed cutoff5; 12/15 relevant returned items; judgments came from one reviewer. Classify.</w:t>
       </w:r>
     </w:p>
@@ -1833,7 +3499,13 @@
       </w:r>
     </w:p>
     <w:p>
-      <w:r>
+      <w:pPr>
+        <w:spacing w:line="336" w:lineRule="auto" w:after="180"/>
+      </w:pPr>
+      <w:r>
+        <w:rPr>
+          <w:b w:val="0"/>
+        </w:rPr>
         <w:t>Attempt this case before feedback. Record any help. Earlier examples below are further practice; a case already practised with feedback cannot establish fresh transfer.</w:t>
       </w:r>
     </w:p>
@@ -1846,7 +3518,13 @@
       </w:r>
     </w:p>
     <w:p>
-      <w:r>
+      <w:pPr>
+        <w:spacing w:line="336" w:lineRule="auto" w:after="180"/>
+      </w:pPr>
+      <w:r>
+        <w:rPr>
+          <w:b w:val="0"/>
+        </w:rPr>
         <w:t>Statements:fixed cutoff5; 12/15 relevant returned items; judgments came from one reviewer. Classify.</w:t>
       </w:r>
     </w:p>
@@ -1899,7 +3577,13 @@
       </w:r>
     </w:p>
     <w:p>
-      <w:r>
+      <w:pPr>
+        <w:spacing w:line="336" w:lineRule="auto" w:after="180"/>
+      </w:pPr>
+      <w:r>
+        <w:rPr>
+          <w:b w:val="0"/>
+        </w:rPr>
         <w:t>Record support used: none, hint or teacher explanation. After feedback, a different case is needed to demonstrate independence.</w:t>
       </w:r>
     </w:p>
@@ -1912,8 +3596,25 @@
       </w:r>
     </w:p>
     <w:p>
-      <w:r>
-        <w:t>Attempt the independent case before hints. Record whether you worked alone, used a hint or followed a model. After feedback, fix the first unsupported step and explain why it changed. A later check uses a changed case, not a copied answer.</w:t>
+      <w:pPr>
+        <w:spacing w:line="336" w:lineRule="auto" w:after="180"/>
+      </w:pPr>
+      <w:r>
+        <w:rPr>
+          <w:b w:val="0"/>
+        </w:rPr>
+        <w:t>Attempt the independent case before hints. Record whether you worked alone, used a hint or followed a model. After feedback, fix the first unsupported step and explain why it changed.</w:t>
+      </w:r>
+    </w:p>
+    <w:p>
+      <w:pPr>
+        <w:spacing w:line="336" w:lineRule="auto" w:after="180"/>
+      </w:pPr>
+      <w:r>
+        <w:rPr>
+          <w:b w:val="0"/>
+        </w:rPr>
+        <w:t>A later check uses a changed case, not a copied answer.</w:t>
       </w:r>
     </w:p>
     <w:p>
@@ -1926,6 +3627,17 @@
     </w:p>
     <w:p>
       <w:r>
+        <w:t>Use this map to navigate Methods results and limitations, connect the goals to tasks and keep one evidence record for each attempt.</w:t>
+      </w:r>
+    </w:p>
+    <w:p>
+      <w:pPr>
+        <w:spacing w:line="336" w:lineRule="auto" w:after="180"/>
+      </w:pPr>
+      <w:r>
+        <w:rPr>
+          <w:b w:val="0"/>
+        </w:rPr>
         <w:t>Start with this question: Separate procedure, finding and limit. A fictional report tests two frozen classifiers on five labelled leaf photos from one camera.</w:t>
       </w:r>
     </w:p>
@@ -2032,13 +3744,61 @@
       </w:tr>
     </w:tbl>
     <w:p>
-      <w:r>
-        <w:t>Remember → watch and explain → try with help → investigate → try independently → keep project evidence. Your teacher may spread this lesson across several classes.</w:t>
-      </w:r>
-    </w:p>
-    <w:p>
-      <w:r>
-        <w:t>Keep your first prediction. Compare it with what the evidence shows and explain any change.</w:t>
+      <w:pPr>
+        <w:spacing w:line="336" w:lineRule="auto" w:after="180"/>
+      </w:pPr>
+      <w:r>
+        <w:rPr>
+          <w:b w:val="0"/>
+        </w:rPr>
+        <w:t xml:space="preserve">Remember → watch and explain → try with help → investigate → try independently → keep project </w:t>
+      </w:r>
+      <w:r>
+        <w:rPr>
+          <w:b/>
+        </w:rPr>
+        <w:t>evidence</w:t>
+      </w:r>
+      <w:r>
+        <w:rPr>
+          <w:b w:val="0"/>
+        </w:rPr>
+        <w:t>. Your teacher may spread this lesson across several classes.</w:t>
+      </w:r>
+    </w:p>
+    <w:p>
+      <w:pPr>
+        <w:spacing w:line="336" w:lineRule="auto" w:after="180"/>
+      </w:pPr>
+      <w:r>
+        <w:rPr>
+          <w:b w:val="0"/>
+        </w:rPr>
+        <w:t xml:space="preserve">Keep your first </w:t>
+      </w:r>
+      <w:r>
+        <w:rPr>
+          <w:b/>
+        </w:rPr>
+        <w:t>prediction</w:t>
+      </w:r>
+      <w:r>
+        <w:rPr>
+          <w:b w:val="0"/>
+        </w:rPr>
+        <w:t xml:space="preserve">. Compare it with what the </w:t>
+      </w:r>
+      <w:r>
+        <w:rPr>
+          <w:b/>
+        </w:rPr>
+        <w:t>evidence</w:t>
+      </w:r>
+      <w:r>
+        <w:rPr>
+          <w:b w:val="0"/>
+        </w:rPr>
+        <w:t xml:space="preserve"> shows and explain any change.</w:t>
       </w:r>
     </w:p>
     <w:p>
@@ -2051,7 +3811,66 @@
     </w:p>
     <w:p>
       <w:r>
-        <w:t>Close your notes. Explain this goal in your own words: Explain the mechanism and terminology of methods results and limitations</w:t>
+        <w:t>Explain Methods results and limitations without notes, identify a remaining question and plan a later check with a changed case.</w:t>
+      </w:r>
+    </w:p>
+    <w:p>
+      <w:pPr>
+        <w:spacing w:line="336" w:lineRule="auto" w:after="180"/>
+      </w:pPr>
+      <w:r>
+        <w:rPr>
+          <w:b w:val="0"/>
+        </w:rPr>
+        <w:t xml:space="preserve">Close your notes. Explain this goal in your own words: Explain the </w:t>
+      </w:r>
+      <w:r>
+        <w:rPr>
+          <w:b/>
+        </w:rPr>
+        <w:t>mechanism</w:t>
+      </w:r>
+      <w:r>
+        <w:rPr>
+          <w:b w:val="0"/>
+        </w:rPr>
+        <w:t xml:space="preserve"> and terminology of </w:t>
+      </w:r>
+      <w:r>
+        <w:rPr>
+          <w:b/>
+        </w:rPr>
+        <w:t>method</w:t>
+      </w:r>
+      <w:r>
+        <w:rPr>
+          <w:b w:val="0"/>
+        </w:rPr>
+        <w:t xml:space="preserve">s </w:t>
+      </w:r>
+      <w:r>
+        <w:rPr>
+          <w:b/>
+        </w:rPr>
+        <w:t>result</w:t>
+      </w:r>
+      <w:r>
+        <w:rPr>
+          <w:b w:val="0"/>
+        </w:rPr>
+        <w:t xml:space="preserve">s and </w:t>
+      </w:r>
+      <w:r>
+        <w:rPr>
+          <w:b/>
+        </w:rPr>
+        <w:t>limitation</w:t>
+      </w:r>
+      <w:r>
+        <w:rPr>
+          <w:b w:val="0"/>
+        </w:rPr>
+        <w:t>s</w:t>
       </w:r>
     </w:p>
     <w:p>
@@ -2088,13 +3907,61 @@
       </w:r>
     </w:p>
     <w:p>
-      <w:r>
-        <w:t>If you are unsure, return to the worked picture and explain one arrow. If you are ready, change an input or assumption and justify your prediction.</w:t>
-      </w:r>
-    </w:p>
-    <w:p>
-      <w:r>
-        <w:t>Save your workbook evidence. At the next review, try a different case before opening your old answer.</w:t>
+      <w:pPr>
+        <w:spacing w:line="336" w:lineRule="auto" w:after="180"/>
+      </w:pPr>
+      <w:r>
+        <w:rPr>
+          <w:b w:val="0"/>
+        </w:rPr>
+        <w:t xml:space="preserve">If you are unsure, return to the worked picture and explain one arrow. If you are ready, change an </w:t>
+      </w:r>
+      <w:r>
+        <w:rPr>
+          <w:b/>
+        </w:rPr>
+        <w:t>input</w:t>
+      </w:r>
+      <w:r>
+        <w:rPr>
+          <w:b w:val="0"/>
+        </w:rPr>
+        <w:t xml:space="preserve"> or assumption and justify your </w:t>
+      </w:r>
+      <w:r>
+        <w:rPr>
+          <w:b/>
+        </w:rPr>
+        <w:t>prediction</w:t>
+      </w:r>
+      <w:r>
+        <w:rPr>
+          <w:b w:val="0"/>
+        </w:rPr>
+        <w:t>.</w:t>
+      </w:r>
+    </w:p>
+    <w:p>
+      <w:pPr>
+        <w:spacing w:line="336" w:lineRule="auto" w:after="180"/>
+      </w:pPr>
+      <w:r>
+        <w:rPr>
+          <w:b w:val="0"/>
+        </w:rPr>
+        <w:t xml:space="preserve">Save your workbook </w:t>
+      </w:r>
+      <w:r>
+        <w:rPr>
+          <w:b/>
+        </w:rPr>
+        <w:t>evidence</w:t>
+      </w:r>
+      <w:r>
+        <w:rPr>
+          <w:b w:val="0"/>
+        </w:rPr>
+        <w:t>. At the next review, try a different case before opening your old answer.</w:t>
       </w:r>
     </w:p>
     <w:p>
@@ -2107,11 +3974,28 @@
     </w:p>
     <w:p>
       <w:r>
+        <w:t>Attempt supported questions before using hints or feedback. Review a missing building block, then keep the completed work.</w:t>
+      </w:r>
+    </w:p>
+    <w:p>
+      <w:pPr>
+        <w:spacing w:line="336" w:lineRule="auto" w:after="180"/>
+      </w:pPr>
+      <w:r>
+        <w:rPr>
+          <w:b w:val="0"/>
+        </w:rPr>
         <w:t>Use this supported practice once, in the browser or on paper. Keep the reserved independent assessment for a separate first attempt before teacher feedback.</w:t>
       </w:r>
     </w:p>
     <w:p>
-      <w:r>
+      <w:pPr>
+        <w:spacing w:line="336" w:lineRule="auto" w:after="180"/>
+      </w:pPr>
+      <w:r>
+        <w:rPr>
+          <w:b w:val="0"/>
+        </w:rPr>
         <w:t>Separate procedure, finding and limit. A fictional report tests two frozen classifiers on five labelled leaf photos from one camera.</w:t>
       </w:r>
     </w:p>
@@ -2124,23 +4008,74 @@
       </w:r>
     </w:p>
     <w:p>
-      <w:r>
-        <w:t>Which labelled step matches this detail? The set supplies no outdoor-camera performance evidence.</w:t>
-      </w:r>
-    </w:p>
-    <w:p>
-      <w:r>
-        <w:t>1. State the result</w:t>
-      </w:r>
-    </w:p>
-    <w:p>
-      <w:r>
+      <w:pPr>
+        <w:spacing w:line="336" w:lineRule="auto" w:after="180"/>
+      </w:pPr>
+      <w:r>
+        <w:rPr>
+          <w:b w:val="0"/>
+        </w:rPr>
+        <w:t xml:space="preserve">Which labelled step matches this detail? The set supplies no outdoor-camera performance </w:t>
+      </w:r>
+      <w:r>
+        <w:rPr>
+          <w:b/>
+        </w:rPr>
+        <w:t>evidence</w:t>
+      </w:r>
+      <w:r>
+        <w:rPr>
+          <w:b w:val="0"/>
+        </w:rPr>
+        <w:t>.</w:t>
+      </w:r>
+    </w:p>
+    <w:p>
+      <w:pPr>
+        <w:spacing w:line="336" w:lineRule="auto" w:after="180"/>
+        <w:shd w:fill="F4F9FC"/>
+      </w:pPr>
+      <w:r>
+        <w:rPr>
+          <w:b w:val="0"/>
+        </w:rPr>
+        <w:t xml:space="preserve">1. State the </w:t>
+      </w:r>
+      <w:r>
+        <w:rPr>
+          <w:b/>
+        </w:rPr>
+        <w:t>result</w:t>
+      </w:r>
+    </w:p>
+    <w:p>
+      <w:pPr>
+        <w:spacing w:line="336" w:lineRule="auto" w:after="180"/>
+        <w:shd w:fill="F4F9FC"/>
+      </w:pPr>
+      <w:r>
+        <w:rPr>
+          <w:b w:val="0"/>
+        </w:rPr>
         <w:t>2. State the limit</w:t>
       </w:r>
     </w:p>
     <w:p>
-      <w:r>
-        <w:t>3. Identify the method</w:t>
+      <w:pPr>
+        <w:spacing w:line="336" w:lineRule="auto" w:after="180"/>
+        <w:shd w:fill="F4F9FC"/>
+      </w:pPr>
+      <w:r>
+        <w:rPr>
+          <w:b w:val="0"/>
+        </w:rPr>
+        <w:t xml:space="preserve">3. Identify the </w:t>
+      </w:r>
+      <w:r>
+        <w:rPr>
+          <w:b/>
+        </w:rPr>
+        <w:t>method</w:t>
       </w:r>
     </w:p>
     <w:p>
@@ -2177,41 +4112,269 @@
       </w:r>
     </w:p>
     <w:p>
-      <w:r>
+      <w:pPr>
+        <w:pStyle w:val="Heading3"/>
+      </w:pPr>
+      <w:r>
+        <w:t>Hint · try first</w:t>
+      </w:r>
+    </w:p>
+    <w:p>
+      <w:pPr>
+        <w:spacing w:line="336" w:lineRule="auto" w:after="180"/>
+        <w:shd w:fill="F1F6F8"/>
+      </w:pPr>
+      <w:r>
+        <w:rPr>
+          <w:b w:val="0"/>
+        </w:rPr>
         <w:t>Hint if needed: Read the steps in the pictorial case. Match the supplied detail to the stage that performs or records it.</w:t>
       </w:r>
     </w:p>
     <w:p>
-      <w:r>
-        <w:t>After your attempt, compare with the supported explanation: State the limit The set supplies no outdoor-camera performance evidence. Methods tell how evidence was produced; results state observations; limitations describe what those observations cannot settle. Keeping them distinct prevents a result from becoming an oversized claim.</w:t>
-      </w:r>
-    </w:p>
-    <w:p>
       <w:pPr>
         <w:pStyle w:val="Heading3"/>
       </w:pPr>
       <w:r>
+        <w:t>Feedback · compare after trying</w:t>
+      </w:r>
+    </w:p>
+    <w:p>
+      <w:pPr>
+        <w:spacing w:line="336" w:lineRule="auto" w:after="180"/>
+        <w:shd w:fill="F1F6FC"/>
+      </w:pPr>
+      <w:r>
+        <w:rPr>
+          <w:b w:val="0"/>
+        </w:rPr>
+        <w:t xml:space="preserve">After your attempt, compare with the supported explanation: State the limit The set supplies no outdoor-camera performance </w:t>
+      </w:r>
+      <w:r>
+        <w:rPr>
+          <w:b/>
+        </w:rPr>
+        <w:t>evidence</w:t>
+      </w:r>
+      <w:r>
+        <w:rPr>
+          <w:b w:val="0"/>
+        </w:rPr>
+        <w:t>.</w:t>
+      </w:r>
+    </w:p>
+    <w:p>
+      <w:pPr>
+        <w:spacing w:line="336" w:lineRule="auto" w:after="180"/>
+        <w:shd w:fill="F1F6FC"/>
+      </w:pPr>
+      <w:r>
+        <w:rPr>
+          <w:b/>
+        </w:rPr>
+        <w:t>Method</w:t>
+      </w:r>
+      <w:r>
+        <w:rPr>
+          <w:b w:val="0"/>
+        </w:rPr>
+        <w:t xml:space="preserve">s tell how </w:t>
+      </w:r>
+      <w:r>
+        <w:rPr>
+          <w:b/>
+        </w:rPr>
+        <w:t>evidence</w:t>
+      </w:r>
+      <w:r>
+        <w:rPr>
+          <w:b w:val="0"/>
+        </w:rPr>
+        <w:t xml:space="preserve"> was produced; </w:t>
+      </w:r>
+      <w:r>
+        <w:rPr>
+          <w:b/>
+        </w:rPr>
+        <w:t>result</w:t>
+      </w:r>
+      <w:r>
+        <w:rPr>
+          <w:b w:val="0"/>
+        </w:rPr>
+        <w:t xml:space="preserve">s state </w:t>
+      </w:r>
+      <w:r>
+        <w:rPr>
+          <w:b/>
+        </w:rPr>
+        <w:t>observation</w:t>
+      </w:r>
+      <w:r>
+        <w:rPr>
+          <w:b w:val="0"/>
+        </w:rPr>
+        <w:t xml:space="preserve">s; </w:t>
+      </w:r>
+      <w:r>
+        <w:rPr>
+          <w:b/>
+        </w:rPr>
+        <w:t>limitation</w:t>
+      </w:r>
+      <w:r>
+        <w:rPr>
+          <w:b w:val="0"/>
+        </w:rPr>
+        <w:t xml:space="preserve">s describe what those </w:t>
+      </w:r>
+      <w:r>
+        <w:rPr>
+          <w:b/>
+        </w:rPr>
+        <w:t>observation</w:t>
+      </w:r>
+      <w:r>
+        <w:rPr>
+          <w:b w:val="0"/>
+        </w:rPr>
+        <w:t xml:space="preserve">s cannot settle. Keeping them distinct prevents a </w:t>
+      </w:r>
+      <w:r>
+        <w:rPr>
+          <w:b/>
+        </w:rPr>
+        <w:t>result</w:t>
+      </w:r>
+      <w:r>
+        <w:rPr>
+          <w:b w:val="0"/>
+        </w:rPr>
+        <w:t xml:space="preserve"> from becoming an oversized claim.</w:t>
+      </w:r>
+    </w:p>
+    <w:p>
+      <w:pPr>
+        <w:pStyle w:val="Heading3"/>
+      </w:pPr>
+      <w:r>
         <w:t>Practice 2: explain the deciding evidence</w:t>
       </w:r>
     </w:p>
     <w:p>
-      <w:r>
+      <w:pPr>
+        <w:pStyle w:val="Heading3"/>
+      </w:pPr>
+      <w:r>
+        <w:t>Changed case · predict first</w:t>
+      </w:r>
+    </w:p>
+    <w:p>
+      <w:pPr>
+        <w:spacing w:line="336" w:lineRule="auto" w:after="180"/>
+        <w:shd w:fill="F5F1FB"/>
+      </w:pPr>
+      <w:r>
+        <w:rPr>
+          <w:b w:val="0"/>
+        </w:rPr>
         <w:t>Changed-case practice: The conclusion says B is best for outdoor farming. Which conclusion is supported by the supplied facts?</w:t>
       </w:r>
     </w:p>
     <w:p>
-      <w:r>
-        <w:t>1. Reject that extension without outdoor evidence.</w:t>
-      </w:r>
-    </w:p>
-    <w:p>
-      <w:r>
-        <w:t>2. This one example guarantees correct results for every future input.</w:t>
-      </w:r>
-    </w:p>
-    <w:p>
-      <w:r>
-        <w:t>3. We can decide the result without examining the changed input or the procedure.</w:t>
+      <w:pPr>
+        <w:spacing w:line="336" w:lineRule="auto" w:after="180"/>
+        <w:shd w:fill="F4F9FC"/>
+      </w:pPr>
+      <w:r>
+        <w:rPr>
+          <w:b w:val="0"/>
+        </w:rPr>
+        <w:t xml:space="preserve">1. Reject that extension without outdoor </w:t>
+      </w:r>
+      <w:r>
+        <w:rPr>
+          <w:b/>
+        </w:rPr>
+        <w:t>evidence</w:t>
+      </w:r>
+      <w:r>
+        <w:rPr>
+          <w:b w:val="0"/>
+        </w:rPr>
+        <w:t>.</w:t>
+      </w:r>
+    </w:p>
+    <w:p>
+      <w:pPr>
+        <w:spacing w:line="336" w:lineRule="auto" w:after="180"/>
+        <w:shd w:fill="F4F9FC"/>
+      </w:pPr>
+      <w:r>
+        <w:rPr>
+          <w:b w:val="0"/>
+        </w:rPr>
+        <w:t xml:space="preserve">2. This one example guarantees correct </w:t>
+      </w:r>
+      <w:r>
+        <w:rPr>
+          <w:b/>
+        </w:rPr>
+        <w:t>result</w:t>
+      </w:r>
+      <w:r>
+        <w:rPr>
+          <w:b w:val="0"/>
+        </w:rPr>
+        <w:t xml:space="preserve">s for every future </w:t>
+      </w:r>
+      <w:r>
+        <w:rPr>
+          <w:b/>
+        </w:rPr>
+        <w:t>input</w:t>
+      </w:r>
+      <w:r>
+        <w:rPr>
+          <w:b w:val="0"/>
+        </w:rPr>
+        <w:t>.</w:t>
+      </w:r>
+    </w:p>
+    <w:p>
+      <w:pPr>
+        <w:spacing w:line="336" w:lineRule="auto" w:after="180"/>
+        <w:shd w:fill="F4F9FC"/>
+      </w:pPr>
+      <w:r>
+        <w:rPr>
+          <w:b w:val="0"/>
+        </w:rPr>
+        <w:t xml:space="preserve">3. We can decide the </w:t>
+      </w:r>
+      <w:r>
+        <w:rPr>
+          <w:b/>
+        </w:rPr>
+        <w:t>result</w:t>
+      </w:r>
+      <w:r>
+        <w:rPr>
+          <w:b w:val="0"/>
+        </w:rPr>
+        <w:t xml:space="preserve"> without examining the changed </w:t>
+      </w:r>
+      <w:r>
+        <w:rPr>
+          <w:b/>
+        </w:rPr>
+        <w:t>input</w:t>
+      </w:r>
+      <w:r>
+        <w:rPr>
+          <w:b w:val="0"/>
+        </w:rPr>
+        <w:t xml:space="preserve"> or the procedure.</w:t>
       </w:r>
     </w:p>
     <w:p>
@@ -2248,31 +4411,167 @@
       </w:r>
     </w:p>
     <w:p>
-      <w:r>
+      <w:pPr>
+        <w:pStyle w:val="Heading3"/>
+      </w:pPr>
+      <w:r>
+        <w:t>Hint · try first</w:t>
+      </w:r>
+    </w:p>
+    <w:p>
+      <w:pPr>
+        <w:spacing w:line="336" w:lineRule="auto" w:after="180"/>
+        <w:shd w:fill="F1F6F8"/>
+      </w:pPr>
+      <w:r>
+        <w:rPr>
+          <w:b w:val="0"/>
+        </w:rPr>
         <w:t>Hint if needed: Use the changed condition and the deciding step in the pictorial trace. The answer must say what follows from those facts.</w:t>
       </w:r>
     </w:p>
     <w:p>
-      <w:r>
-        <w:t>After your attempt, compare with the supported explanation: Reject that extension without outdoor evidence. The reported conditions do not include the proposed use population.</w:t>
-      </w:r>
-    </w:p>
-    <w:p>
       <w:pPr>
         <w:pStyle w:val="Heading3"/>
       </w:pPr>
       <w:r>
+        <w:t>Feedback · compare after trying</w:t>
+      </w:r>
+    </w:p>
+    <w:p>
+      <w:pPr>
+        <w:spacing w:line="336" w:lineRule="auto" w:after="180"/>
+        <w:shd w:fill="F1F6FC"/>
+      </w:pPr>
+      <w:r>
+        <w:rPr>
+          <w:b w:val="0"/>
+        </w:rPr>
+        <w:t xml:space="preserve">After your attempt, compare with the supported explanation: Reject that extension without outdoor </w:t>
+      </w:r>
+      <w:r>
+        <w:rPr>
+          <w:b/>
+        </w:rPr>
+        <w:t>evidence</w:t>
+      </w:r>
+      <w:r>
+        <w:rPr>
+          <w:b w:val="0"/>
+        </w:rPr>
+        <w:t>. The reported conditions do not include the proposed use population.</w:t>
+      </w:r>
+    </w:p>
+    <w:p>
+      <w:pPr>
+        <w:pStyle w:val="Heading3"/>
+      </w:pPr>
+      <w:r>
         <w:t>Repair a missing building block</w:t>
       </w:r>
     </w:p>
     <w:p>
-      <w:r>
-        <w:t>Review Finding primary research (ai-7/3). Goal: Explain the mechanism and terminology of finding primary research. Short practice: Separate what the blog claims from what the original report records. Which methods and denominator must be inspected, and what status is honest if the original report is unavailable?. Return to this week and explain what you changed.</w:t>
-      </w:r>
-    </w:p>
-    <w:p>
-      <w:r>
-        <w:t>Review A question that evidence can answer (ai-7/1). Goal: Explain the mechanism and terminology of a question that evidence can answer. Short practice: Which proposed diagram question has a measurable outcome? Name its versions, six-case denominator and fixed scoring, then explain why giving only B easier tasks spoils the comparison.. Return to this week and explain what you changed.</w:t>
+      <w:pPr>
+        <w:spacing w:line="336" w:lineRule="auto" w:after="180"/>
+      </w:pPr>
+      <w:r>
+        <w:rPr>
+          <w:b w:val="0"/>
+        </w:rPr>
+        <w:t xml:space="preserve">Review Finding primary research (ai-7/3). Goal: Explain the </w:t>
+      </w:r>
+      <w:r>
+        <w:rPr>
+          <w:b/>
+        </w:rPr>
+        <w:t>mechanism</w:t>
+      </w:r>
+      <w:r>
+        <w:rPr>
+          <w:b w:val="0"/>
+        </w:rPr>
+        <w:t xml:space="preserve"> and terminology of finding primary research. Short practice: Separate what the blog claims from what the original report records.</w:t>
+      </w:r>
+    </w:p>
+    <w:p>
+      <w:pPr>
+        <w:spacing w:line="336" w:lineRule="auto" w:after="180"/>
+      </w:pPr>
+      <w:r>
+        <w:rPr>
+          <w:b w:val="0"/>
+        </w:rPr>
+        <w:t xml:space="preserve">Which </w:t>
+      </w:r>
+      <w:r>
+        <w:rPr>
+          <w:b/>
+        </w:rPr>
+        <w:t>method</w:t>
+      </w:r>
+      <w:r>
+        <w:rPr>
+          <w:b w:val="0"/>
+        </w:rPr>
+        <w:t>s and denominator must be inspected, and what status is honest if the original report is unavailable?. Return to this week and explain what you changed.</w:t>
+      </w:r>
+    </w:p>
+    <w:p>
+      <w:pPr>
+        <w:spacing w:line="336" w:lineRule="auto" w:after="180"/>
+      </w:pPr>
+      <w:r>
+        <w:rPr>
+          <w:b w:val="0"/>
+        </w:rPr>
+        <w:t xml:space="preserve">Review A question that </w:t>
+      </w:r>
+      <w:r>
+        <w:rPr>
+          <w:b/>
+        </w:rPr>
+        <w:t>evidence</w:t>
+      </w:r>
+      <w:r>
+        <w:rPr>
+          <w:b w:val="0"/>
+        </w:rPr>
+        <w:t xml:space="preserve"> can answer (ai-7/1). Goal: Explain the </w:t>
+      </w:r>
+      <w:r>
+        <w:rPr>
+          <w:b/>
+        </w:rPr>
+        <w:t>mechanism</w:t>
+      </w:r>
+      <w:r>
+        <w:rPr>
+          <w:b w:val="0"/>
+        </w:rPr>
+        <w:t xml:space="preserve"> and terminology of a question that </w:t>
+      </w:r>
+      <w:r>
+        <w:rPr>
+          <w:b/>
+        </w:rPr>
+        <w:t>evidence</w:t>
+      </w:r>
+      <w:r>
+        <w:rPr>
+          <w:b w:val="0"/>
+        </w:rPr>
+        <w:t xml:space="preserve"> can answer. Short practice: Which proposed diagram question has a measurable outcome?</w:t>
+      </w:r>
+    </w:p>
+    <w:p>
+      <w:pPr>
+        <w:spacing w:line="336" w:lineRule="auto" w:after="180"/>
+      </w:pPr>
+      <w:r>
+        <w:rPr>
+          <w:b w:val="0"/>
+        </w:rPr>
+        <w:t>Name its versions, six-case denominator and fixed scoring, then explain why giving only B easier tasks spoils the comparison.. Return to this week and explain what you changed.</w:t>
       </w:r>
     </w:p>
     <w:p>
@@ -2284,8 +4583,778 @@
       </w:r>
     </w:p>
     <w:p>
-      <w:r>
-        <w:t>Use Download completed work in the hosted lesson to export your answers, reflections, practice feedback and code-run evidence. Open the HTML copy to read or print it. Drafts stay in this browser when storage is available; clear drafts on a shared device.</w:t>
+      <w:pPr>
+        <w:spacing w:line="336" w:lineRule="auto" w:after="180"/>
+      </w:pPr>
+      <w:r>
+        <w:rPr>
+          <w:b w:val="0"/>
+        </w:rPr>
+        <w:t xml:space="preserve">Use Download completed work in the hosted lesson to export your answers, reflections, practice feedback and code-run </w:t>
+      </w:r>
+      <w:r>
+        <w:rPr>
+          <w:b/>
+        </w:rPr>
+        <w:t>evidence</w:t>
+      </w:r>
+      <w:r>
+        <w:rPr>
+          <w:b w:val="0"/>
+        </w:rPr>
+        <w:t>. Open the HTML copy to read or print it.</w:t>
+      </w:r>
+    </w:p>
+    <w:p>
+      <w:pPr>
+        <w:spacing w:line="336" w:lineRule="auto" w:after="180"/>
+      </w:pPr>
+      <w:r>
+        <w:rPr>
+          <w:b w:val="0"/>
+        </w:rPr>
+        <w:t>Drafts stay in this browser when storage is available; clear drafts on a shared device.</w:t>
+      </w:r>
+    </w:p>
+    <w:p>
+      <w:pPr>
+        <w:pStyle w:val="Heading1"/>
+      </w:pPr>
+      <w:r>
+        <w:t>18. Visual concept journey</w:t>
+      </w:r>
+    </w:p>
+    <w:p>
+      <w:r>
+        <w:t>Explain each Methods results and limitations graphic using its labels, deciding evidence and relevant limitation.</w:t>
+      </w:r>
+    </w:p>
+    <w:p>
+      <w:pPr>
+        <w:pStyle w:val="Heading3"/>
+      </w:pPr>
+      <w:r>
+        <w:t>01. Methods results and limitations: the case</w:t>
+      </w:r>
+    </w:p>
+    <w:p>
+      <w:r>
+        <w:drawing>
+          <wp:inline xmlns:a="http://schemas.openxmlformats.org/drawingml/2006/main" xmlns:pic="http://schemas.openxmlformats.org/drawingml/2006/picture">
+            <wp:extent cx="5486400" cy="2834640"/>
+            <wp:docPr id="3" name="Picture 3" descr="Separate procedure, finding and limit. A fictional report tests two frozen classifiers on five labelled leaf photos from one camera. Supplied facts: A is correct on 3/5; B on 4/5. No outdoor photos appear in the set."/>
+            <wp:cNvGraphicFramePr>
+              <a:graphicFrameLocks noChangeAspect="1"/>
+            </wp:cNvGraphicFramePr>
+            <a:graphic>
+              <a:graphicData uri="http://schemas.openxmlformats.org/drawingml/2006/picture">
+                <pic:pic>
+                  <pic:nvPicPr>
+                    <pic:cNvPr id="0" name="academy-story-ai-7-4-01.png"/>
+                    <pic:cNvPicPr/>
+                  </pic:nvPicPr>
+                  <pic:blipFill>
+                    <a:blip r:embed="rId11"/>
+                    <a:stretch>
+                      <a:fillRect/>
+                    </a:stretch>
+                  </pic:blipFill>
+                  <pic:spPr>
+                    <a:xfrm>
+                      <a:off x="0" y="0"/>
+                      <a:ext cx="5486400" cy="2834640"/>
+                    </a:xfrm>
+                    <a:prstGeom prst="rect"/>
+                  </pic:spPr>
+                </pic:pic>
+              </a:graphicData>
+            </a:graphic>
+          </wp:inline>
+        </w:drawing>
+      </w:r>
+    </w:p>
+    <w:p>
+      <w:pPr>
+        <w:spacing w:line="336" w:lineRule="auto" w:after="180"/>
+      </w:pPr>
+      <w:r>
+        <w:rPr>
+          <w:b w:val="0"/>
+        </w:rPr>
+        <w:t>Separate procedure, finding and limit. A fictional report tests two frozen classifiers on five labelled leaf photos from one camera. Supplied facts: A is correct on 3/5; B on 4/5. No outdoor photos appear in the set.</w:t>
+      </w:r>
+    </w:p>
+    <w:p>
+      <w:pPr>
+        <w:spacing w:line="336" w:lineRule="auto" w:after="180"/>
+        <w:shd w:fill="F5F1FB"/>
+      </w:pPr>
+      <w:r>
+        <w:rPr>
+          <w:b w:val="0"/>
+        </w:rPr>
+        <w:t>Point to the given fact that matters most. Explain why it matters.</w:t>
+      </w:r>
+    </w:p>
+    <w:p>
+      <w:pPr>
+        <w:pStyle w:val="Heading3"/>
+      </w:pPr>
+      <w:r>
+        <w:t>02. Follow the deciding steps</w:t>
+      </w:r>
+    </w:p>
+    <w:p>
+      <w:r>
+        <w:drawing>
+          <wp:inline xmlns:a="http://schemas.openxmlformats.org/drawingml/2006/main" xmlns:pic="http://schemas.openxmlformats.org/drawingml/2006/picture">
+            <wp:extent cx="5486400" cy="3182112"/>
+            <wp:docPr id="4" name="Picture 4" descr="Identify the method: Same five photos, labels and scoring are used for both models. → State the result: A scores 60%; B scores 80% on this fixed set. → State the limit: The set supplies no outdoor-camera performance evidence."/>
+            <wp:cNvGraphicFramePr>
+              <a:graphicFrameLocks noChangeAspect="1"/>
+            </wp:cNvGraphicFramePr>
+            <a:graphic>
+              <a:graphicData uri="http://schemas.openxmlformats.org/drawingml/2006/picture">
+                <pic:pic>
+                  <pic:nvPicPr>
+                    <pic:cNvPr id="0" name="academy-story-ai-7-4-02.png"/>
+                    <pic:cNvPicPr/>
+                  </pic:nvPicPr>
+                  <pic:blipFill>
+                    <a:blip r:embed="rId12"/>
+                    <a:stretch>
+                      <a:fillRect/>
+                    </a:stretch>
+                  </pic:blipFill>
+                  <pic:spPr>
+                    <a:xfrm>
+                      <a:off x="0" y="0"/>
+                      <a:ext cx="5486400" cy="3182112"/>
+                    </a:xfrm>
+                    <a:prstGeom prst="rect"/>
+                  </pic:spPr>
+                </pic:pic>
+              </a:graphicData>
+            </a:graphic>
+          </wp:inline>
+        </w:drawing>
+      </w:r>
+    </w:p>
+    <w:p>
+      <w:pPr>
+        <w:spacing w:line="336" w:lineRule="auto" w:after="180"/>
+      </w:pPr>
+      <w:r>
+        <w:rPr>
+          <w:b w:val="0"/>
+        </w:rPr>
+        <w:t xml:space="preserve">Identify the </w:t>
+      </w:r>
+      <w:r>
+        <w:rPr>
+          <w:b/>
+        </w:rPr>
+        <w:t>method</w:t>
+      </w:r>
+      <w:r>
+        <w:rPr>
+          <w:b w:val="0"/>
+        </w:rPr>
+        <w:t xml:space="preserve">: Same five photos, labels and scoring are used for both models. → State the </w:t>
+      </w:r>
+      <w:r>
+        <w:rPr>
+          <w:b/>
+        </w:rPr>
+        <w:t>result</w:t>
+      </w:r>
+      <w:r>
+        <w:rPr>
+          <w:b w:val="0"/>
+        </w:rPr>
+        <w:t xml:space="preserve">: A scores </w:t>
+      </w:r>
+      <w:r>
+        <w:rPr>
+          <w:b/>
+        </w:rPr>
+        <w:t>60%</w:t>
+      </w:r>
+      <w:r>
+        <w:rPr>
+          <w:b w:val="0"/>
+        </w:rPr>
+        <w:t xml:space="preserve">; B scores </w:t>
+      </w:r>
+      <w:r>
+        <w:rPr>
+          <w:b/>
+        </w:rPr>
+        <w:t>80%</w:t>
+      </w:r>
+      <w:r>
+        <w:rPr>
+          <w:b w:val="0"/>
+        </w:rPr>
+        <w:t xml:space="preserve"> on this fixed set. → State the limit: The set supplies no outdoor-camera performance </w:t>
+      </w:r>
+      <w:r>
+        <w:rPr>
+          <w:b/>
+        </w:rPr>
+        <w:t>evidence</w:t>
+      </w:r>
+      <w:r>
+        <w:rPr>
+          <w:b w:val="0"/>
+        </w:rPr>
+        <w:t>.</w:t>
+      </w:r>
+    </w:p>
+    <w:p>
+      <w:pPr>
+        <w:spacing w:line="336" w:lineRule="auto" w:after="180"/>
+        <w:shd w:fill="F5F1FB"/>
+      </w:pPr>
+      <w:r>
+        <w:rPr>
+          <w:b w:val="0"/>
+        </w:rPr>
+        <w:t xml:space="preserve">Point to each numbered stage and explain which recorded </w:t>
+      </w:r>
+      <w:r>
+        <w:rPr>
+          <w:b/>
+        </w:rPr>
+        <w:t>input</w:t>
+      </w:r>
+      <w:r>
+        <w:rPr>
+          <w:b w:val="0"/>
+        </w:rPr>
+        <w:t xml:space="preserve"> it uses.</w:t>
+      </w:r>
+    </w:p>
+    <w:p>
+      <w:pPr>
+        <w:pStyle w:val="Heading3"/>
+      </w:pPr>
+      <w:r>
+        <w:t>03. Two models on five shared photos</w:t>
+      </w:r>
+    </w:p>
+    <w:p>
+      <w:r>
+        <w:drawing>
+          <wp:inline xmlns:a="http://schemas.openxmlformats.org/drawingml/2006/main" xmlns:pic="http://schemas.openxmlformats.org/drawingml/2006/picture">
+            <wp:extent cx="5486400" cy="2834640"/>
+            <wp:docPr id="5" name="Picture 5" descr="Two models on five shared photos. Units: correct photos out of 5. A: 3. B: 4."/>
+            <wp:cNvGraphicFramePr>
+              <a:graphicFrameLocks noChangeAspect="1"/>
+            </wp:cNvGraphicFramePr>
+            <a:graphic>
+              <a:graphicData uri="http://schemas.openxmlformats.org/drawingml/2006/picture">
+                <pic:pic>
+                  <pic:nvPicPr>
+                    <pic:cNvPr id="0" name="academy-story-ai-7-4-03.png"/>
+                    <pic:cNvPicPr/>
+                  </pic:nvPicPr>
+                  <pic:blipFill>
+                    <a:blip r:embed="rId13"/>
+                    <a:stretch>
+                      <a:fillRect/>
+                    </a:stretch>
+                  </pic:blipFill>
+                  <pic:spPr>
+                    <a:xfrm>
+                      <a:off x="0" y="0"/>
+                      <a:ext cx="5486400" cy="2834640"/>
+                    </a:xfrm>
+                    <a:prstGeom prst="rect"/>
+                  </pic:spPr>
+                </pic:pic>
+              </a:graphicData>
+            </a:graphic>
+          </wp:inline>
+        </w:drawing>
+      </w:r>
+    </w:p>
+    <w:p>
+      <w:pPr>
+        <w:spacing w:line="336" w:lineRule="auto" w:after="180"/>
+      </w:pPr>
+      <w:r>
+        <w:rPr>
+          <w:b w:val="0"/>
+        </w:rPr>
+        <w:t>Two models on five shared photos. Units: correct photos out of 5. A: 3. B: 4.</w:t>
+      </w:r>
+    </w:p>
+    <w:p>
+      <w:pPr>
+        <w:spacing w:line="336" w:lineRule="auto" w:after="180"/>
+        <w:shd w:fill="F5F1FB"/>
+      </w:pPr>
+      <w:r>
+        <w:rPr>
+          <w:b w:val="0"/>
+        </w:rPr>
+        <w:t>Read the labels and values. Explain the relationship the model shows.</w:t>
+      </w:r>
+    </w:p>
+    <w:p>
+      <w:pPr>
+        <w:pStyle w:val="Heading3"/>
+      </w:pPr>
+      <w:r>
+        <w:t>04. Change one thing. Trace what follows.</w:t>
+      </w:r>
+    </w:p>
+    <w:p>
+      <w:r>
+        <w:drawing>
+          <wp:inline xmlns:a="http://schemas.openxmlformats.org/drawingml/2006/main" xmlns:pic="http://schemas.openxmlformats.org/drawingml/2006/picture">
+            <wp:extent cx="5486400" cy="3026664"/>
+            <wp:docPr id="6" name="Picture 6" descr="Original case: The set supplies no outdoor-camera performance evidence. Changed condition: The conclusion says B is best for outdoor farming. Expected result: Reject that extension without outdoor evidence. Reason: The reported conditions do not include the proposed use population."/>
+            <wp:cNvGraphicFramePr>
+              <a:graphicFrameLocks noChangeAspect="1"/>
+            </wp:cNvGraphicFramePr>
+            <a:graphic>
+              <a:graphicData uri="http://schemas.openxmlformats.org/drawingml/2006/picture">
+                <pic:pic>
+                  <pic:nvPicPr>
+                    <pic:cNvPr id="0" name="academy-story-ai-7-4-04.png"/>
+                    <pic:cNvPicPr/>
+                  </pic:nvPicPr>
+                  <pic:blipFill>
+                    <a:blip r:embed="rId14"/>
+                    <a:stretch>
+                      <a:fillRect/>
+                    </a:stretch>
+                  </pic:blipFill>
+                  <pic:spPr>
+                    <a:xfrm>
+                      <a:off x="0" y="0"/>
+                      <a:ext cx="5486400" cy="3026664"/>
+                    </a:xfrm>
+                    <a:prstGeom prst="rect"/>
+                  </pic:spPr>
+                </pic:pic>
+              </a:graphicData>
+            </a:graphic>
+          </wp:inline>
+        </w:drawing>
+      </w:r>
+    </w:p>
+    <w:p>
+      <w:pPr>
+        <w:spacing w:line="336" w:lineRule="auto" w:after="180"/>
+      </w:pPr>
+      <w:r>
+        <w:rPr>
+          <w:b w:val="0"/>
+        </w:rPr>
+        <w:t xml:space="preserve">Original case: The set supplies no outdoor-camera performance </w:t>
+      </w:r>
+      <w:r>
+        <w:rPr>
+          <w:b/>
+        </w:rPr>
+        <w:t>evidence</w:t>
+      </w:r>
+      <w:r>
+        <w:rPr>
+          <w:b w:val="0"/>
+        </w:rPr>
+        <w:t xml:space="preserve">. Changed condition: The conclusion says B is best for outdoor farming. Expected </w:t>
+      </w:r>
+      <w:r>
+        <w:rPr>
+          <w:b/>
+        </w:rPr>
+        <w:t>result</w:t>
+      </w:r>
+      <w:r>
+        <w:rPr>
+          <w:b w:val="0"/>
+        </w:rPr>
+        <w:t xml:space="preserve">: Reject that extension without outdoor </w:t>
+      </w:r>
+      <w:r>
+        <w:rPr>
+          <w:b/>
+        </w:rPr>
+        <w:t>evidence</w:t>
+      </w:r>
+      <w:r>
+        <w:rPr>
+          <w:b w:val="0"/>
+        </w:rPr>
+        <w:t>.</w:t>
+      </w:r>
+    </w:p>
+    <w:p>
+      <w:pPr>
+        <w:spacing w:line="336" w:lineRule="auto" w:after="180"/>
+      </w:pPr>
+      <w:r>
+        <w:rPr>
+          <w:b w:val="0"/>
+        </w:rPr>
+        <w:t>Reason: The reported conditions do not include the proposed use population.</w:t>
+      </w:r>
+    </w:p>
+    <w:p>
+      <w:pPr>
+        <w:spacing w:line="336" w:lineRule="auto" w:after="180"/>
+        <w:shd w:fill="F5F1FB"/>
+      </w:pPr>
+      <w:r>
+        <w:rPr>
+          <w:b w:val="0"/>
+        </w:rPr>
+        <w:t xml:space="preserve">Predict before checking the worked changed-case </w:t>
+      </w:r>
+      <w:r>
+        <w:rPr>
+          <w:b/>
+        </w:rPr>
+        <w:t>result</w:t>
+      </w:r>
+      <w:r>
+        <w:rPr>
+          <w:b w:val="0"/>
+        </w:rPr>
+        <w:t>. Name what changed and what the supplied facts allow you to conclude.</w:t>
+      </w:r>
+    </w:p>
+    <w:p>
+      <w:pPr>
+        <w:pStyle w:val="Heading3"/>
+      </w:pPr>
+      <w:r>
+        <w:t>05. Connect the explanation to its limit</w:t>
+      </w:r>
+    </w:p>
+    <w:p>
+      <w:r>
+        <w:drawing>
+          <wp:inline xmlns:a="http://schemas.openxmlformats.org/drawingml/2006/main" xmlns:pic="http://schemas.openxmlformats.org/drawingml/2006/picture">
+            <wp:extent cx="5486400" cy="2834640"/>
+            <wp:docPr id="7" name="Picture 7" descr="Methods tell how evidence was produced; results state observations; limitations describe what those observations cannot settle. Keeping them distinct prevents a result from becoming an oversized claim. Limit: Five observations cannot establish a stable ranking or causal mechanism; source and sampling assumptions remain important."/>
+            <wp:cNvGraphicFramePr>
+              <a:graphicFrameLocks noChangeAspect="1"/>
+            </wp:cNvGraphicFramePr>
+            <a:graphic>
+              <a:graphicData uri="http://schemas.openxmlformats.org/drawingml/2006/picture">
+                <pic:pic>
+                  <pic:nvPicPr>
+                    <pic:cNvPr id="0" name="academy-story-ai-7-4-05.png"/>
+                    <pic:cNvPicPr/>
+                  </pic:nvPicPr>
+                  <pic:blipFill>
+                    <a:blip r:embed="rId15"/>
+                    <a:stretch>
+                      <a:fillRect/>
+                    </a:stretch>
+                  </pic:blipFill>
+                  <pic:spPr>
+                    <a:xfrm>
+                      <a:off x="0" y="0"/>
+                      <a:ext cx="5486400" cy="2834640"/>
+                    </a:xfrm>
+                    <a:prstGeom prst="rect"/>
+                  </pic:spPr>
+                </pic:pic>
+              </a:graphicData>
+            </a:graphic>
+          </wp:inline>
+        </w:drawing>
+      </w:r>
+    </w:p>
+    <w:p>
+      <w:pPr>
+        <w:spacing w:line="336" w:lineRule="auto" w:after="180"/>
+      </w:pPr>
+      <w:r>
+        <w:rPr>
+          <w:b/>
+        </w:rPr>
+        <w:t>Method</w:t>
+      </w:r>
+      <w:r>
+        <w:rPr>
+          <w:b w:val="0"/>
+        </w:rPr>
+        <w:t xml:space="preserve">s tell how </w:t>
+      </w:r>
+      <w:r>
+        <w:rPr>
+          <w:b/>
+        </w:rPr>
+        <w:t>evidence</w:t>
+      </w:r>
+      <w:r>
+        <w:rPr>
+          <w:b w:val="0"/>
+        </w:rPr>
+        <w:t xml:space="preserve"> was produced; </w:t>
+      </w:r>
+      <w:r>
+        <w:rPr>
+          <w:b/>
+        </w:rPr>
+        <w:t>result</w:t>
+      </w:r>
+      <w:r>
+        <w:rPr>
+          <w:b w:val="0"/>
+        </w:rPr>
+        <w:t xml:space="preserve">s state </w:t>
+      </w:r>
+      <w:r>
+        <w:rPr>
+          <w:b/>
+        </w:rPr>
+        <w:t>observation</w:t>
+      </w:r>
+      <w:r>
+        <w:rPr>
+          <w:b w:val="0"/>
+        </w:rPr>
+        <w:t xml:space="preserve">s; </w:t>
+      </w:r>
+      <w:r>
+        <w:rPr>
+          <w:b/>
+        </w:rPr>
+        <w:t>limitation</w:t>
+      </w:r>
+      <w:r>
+        <w:rPr>
+          <w:b w:val="0"/>
+        </w:rPr>
+        <w:t xml:space="preserve">s describe what those </w:t>
+      </w:r>
+      <w:r>
+        <w:rPr>
+          <w:b/>
+        </w:rPr>
+        <w:t>observation</w:t>
+      </w:r>
+      <w:r>
+        <w:rPr>
+          <w:b w:val="0"/>
+        </w:rPr>
+        <w:t xml:space="preserve">s cannot settle. Keeping them distinct prevents a </w:t>
+      </w:r>
+      <w:r>
+        <w:rPr>
+          <w:b/>
+        </w:rPr>
+        <w:t>result</w:t>
+      </w:r>
+      <w:r>
+        <w:rPr>
+          <w:b w:val="0"/>
+        </w:rPr>
+        <w:t xml:space="preserve"> from becoming an oversized claim.</w:t>
+      </w:r>
+    </w:p>
+    <w:p>
+      <w:pPr>
+        <w:spacing w:line="336" w:lineRule="auto" w:after="180"/>
+      </w:pPr>
+      <w:r>
+        <w:rPr>
+          <w:b w:val="0"/>
+        </w:rPr>
+        <w:t xml:space="preserve">Limit: Five </w:t>
+      </w:r>
+      <w:r>
+        <w:rPr>
+          <w:b/>
+        </w:rPr>
+        <w:t>observation</w:t>
+      </w:r>
+      <w:r>
+        <w:rPr>
+          <w:b w:val="0"/>
+        </w:rPr>
+        <w:t xml:space="preserve">s cannot establish a stable ranking or causal </w:t>
+      </w:r>
+      <w:r>
+        <w:rPr>
+          <w:b/>
+        </w:rPr>
+        <w:t>mechanism</w:t>
+      </w:r>
+      <w:r>
+        <w:rPr>
+          <w:b w:val="0"/>
+        </w:rPr>
+        <w:t>; source and sampling assumptions remain important.</w:t>
+      </w:r>
+    </w:p>
+    <w:p>
+      <w:pPr>
+        <w:spacing w:line="336" w:lineRule="auto" w:after="180"/>
+        <w:shd w:fill="F5F1FB"/>
+      </w:pPr>
+      <w:r>
+        <w:rPr>
+          <w:b w:val="0"/>
+        </w:rPr>
+        <w:t>Explain the case, then point to a limit on the claim.</w:t>
+      </w:r>
+    </w:p>
+    <w:p>
+      <w:pPr>
+        <w:pStyle w:val="Heading3"/>
+      </w:pPr>
+      <w:r>
+        <w:t>06. Make the idea visible in your project</w:t>
+      </w:r>
+    </w:p>
+    <w:p>
+      <w:r>
+        <w:drawing>
+          <wp:inline xmlns:a="http://schemas.openxmlformats.org/drawingml/2006/main" xmlns:pic="http://schemas.openxmlformats.org/drawingml/2006/picture">
+            <wp:extent cx="5486400" cy="3681984"/>
+            <wp:docPr id="8" name="Picture 8" descr="For the Reproducible AI Research Study, retain an annotated worked trace and the changed-case reasoning. Connect the claim to its records, units and assumptions so another investigator can challenge or reproduce it. Draw your input, deciding step, result and limit. Supported question: Place the five-photo procedure, 3/5 versus 4/5 finding and missing outdoor evidence in their proper categories. Why cannot the result establish that B is best for outdoor farming?"/>
+            <wp:cNvGraphicFramePr>
+              <a:graphicFrameLocks noChangeAspect="1"/>
+            </wp:cNvGraphicFramePr>
+            <a:graphic>
+              <a:graphicData uri="http://schemas.openxmlformats.org/drawingml/2006/picture">
+                <pic:pic>
+                  <pic:nvPicPr>
+                    <pic:cNvPr id="0" name="academy-story-ai-7-4-06.png"/>
+                    <pic:cNvPicPr/>
+                  </pic:nvPicPr>
+                  <pic:blipFill>
+                    <a:blip r:embed="rId16"/>
+                    <a:stretch>
+                      <a:fillRect/>
+                    </a:stretch>
+                  </pic:blipFill>
+                  <pic:spPr>
+                    <a:xfrm>
+                      <a:off x="0" y="0"/>
+                      <a:ext cx="5486400" cy="3681984"/>
+                    </a:xfrm>
+                    <a:prstGeom prst="rect"/>
+                  </pic:spPr>
+                </pic:pic>
+              </a:graphicData>
+            </a:graphic>
+          </wp:inline>
+        </w:drawing>
+      </w:r>
+    </w:p>
+    <w:p>
+      <w:pPr>
+        <w:spacing w:line="336" w:lineRule="auto" w:after="180"/>
+      </w:pPr>
+      <w:r>
+        <w:rPr>
+          <w:b w:val="0"/>
+        </w:rPr>
+        <w:t>For the Reproducible AI Research Study, retain an annotated worked trace and the changed-case reasoning. Connect the claim to its records, units and assumptions so another investigator can challenge or reproduce it.</w:t>
+      </w:r>
+    </w:p>
+    <w:p>
+      <w:pPr>
+        <w:spacing w:line="336" w:lineRule="auto" w:after="180"/>
+      </w:pPr>
+      <w:r>
+        <w:rPr>
+          <w:b w:val="0"/>
+        </w:rPr>
+        <w:t xml:space="preserve">Draw your </w:t>
+      </w:r>
+      <w:r>
+        <w:rPr>
+          <w:b/>
+        </w:rPr>
+        <w:t>input</w:t>
+      </w:r>
+      <w:r>
+        <w:rPr>
+          <w:b w:val="0"/>
+        </w:rPr>
+        <w:t xml:space="preserve">, deciding step, </w:t>
+      </w:r>
+      <w:r>
+        <w:rPr>
+          <w:b/>
+        </w:rPr>
+        <w:t>result</w:t>
+      </w:r>
+      <w:r>
+        <w:rPr>
+          <w:b w:val="0"/>
+        </w:rPr>
+        <w:t xml:space="preserve"> and limit. Supported question: Place the five-photo procedure, 3/5 versus 4/5 finding and missing outdoor </w:t>
+      </w:r>
+      <w:r>
+        <w:rPr>
+          <w:b/>
+        </w:rPr>
+        <w:t>evidence</w:t>
+      </w:r>
+      <w:r>
+        <w:rPr>
+          <w:b w:val="0"/>
+        </w:rPr>
+        <w:t xml:space="preserve"> in their proper categories.</w:t>
+      </w:r>
+    </w:p>
+    <w:p>
+      <w:pPr>
+        <w:spacing w:line="336" w:lineRule="auto" w:after="180"/>
+      </w:pPr>
+      <w:r>
+        <w:rPr>
+          <w:b w:val="0"/>
+        </w:rPr>
+        <w:t xml:space="preserve">Why cannot the </w:t>
+      </w:r>
+      <w:r>
+        <w:rPr>
+          <w:b/>
+        </w:rPr>
+        <w:t>result</w:t>
+      </w:r>
+      <w:r>
+        <w:rPr>
+          <w:b w:val="0"/>
+        </w:rPr>
+        <w:t xml:space="preserve"> establish that B is best for outdoor farming?</w:t>
+      </w:r>
+    </w:p>
+    <w:p>
+      <w:pPr>
+        <w:spacing w:line="336" w:lineRule="auto" w:after="180"/>
+        <w:shd w:fill="F5F1FB"/>
+      </w:pPr>
+      <w:r>
+        <w:rPr>
+          <w:b w:val="0"/>
+        </w:rPr>
+        <w:t xml:space="preserve">Draw your project trace and justify the deciding step using </w:t>
+      </w:r>
+      <w:r>
+        <w:rPr>
+          <w:b/>
+        </w:rPr>
+        <w:t>evidence</w:t>
+      </w:r>
+      <w:r>
+        <w:rPr>
+          <w:b w:val="0"/>
+        </w:rPr>
+        <w:t>.</w:t>
       </w:r>
     </w:p>
     <w:sectPr>

--- a/downloads/student/ai-7-week-04.docx
+++ b/downloads/student/ai-7-week-04.docx
@@ -25,12 +25,17 @@
         <w:pStyle w:val="Heading1"/>
       </w:pPr>
       <w:r>
-        <w:t>Before you start</w:t>
-      </w:r>
-    </w:p>
-    <w:p>
-      <w:r>
-        <w:t>Recall Finding primary research. Explain why a recorded result needs its input conditions and evidence source before it can support a claim.</w:t>
+        <w:t>State what was done. Report what was found. Bound what it means.</w:t>
+      </w:r>
+    </w:p>
+    <w:p>
+      <w:r>
+        <w:t>Separate methods, results, limitations and proposed mechanisms with reasons and legitimate overlap.</w:t>
+      </w:r>
+    </w:p>
+    <w:p>
+      <w:r>
+        <w:t>Role contract → twenty-query classification → five-photo picture → interpretation probes → passage rewrite → independent reviewer/cutoff case.</w:t>
       </w:r>
     </w:p>
     <w:p>
@@ -38,20 +43,20 @@
         <w:pStyle w:val="Heading1"/>
       </w:pPr>
       <w:r>
-        <w:t>01. Your mission</w:t>
-      </w:r>
-    </w:p>
-    <w:p>
-      <w:r>
-        <w:t>Start with the target: Explain the mechanism and terminology of methods results and limitations. Try the recall before opening notes.</w:t>
-      </w:r>
-    </w:p>
-    <w:p>
-      <w:pPr>
-        <w:pStyle w:val="Heading3"/>
-      </w:pPr>
-      <w:r>
-        <w:t>Your learning target</w:t>
+        <w:t>01. Keep procedure, finding and interpretation limits connected</w:t>
+      </w:r>
+    </w:p>
+    <w:p>
+      <w:r>
+        <w:t>Classify each statement by its role without forcing every sentence into only one box.</w:t>
+      </w:r>
+    </w:p>
+    <w:p>
+      <w:pPr>
+        <w:pStyle w:val="Heading2"/>
+      </w:pPr>
+      <w:r>
+        <w:t>Learning goals</w:t>
       </w:r>
     </w:p>
     <w:p>
@@ -161,10 +166,10 @@
     </w:p>
     <w:p>
       <w:pPr>
-        <w:pStyle w:val="Heading3"/>
-      </w:pPr>
-      <w:r>
-        <w:t>Remember before reading</w:t>
+        <w:pStyle w:val="Heading2"/>
+      </w:pPr>
+      <w:r>
+        <w:t>Retrieve claim scope and inspected original evidence</w:t>
       </w:r>
     </w:p>
     <w:p>
@@ -237,6 +242,124 @@
     </w:p>
     <w:p>
       <w:pPr>
+        <w:pStyle w:val="Heading2"/>
+      </w:pPr>
+      <w:r>
+        <w:t>Prerequisite and starting response</w:t>
+      </w:r>
+    </w:p>
+    <w:p>
+      <w:pPr>
+        <w:pStyle w:val="ListBullet"/>
+      </w:pPr>
+      <w:r>
+        <w:t>Recall Finding primary research. Explain why a recorded result needs its input conditions and evidence source before it can support a claim.</w:t>
+      </w:r>
+    </w:p>
+    <w:p>
+      <w:pPr>
+        <w:pStyle w:val="Heading3"/>
+      </w:pPr>
+      <w:r>
+        <w:t>My starting explanation</w:t>
+      </w:r>
+    </w:p>
+    <w:p>
+      <w:r>
+        <w:t>________________________________________________________________</w:t>
+      </w:r>
+    </w:p>
+    <w:p>
+      <w:r>
+        <w:t>________________________________________________________________</w:t>
+      </w:r>
+    </w:p>
+    <w:p>
+      <w:r>
+        <w:t>________________________________________________________________</w:t>
+      </w:r>
+    </w:p>
+    <w:p>
+      <w:pPr>
+        <w:pStyle w:val="Heading2"/>
+      </w:pPr>
+      <w:r>
+        <w:t>End goal</w:t>
+      </w:r>
+    </w:p>
+    <w:p>
+      <w:pPr>
+        <w:spacing w:line="336" w:lineRule="auto" w:after="180"/>
+      </w:pPr>
+      <w:r>
+        <w:rPr>
+          <w:b w:val="0"/>
+        </w:rPr>
+        <w:t xml:space="preserve">Explain </w:t>
+      </w:r>
+      <w:r>
+        <w:rPr>
+          <w:b/>
+        </w:rPr>
+        <w:t>method</w:t>
+      </w:r>
+      <w:r>
+        <w:rPr>
+          <w:b w:val="0"/>
+        </w:rPr>
+        <w:t xml:space="preserve">s </w:t>
+      </w:r>
+      <w:r>
+        <w:rPr>
+          <w:b/>
+        </w:rPr>
+        <w:t>result</w:t>
+      </w:r>
+      <w:r>
+        <w:rPr>
+          <w:b w:val="0"/>
+        </w:rPr>
+        <w:t xml:space="preserve">s and </w:t>
+      </w:r>
+      <w:r>
+        <w:rPr>
+          <w:b/>
+        </w:rPr>
+        <w:t>limitation</w:t>
+      </w:r>
+      <w:r>
+        <w:rPr>
+          <w:b w:val="0"/>
+        </w:rPr>
+        <w:t>s using the records and boundaries of this fictional investigation.</w:t>
+      </w:r>
+    </w:p>
+    <w:p>
+      <w:pPr>
+        <w:pStyle w:val="Heading2"/>
+      </w:pPr>
+      <w:r>
+        <w:t>Earlier wording, alternatives and picture transcripts · reference / check after trying</w:t>
+      </w:r>
+    </w:p>
+    <w:p>
+      <w:pPr>
+        <w:pStyle w:val="Heading3"/>
+      </w:pPr>
+      <w:r>
+        <w:t>Your learning target</w:t>
+      </w:r>
+    </w:p>
+    <w:p>
+      <w:pPr>
+        <w:pStyle w:val="Heading3"/>
+      </w:pPr>
+      <w:r>
+        <w:t>Remember before reading</w:t>
+      </w:r>
+    </w:p>
+    <w:p>
+      <w:pPr>
         <w:spacing w:line="336" w:lineRule="auto" w:after="180"/>
       </w:pPr>
       <w:r>
@@ -355,13 +478,78 @@
     </w:p>
     <w:p>
       <w:pPr>
+        <w:pStyle w:val="Heading3"/>
+      </w:pPr>
+      <w:r>
+        <w:t>This week’s end goal</w:t>
+      </w:r>
+    </w:p>
+    <w:p>
+      <w:pPr>
+        <w:pStyle w:val="Heading1"/>
+      </w:pPr>
+      <w:r>
+        <w:t>02. Define the role each statement plays in the argument</w:t>
+      </w:r>
+    </w:p>
+    <w:p>
+      <w:r>
+        <w:t>A limitation bounds a result rather than erasing the reported observation.</w:t>
+      </w:r>
+    </w:p>
+    <w:p>
+      <w:pPr>
+        <w:pStyle w:val="Heading2"/>
+      </w:pPr>
+      <w:r>
+        <w:t>Begin with the three-sentence fictional report</w:t>
+      </w:r>
+    </w:p>
+    <w:p>
+      <w:pPr>
         <w:spacing w:line="336" w:lineRule="auto" w:after="180"/>
       </w:pPr>
       <w:r>
         <w:rPr>
           <w:b w:val="0"/>
         </w:rPr>
-        <w:t xml:space="preserve">Recall Finding primary research. Explain why a recorded </w:t>
+        <w:t>Imagine a report says “We tested twenty fictional questions; sixteen passed; no real students used the system.” These statements answer different questions: what was done, what was observed and what the observations cannot settle. Keep them linked. A method detail may also explain a limitation.</w:t>
+      </w:r>
+    </w:p>
+    <w:p>
+      <w:pPr>
+        <w:spacing w:line="336" w:lineRule="auto" w:after="180"/>
+      </w:pPr>
+      <w:r>
+        <w:rPr>
+          <w:b w:val="0"/>
+        </w:rPr>
+        <w:t>A proposed reason for the result is an explanation to investigate, not another observation simply because it sounds plausible.</w:t>
+      </w:r>
+    </w:p>
+    <w:p>
+      <w:pPr>
+        <w:pStyle w:val="Heading2"/>
+      </w:pPr>
+      <w:r>
+        <w:t>Define methods, results and limitations</w:t>
+      </w:r>
+    </w:p>
+    <w:p>
+      <w:pPr>
+        <w:spacing w:line="336" w:lineRule="auto" w:after="180"/>
+      </w:pPr>
+      <w:r>
+        <w:rPr>
+          <w:b/>
+        </w:rPr>
+        <w:t>Method</w:t>
+      </w:r>
+      <w:r>
+        <w:rPr>
+          <w:b w:val="0"/>
+        </w:rPr>
+        <w:t xml:space="preserve">s state what was done; </w:t>
       </w:r>
       <w:r>
         <w:rPr>
@@ -373,7 +561,658 @@
         <w:rPr>
           <w:b w:val="0"/>
         </w:rPr>
-        <w:t xml:space="preserve"> needs its </w:t>
+        <w:t xml:space="preserve">s state observed outcomes; </w:t>
+      </w:r>
+      <w:r>
+        <w:rPr>
+          <w:b/>
+        </w:rPr>
+        <w:t>limitation</w:t>
+      </w:r>
+      <w:r>
+        <w:rPr>
+          <w:b w:val="0"/>
+        </w:rPr>
+        <w:t xml:space="preserve">s state restrictions on interpretation. Mixing them hides missing </w:t>
+      </w:r>
+      <w:r>
+        <w:rPr>
+          <w:b/>
+        </w:rPr>
+        <w:t>evidence</w:t>
+      </w:r>
+      <w:r>
+        <w:rPr>
+          <w:b w:val="0"/>
+        </w:rPr>
+        <w:t>.</w:t>
+      </w:r>
+    </w:p>
+    <w:p>
+      <w:pPr>
+        <w:pStyle w:val="Heading2"/>
+      </w:pPr>
+      <w:r>
+        <w:t>Complete passage and classification contract</w:t>
+      </w:r>
+    </w:p>
+    <w:tbl>
+      <w:tblPr>
+        <w:tblStyle w:val="LightShading-Accent1"/>
+        <w:tblW w:type="auto" w:w="0"/>
+        <w:tblLook w:firstColumn="1" w:firstRow="1" w:lastColumn="0" w:lastRow="0" w:noHBand="0" w:noVBand="1" w:val="04A0"/>
+      </w:tblPr>
+      <w:tblGrid>
+        <w:gridCol w:w="5112"/>
+        <w:gridCol w:w="5112"/>
+      </w:tblGrid>
+      <w:tr>
+        <w:trPr>
+          <w:tblHeader/>
+        </w:trPr>
+        <w:tc>
+          <w:tcPr>
+            <w:tcW w:type="dxa" w:w="5112"/>
+          </w:tcPr>
+          <w:p>
+            <w:r>
+              <w:t>Statement role</w:t>
+            </w:r>
+          </w:p>
+        </w:tc>
+        <w:tc>
+          <w:tcPr>
+            <w:tcW w:type="dxa" w:w="5112"/>
+          </w:tcPr>
+          <w:p>
+            <w:r>
+              <w:t>Complete classroom distinction</w:t>
+            </w:r>
+          </w:p>
+        </w:tc>
+      </w:tr>
+      <w:tr>
+        <w:tc>
+          <w:tcPr>
+            <w:tcW w:type="dxa" w:w="5112"/>
+          </w:tcPr>
+          <w:p>
+            <w:r>
+              <w:t>Method</w:t>
+            </w:r>
+          </w:p>
+        </w:tc>
+        <w:tc>
+          <w:tcPr>
+            <w:tcW w:type="dxa" w:w="5112"/>
+          </w:tcPr>
+          <w:p>
+            <w:r>
+              <w:t>What was done: cases, versions, scoring, conditions and data collection</w:t>
+            </w:r>
+          </w:p>
+        </w:tc>
+      </w:tr>
+      <w:tr>
+        <w:tc>
+          <w:tcPr>
+            <w:tcW w:type="dxa" w:w="5112"/>
+          </w:tcPr>
+          <w:p>
+            <w:r>
+              <w:t>Result</w:t>
+            </w:r>
+          </w:p>
+        </w:tc>
+        <w:tc>
+          <w:tcPr>
+            <w:tcW w:type="dxa" w:w="5112"/>
+          </w:tcPr>
+          <w:p>
+            <w:r>
+              <w:t>What the supplied record reports, with its metric and denominator</w:t>
+            </w:r>
+          </w:p>
+        </w:tc>
+      </w:tr>
+      <w:tr>
+        <w:tc>
+          <w:tcPr>
+            <w:tcW w:type="dxa" w:w="5112"/>
+          </w:tcPr>
+          <w:p>
+            <w:r>
+              <w:t>Limitation</w:t>
+            </w:r>
+          </w:p>
+        </w:tc>
+        <w:tc>
+          <w:tcPr>
+            <w:tcW w:type="dxa" w:w="5112"/>
+          </w:tcPr>
+          <w:p>
+            <w:r>
+              <w:t>What that procedure/evidence does not establish or what uncertainty remains</w:t>
+            </w:r>
+          </w:p>
+        </w:tc>
+      </w:tr>
+      <w:tr>
+        <w:tc>
+          <w:tcPr>
+            <w:tcW w:type="dxa" w:w="5112"/>
+          </w:tcPr>
+          <w:p>
+            <w:r>
+              <w:t>Proposed explanation</w:t>
+            </w:r>
+          </w:p>
+        </w:tc>
+        <w:tc>
+          <w:tcPr>
+            <w:tcW w:type="dxa" w:w="5112"/>
+          </w:tcPr>
+          <w:p>
+            <w:r>
+              <w:t>A candidate mechanism to test; not an additional observed result</w:t>
+            </w:r>
+          </w:p>
+        </w:tc>
+      </w:tr>
+      <w:tr>
+        <w:tc>
+          <w:tcPr>
+            <w:tcW w:type="dxa" w:w="5112"/>
+          </w:tcPr>
+          <w:p>
+            <w:r>
+              <w:t>Main supplied passage</w:t>
+            </w:r>
+          </w:p>
+        </w:tc>
+        <w:tc>
+          <w:tcPr>
+            <w:tcW w:type="dxa" w:w="5112"/>
+          </w:tcPr>
+          <w:p>
+            <w:r>
+              <w:t>Used 20 fictional queries; 16 passed; real student use not studied</w:t>
+            </w:r>
+          </w:p>
+        </w:tc>
+      </w:tr>
+      <w:tr>
+        <w:tc>
+          <w:tcPr>
+            <w:tcW w:type="dxa" w:w="5112"/>
+          </w:tcPr>
+          <w:p>
+            <w:r>
+              <w:t>Main arithmetic</w:t>
+            </w:r>
+          </w:p>
+        </w:tc>
+        <w:tc>
+          <w:tcPr>
+            <w:tcW w:type="dxa" w:w="5112"/>
+          </w:tcPr>
+          <w:p>
+            <w:r>
+              <w:t>16/20 = 80% on those fictional queries</w:t>
+            </w:r>
+          </w:p>
+        </w:tc>
+      </w:tr>
+      <w:tr>
+        <w:tc>
+          <w:tcPr>
+            <w:tcW w:type="dxa" w:w="5112"/>
+          </w:tcPr>
+          <w:p>
+            <w:r>
+              <w:t>Missing details</w:t>
+            </w:r>
+          </w:p>
+        </w:tc>
+        <w:tc>
+          <w:tcPr>
+            <w:tcW w:type="dxa" w:w="5112"/>
+          </w:tcPr>
+          <w:p>
+            <w:r>
+              <w:t>Full pass rubric, case records and sampling protocol are not supplied by the short passage</w:t>
+            </w:r>
+          </w:p>
+        </w:tc>
+      </w:tr>
+      <w:tr>
+        <w:tc>
+          <w:tcPr>
+            <w:tcW w:type="dxa" w:w="5112"/>
+          </w:tcPr>
+          <w:p>
+            <w:r>
+              <w:t>Separate picture</w:t>
+            </w:r>
+          </w:p>
+        </w:tc>
+        <w:tc>
+          <w:tcPr>
+            <w:tcW w:type="dxa" w:w="5112"/>
+          </w:tcPr>
+          <w:p>
+            <w:r>
+              <w:t>Two frozen classifiers, same five labelled leaf photos, one camera, no outdoor photos</w:t>
+            </w:r>
+          </w:p>
+        </w:tc>
+      </w:tr>
+      <w:tr>
+        <w:tc>
+          <w:tcPr>
+            <w:tcW w:type="dxa" w:w="5112"/>
+          </w:tcPr>
+          <w:p>
+            <w:r>
+              <w:t>Picture result</w:t>
+            </w:r>
+          </w:p>
+        </w:tc>
+        <w:tc>
+          <w:tcPr>
+            <w:tcW w:type="dxa" w:w="5112"/>
+          </w:tcPr>
+          <w:p>
+            <w:r>
+              <w:t>A 3/5 = 60%; B 4/5 = 80%, difference 20 percentage points</w:t>
+            </w:r>
+          </w:p>
+        </w:tc>
+      </w:tr>
+      <w:tr>
+        <w:tc>
+          <w:tcPr>
+            <w:tcW w:type="dxa" w:w="5112"/>
+          </w:tcPr>
+          <w:p>
+            <w:r>
+              <w:t>Scope</w:t>
+            </w:r>
+          </w:p>
+        </w:tc>
+        <w:tc>
+          <w:tcPr>
+            <w:tcW w:type="dxa" w:w="5112"/>
+          </w:tcPr>
+          <w:p>
+            <w:r>
+              <w:t>Fictional reported evidence, not a new model experiment, classroom-learning study or outdoor deployment evaluation</w:t>
+            </w:r>
+          </w:p>
+        </w:tc>
+      </w:tr>
+    </w:tbl>
+    <w:p>
+      <w:pPr>
+        <w:pStyle w:val="Heading2"/>
+      </w:pPr>
+      <w:r>
+        <w:t>Name supplied and missing evidence</w:t>
+      </w:r>
+    </w:p>
+    <w:p>
+      <w:pPr>
+        <w:pStyle w:val="Heading3"/>
+      </w:pPr>
+      <w:r>
+        <w:t>List the given facts and one fact that is not supplied.</w:t>
+      </w:r>
+    </w:p>
+    <w:p>
+      <w:r>
+        <w:t>________________________________________________________________</w:t>
+      </w:r>
+    </w:p>
+    <w:p>
+      <w:r>
+        <w:t>________________________________________________________________</w:t>
+      </w:r>
+    </w:p>
+    <w:p>
+      <w:r>
+        <w:t>________________________________________________________________</w:t>
+      </w:r>
+    </w:p>
+    <w:p>
+      <w:pPr>
+        <w:pStyle w:val="Heading2"/>
+      </w:pPr>
+      <w:r>
+        <w:t>Earlier wording, alternatives and picture transcripts · reference / check after trying</w:t>
+      </w:r>
+    </w:p>
+    <w:p>
+      <w:pPr>
+        <w:spacing w:line="336" w:lineRule="auto" w:after="180"/>
+      </w:pPr>
+      <w:r>
+        <w:rPr>
+          <w:b w:val="0"/>
+        </w:rPr>
+        <w:t>Begin by writing the question the procedure is intended to answer. Identify the information already supplied, the information it will produce and the information still missing.</w:t>
+      </w:r>
+    </w:p>
+    <w:p>
+      <w:pPr>
+        <w:spacing w:line="336" w:lineRule="auto" w:after="180"/>
+      </w:pPr>
+      <w:r>
+        <w:rPr>
+          <w:b w:val="0"/>
+        </w:rPr>
+        <w:t>These are constructed classroom examples; they do not require live accounts, private records or an external service. Do not treat a plausible explanation as a measured outcome.</w:t>
+      </w:r>
+    </w:p>
+    <w:p>
+      <w:pPr>
+        <w:pStyle w:val="Heading1"/>
+      </w:pPr>
+      <w:r>
+        <w:t>03. Trace the role and support of each sentence</w:t>
+      </w:r>
+    </w:p>
+    <w:p>
+      <w:r>
+        <w:t>Tie the result to its procedure and denominator before interpreting it.</w:t>
+      </w:r>
+    </w:p>
+    <w:p>
+      <w:pPr>
+        <w:pStyle w:val="Heading2"/>
+      </w:pPr>
+      <w:r>
+        <w:t>Original statement-role procedure</w:t>
+      </w:r>
+    </w:p>
+    <w:p>
+      <w:pPr>
+        <w:spacing w:line="336" w:lineRule="auto" w:after="180"/>
+      </w:pPr>
+      <w:r>
+        <w:rPr>
+          <w:b w:val="0"/>
+        </w:rPr>
+        <w:t xml:space="preserve">Classify each statement by role and link </w:t>
+      </w:r>
+      <w:r>
+        <w:rPr>
+          <w:b/>
+        </w:rPr>
+        <w:t>result</w:t>
+      </w:r>
+      <w:r>
+        <w:rPr>
+          <w:b w:val="0"/>
+        </w:rPr>
+        <w:t xml:space="preserve">s to the procedure and denominator. A proposed </w:t>
+      </w:r>
+      <w:r>
+        <w:rPr>
+          <w:b/>
+        </w:rPr>
+        <w:t>mechanism</w:t>
+      </w:r>
+      <w:r>
+        <w:rPr>
+          <w:b w:val="0"/>
+        </w:rPr>
+        <w:t xml:space="preserve"> is an explanation to test, not an extra </w:t>
+      </w:r>
+      <w:r>
+        <w:rPr>
+          <w:b/>
+        </w:rPr>
+        <w:t>observation</w:t>
+      </w:r>
+      <w:r>
+        <w:rPr>
+          <w:b w:val="0"/>
+        </w:rPr>
+        <w:t>.</w:t>
+      </w:r>
+    </w:p>
+    <w:p>
+      <w:pPr>
+        <w:pStyle w:val="Heading2"/>
+      </w:pPr>
+      <w:r>
+        <w:t>Complete main classification and faithful rewrite ledger</w:t>
+      </w:r>
+    </w:p>
+    <w:tbl>
+      <w:tblPr>
+        <w:tblStyle w:val="LightShading-Accent1"/>
+        <w:tblW w:type="auto" w:w="0"/>
+        <w:tblLook w:firstColumn="1" w:firstRow="1" w:lastColumn="0" w:lastRow="0" w:noHBand="0" w:noVBand="1" w:val="04A0"/>
+      </w:tblPr>
+      <w:tblGrid>
+        <w:gridCol w:w="3408"/>
+        <w:gridCol w:w="3408"/>
+        <w:gridCol w:w="3408"/>
+      </w:tblGrid>
+      <w:tr>
+        <w:trPr>
+          <w:tblHeader/>
+        </w:trPr>
+        <w:tc>
+          <w:tcPr>
+            <w:tcW w:type="dxa" w:w="3408"/>
+          </w:tcPr>
+          <w:p>
+            <w:r>
+              <w:t>Main supplied statement</w:t>
+            </w:r>
+          </w:p>
+        </w:tc>
+        <w:tc>
+          <w:tcPr>
+            <w:tcW w:type="dxa" w:w="3408"/>
+          </w:tcPr>
+          <w:p>
+            <w:r>
+              <w:t>Role and reason</w:t>
+            </w:r>
+          </w:p>
+        </w:tc>
+        <w:tc>
+          <w:tcPr>
+            <w:tcW w:type="dxa" w:w="3408"/>
+          </w:tcPr>
+          <w:p>
+            <w:r>
+              <w:t>Faithful use</w:t>
+            </w:r>
+          </w:p>
+        </w:tc>
+      </w:tr>
+      <w:tr>
+        <w:tc>
+          <w:tcPr>
+            <w:tcW w:type="dxa" w:w="3408"/>
+          </w:tcPr>
+          <w:p>
+            <w:r>
+              <w:t>Used twenty fictional queries</w:t>
+            </w:r>
+          </w:p>
+        </w:tc>
+        <w:tc>
+          <w:tcPr>
+            <w:tcW w:type="dxa" w:w="3408"/>
+          </w:tcPr>
+          <w:p>
+            <w:r>
+              <w:t>Method and scope: defines what was evaluated</w:t>
+            </w:r>
+          </w:p>
+        </w:tc>
+        <w:tc>
+          <w:tcPr>
+            <w:tcW w:type="dxa" w:w="3408"/>
+          </w:tcPr>
+          <w:p>
+            <w:r>
+              <w:t>Describe those query cases, not real learners</w:t>
+            </w:r>
+          </w:p>
+        </w:tc>
+      </w:tr>
+      <w:tr>
+        <w:tc>
+          <w:tcPr>
+            <w:tcW w:type="dxa" w:w="3408"/>
+          </w:tcPr>
+          <w:p>
+            <w:r>
+              <w:t>Sixteen passed</w:t>
+            </w:r>
+          </w:p>
+        </w:tc>
+        <w:tc>
+          <w:tcPr>
+            <w:tcW w:type="dxa" w:w="3408"/>
+          </w:tcPr>
+          <w:p>
+            <w:r>
+              <w:t>Reported result; needs total and pass rule</w:t>
+            </w:r>
+          </w:p>
+        </w:tc>
+        <w:tc>
+          <w:tcPr>
+            <w:tcW w:type="dxa" w:w="3408"/>
+          </w:tcPr>
+          <w:p>
+            <w:r>
+              <w:t>16/20 = 80% on the supplied cases</w:t>
+            </w:r>
+          </w:p>
+        </w:tc>
+      </w:tr>
+      <w:tr>
+        <w:tc>
+          <w:tcPr>
+            <w:tcW w:type="dxa" w:w="3408"/>
+          </w:tcPr>
+          <w:p>
+            <w:r>
+              <w:t>Real student use was not studied</w:t>
+            </w:r>
+          </w:p>
+        </w:tc>
+        <w:tc>
+          <w:tcPr>
+            <w:tcW w:type="dxa" w:w="3408"/>
+          </w:tcPr>
+          <w:p>
+            <w:r>
+              <w:t>Limitation and study-scope detail</w:t>
+            </w:r>
+          </w:p>
+        </w:tc>
+        <w:tc>
+          <w:tcPr>
+            <w:tcW w:type="dxa" w:w="3408"/>
+          </w:tcPr>
+          <w:p>
+            <w:r>
+              <w:t>No classroom effectiveness result supplied</w:t>
+            </w:r>
+          </w:p>
+        </w:tc>
+      </w:tr>
+      <w:tr>
+        <w:tc>
+          <w:tcPr>
+            <w:tcW w:type="dxa" w:w="3408"/>
+          </w:tcPr>
+          <w:p>
+            <w:r>
+              <w:t>“It worked because students learned faster”</w:t>
+            </w:r>
+          </w:p>
+        </w:tc>
+        <w:tc>
+          <w:tcPr>
+            <w:tcW w:type="dxa" w:w="3408"/>
+          </w:tcPr>
+          <w:p>
+            <w:r>
+              <w:t>Unsupported proposed explanation/outcome</w:t>
+            </w:r>
+          </w:p>
+        </w:tc>
+        <w:tc>
+          <w:tcPr>
+            <w:tcW w:type="dxa" w:w="3408"/>
+          </w:tcPr>
+          <w:p>
+            <w:r>
+              <w:t>Neither student use nor learning speed was measured</w:t>
+            </w:r>
+          </w:p>
+        </w:tc>
+      </w:tr>
+      <w:tr>
+        <w:tc>
+          <w:tcPr>
+            <w:tcW w:type="dxa" w:w="3408"/>
+          </w:tcPr>
+          <w:p>
+            <w:r>
+              <w:t>Full rubric and raw case identities absent</w:t>
+            </w:r>
+          </w:p>
+        </w:tc>
+        <w:tc>
+          <w:tcPr>
+            <w:tcW w:type="dxa" w:w="3408"/>
+          </w:tcPr>
+          <w:p>
+            <w:r>
+              <w:t>Evidence gap in the short summary</w:t>
+            </w:r>
+          </w:p>
+        </w:tc>
+        <w:tc>
+          <w:tcPr>
+            <w:tcW w:type="dxa" w:w="3408"/>
+          </w:tcPr>
+          <w:p>
+            <w:r>
+              <w:t>Ask for them; do not invent reproducibility details</w:t>
+            </w:r>
+          </w:p>
+        </w:tc>
+      </w:tr>
+    </w:tbl>
+    <w:p>
+      <w:pPr>
+        <w:pStyle w:val="Heading2"/>
+      </w:pPr>
+      <w:r>
+        <w:t>State the missing method details</w:t>
+      </w:r>
+    </w:p>
+    <w:p>
+      <w:pPr>
+        <w:spacing w:line="336" w:lineRule="auto" w:after="180"/>
+      </w:pPr>
+      <w:r>
+        <w:rPr>
+          <w:b w:val="0"/>
+        </w:rPr>
+        <w:t xml:space="preserve">Before applying the procedure, write its units, denominator or decision boundary where relevant. A partner should be able to repeat each step using the same </w:t>
       </w:r>
       <w:r>
         <w:rPr>
@@ -385,50 +1224,38 @@
         <w:rPr>
           <w:b w:val="0"/>
         </w:rPr>
-        <w:t xml:space="preserve"> conditions and </w:t>
+        <w:t>s.</w:t>
+      </w:r>
+    </w:p>
+    <w:p>
+      <w:pPr>
+        <w:spacing w:line="336" w:lineRule="auto" w:after="180"/>
+      </w:pPr>
+      <w:r>
+        <w:rPr>
+          <w:b w:val="0"/>
+        </w:rPr>
+        <w:t xml:space="preserve">If a required </w:t>
       </w:r>
       <w:r>
         <w:rPr>
           <w:b/>
         </w:rPr>
-        <w:t>evidence</w:t>
+        <w:t>input</w:t>
       </w:r>
       <w:r>
         <w:rPr>
           <w:b w:val="0"/>
         </w:rPr>
-        <w:t xml:space="preserve"> source before it can support a claim.</w:t>
-      </w:r>
-    </w:p>
-    <w:p>
-      <w:pPr>
-        <w:pStyle w:val="Heading3"/>
-      </w:pPr>
-      <w:r>
-        <w:t>My starting explanation</w:t>
-      </w:r>
-    </w:p>
-    <w:p>
-      <w:r>
-        <w:t>________________________________________________________________</w:t>
-      </w:r>
-    </w:p>
-    <w:p>
-      <w:r>
-        <w:t>________________________________________________________________</w:t>
-      </w:r>
-    </w:p>
-    <w:p>
-      <w:r>
-        <w:t>________________________________________________________________</w:t>
-      </w:r>
-    </w:p>
-    <w:p>
-      <w:pPr>
-        <w:pStyle w:val="Heading3"/>
-      </w:pPr>
-      <w:r>
-        <w:t>This week’s end goal</w:t>
+        <w:t xml:space="preserve"> is absent or violates the stated contract, record that condition explicitly instead of quietly replacing it with a convenient value.</w:t>
+      </w:r>
+    </w:p>
+    <w:p>
+      <w:pPr>
+        <w:pStyle w:val="Heading2"/>
+      </w:pPr>
+      <w:r>
+        <w:t>Explain the visual</w:t>
       </w:r>
     </w:p>
     <w:p>
@@ -439,19 +1266,19 @@
         <w:rPr>
           <w:b w:val="0"/>
         </w:rPr>
-        <w:t xml:space="preserve">Explain </w:t>
+        <w:t xml:space="preserve">Point to the </w:t>
       </w:r>
       <w:r>
         <w:rPr>
           <w:b/>
         </w:rPr>
-        <w:t>method</w:t>
+        <w:t>input</w:t>
       </w:r>
       <w:r>
         <w:rPr>
           <w:b w:val="0"/>
         </w:rPr>
-        <w:t xml:space="preserve">s </w:t>
+        <w:t xml:space="preserve">, the deciding step and the </w:t>
       </w:r>
       <w:r>
         <w:rPr>
@@ -463,190 +1290,15 @@
         <w:rPr>
           <w:b w:val="0"/>
         </w:rPr>
-        <w:t xml:space="preserve">s and </w:t>
-      </w:r>
-      <w:r>
-        <w:rPr>
-          <w:b/>
-        </w:rPr>
-        <w:t>limitation</w:t>
-      </w:r>
-      <w:r>
-        <w:rPr>
-          <w:b w:val="0"/>
-        </w:rPr>
-        <w:t>s using the records and boundaries of this fictional investigation.</w:t>
-      </w:r>
-    </w:p>
-    <w:p>
-      <w:pPr>
-        <w:pStyle w:val="Heading1"/>
-      </w:pPr>
-      <w:r>
-        <w:t>02. Notice the evidence</w:t>
-      </w:r>
-    </w:p>
-    <w:p>
-      <w:r>
-        <w:t>Investigate the supplied Methods results and limitations case. Separate observations, given facts and assumptions before choosing an explanation.</w:t>
-      </w:r>
-    </w:p>
-    <w:p>
-      <w:pPr>
-        <w:spacing w:line="336" w:lineRule="auto" w:after="180"/>
-      </w:pPr>
-      <w:r>
-        <w:rPr>
-          <w:b/>
-        </w:rPr>
-        <w:t>Method</w:t>
-      </w:r>
-      <w:r>
-        <w:rPr>
-          <w:b w:val="0"/>
-        </w:rPr>
-        <w:t xml:space="preserve">s state what was done; </w:t>
-      </w:r>
-      <w:r>
-        <w:rPr>
-          <w:b/>
-        </w:rPr>
-        <w:t>result</w:t>
-      </w:r>
-      <w:r>
-        <w:rPr>
-          <w:b w:val="0"/>
-        </w:rPr>
-        <w:t xml:space="preserve">s state observed outcomes; </w:t>
-      </w:r>
-      <w:r>
-        <w:rPr>
-          <w:b/>
-        </w:rPr>
-        <w:t>limitation</w:t>
-      </w:r>
-      <w:r>
-        <w:rPr>
-          <w:b w:val="0"/>
-        </w:rPr>
-        <w:t xml:space="preserve">s state restrictions on interpretation. Mixing them hides missing </w:t>
-      </w:r>
-      <w:r>
-        <w:rPr>
-          <w:b/>
-        </w:rPr>
-        <w:t>evidence</w:t>
-      </w:r>
-      <w:r>
-        <w:rPr>
-          <w:b w:val="0"/>
-        </w:rPr>
-        <w:t>.</w:t>
-      </w:r>
-    </w:p>
-    <w:p>
-      <w:pPr>
-        <w:spacing w:line="336" w:lineRule="auto" w:after="180"/>
-      </w:pPr>
-      <w:r>
-        <w:rPr>
-          <w:b w:val="0"/>
-        </w:rPr>
-        <w:t>Begin by writing the question the procedure is intended to answer. Identify the information already supplied, the information it will produce and the information still missing.</w:t>
-      </w:r>
-    </w:p>
-    <w:p>
-      <w:pPr>
-        <w:spacing w:line="336" w:lineRule="auto" w:after="180"/>
-      </w:pPr>
-      <w:r>
-        <w:rPr>
-          <w:b w:val="0"/>
-        </w:rPr>
-        <w:t>These are constructed classroom examples; they do not require live accounts, private records or an external service. Do not treat a plausible explanation as a measured outcome.</w:t>
-      </w:r>
-    </w:p>
-    <w:p>
-      <w:pPr>
-        <w:pStyle w:val="Heading3"/>
-      </w:pPr>
-      <w:r>
-        <w:t>List the given facts and one fact that is not supplied.</w:t>
-      </w:r>
-    </w:p>
-    <w:p>
-      <w:r>
-        <w:t>________________________________________________________________</w:t>
-      </w:r>
-    </w:p>
-    <w:p>
-      <w:r>
-        <w:t>________________________________________________________________</w:t>
-      </w:r>
-    </w:p>
-    <w:p>
-      <w:r>
-        <w:t>________________________________________________________________</w:t>
-      </w:r>
-    </w:p>
-    <w:p>
-      <w:pPr>
-        <w:pStyle w:val="Heading1"/>
-      </w:pPr>
-      <w:r>
-        <w:t>03. See how it works</w:t>
-      </w:r>
-    </w:p>
-    <w:p>
-      <w:r>
-        <w:t>Follow the mechanism for Methods results and limitations. Connect each labelled input, deciding step and result.</w:t>
-      </w:r>
-    </w:p>
-    <w:p>
-      <w:pPr>
-        <w:spacing w:line="336" w:lineRule="auto" w:after="180"/>
-      </w:pPr>
-      <w:r>
-        <w:rPr>
-          <w:b w:val="0"/>
-        </w:rPr>
-        <w:t xml:space="preserve">Classify each statement by role and link </w:t>
-      </w:r>
-      <w:r>
-        <w:rPr>
-          <w:b/>
-        </w:rPr>
-        <w:t>result</w:t>
-      </w:r>
-      <w:r>
-        <w:rPr>
-          <w:b w:val="0"/>
-        </w:rPr>
-        <w:t xml:space="preserve">s to the procedure and denominator. A proposed </w:t>
-      </w:r>
-      <w:r>
-        <w:rPr>
-          <w:b/>
-        </w:rPr>
-        <w:t>mechanism</w:t>
-      </w:r>
-      <w:r>
-        <w:rPr>
-          <w:b w:val="0"/>
-        </w:rPr>
-        <w:t xml:space="preserve"> is an explanation to test, not an extra </w:t>
-      </w:r>
-      <w:r>
-        <w:rPr>
-          <w:b/>
-        </w:rPr>
-        <w:t>observation</w:t>
-      </w:r>
-      <w:r>
-        <w:rPr>
-          <w:b w:val="0"/>
-        </w:rPr>
-        <w:t>.</w:t>
+        <w:t xml:space="preserve"> in this week’s visual. Explain the same step in ordinary words. A picture helps when you can say what each part represents.</w:t>
+      </w:r>
+    </w:p>
+    <w:p>
+      <w:pPr>
+        <w:pStyle w:val="Heading2"/>
+      </w:pPr>
+      <w:r>
+        <w:t>Earlier wording, alternatives and picture transcripts · reference / check after trying</w:t>
       </w:r>
     </w:p>
     <w:p>
@@ -710,7 +1362,7 @@
           </w:tcPr>
           <w:p>
             <w:r>
-              <w:t>Statements:used20 fictional queries; 16 passed; real student use was not studied.</w:t>
+              <w:t>Statements: used 20 fictional queries; 16 passed; real student use was not studied.</w:t>
             </w:r>
           </w:p>
         </w:tc>
@@ -730,7 +1382,7 @@
           </w:tcPr>
           <w:p>
             <w:r>
-              <w:t>First is method/scope; second result16/20=80%; third limitation. No classroom effectiveness result is supplied.</w:t>
+              <w:t>First is method/scope; second result 16/20 = 80%; third limitation. No classroom effectiveness result is supplied.</w:t>
             </w:r>
           </w:p>
         </w:tc>
@@ -743,13 +1395,286 @@
     </w:p>
     <w:p>
       <w:pPr>
+        <w:pStyle w:val="Heading3"/>
+      </w:pPr>
+      <w:r>
+        <w:t>Connect the picture and the explanation</w:t>
+      </w:r>
+    </w:p>
+    <w:p>
+      <w:pPr>
+        <w:pStyle w:val="Heading1"/>
+      </w:pPr>
+      <w:r>
+        <w:t>04. Predict an outdoor-farming conclusion from indoor-only evidence</w:t>
+      </w:r>
+    </w:p>
+    <w:p>
+      <w:r>
+        <w:t>A broader application needs evidence that the supplied study does not contain.</w:t>
+      </w:r>
+    </w:p>
+    <w:p>
+      <w:pPr>
+        <w:pStyle w:val="Heading2"/>
+      </w:pPr>
+      <w:r>
+        <w:t>Current task and response</w:t>
+      </w:r>
+    </w:p>
+    <w:p>
+      <w:pPr>
+        <w:pStyle w:val="ListBullet"/>
+      </w:pPr>
+      <w:r>
+        <w:t>Statements: used 20 fictional queries; 16 passed; real student use was not studied. Show the intermediate steps and give the conclusion with its scope.</w:t>
+      </w:r>
+    </w:p>
+    <w:p>
+      <w:pPr>
+        <w:pStyle w:val="Heading3"/>
+      </w:pPr>
+      <w:r>
+        <w:t>Keep the procedure fixed. Explain what changed in the inputs and result.</w:t>
+      </w:r>
+    </w:p>
+    <w:p>
+      <w:r>
+        <w:t>________________________________________________________________</w:t>
+      </w:r>
+    </w:p>
+    <w:p>
+      <w:r>
+        <w:t>________________________________________________________________</w:t>
+      </w:r>
+    </w:p>
+    <w:p>
+      <w:r>
+        <w:t>________________________________________________________________</w:t>
+      </w:r>
+    </w:p>
+    <w:p>
+      <w:r>
+        <w:t>________________________________________________________________</w:t>
+      </w:r>
+    </w:p>
+    <w:p>
+      <w:r>
+        <w:t>________________________________________________________________</w:t>
+      </w:r>
+    </w:p>
+    <w:p>
+      <w:pPr>
+        <w:pStyle w:val="Heading2"/>
+      </w:pPr>
+      <w:r>
+        <w:t>Predict the stronger outdoor claim</w:t>
+      </w:r>
+    </w:p>
+    <w:p>
+      <w:pPr>
+        <w:pStyle w:val="ListBullet"/>
+      </w:pPr>
+      <w:r>
+        <w:t>Change: The conclusion says B is best for outdoor farming.</w:t>
+      </w:r>
+    </w:p>
+    <w:p>
+      <w:pPr>
+        <w:pStyle w:val="Heading2"/>
+      </w:pPr>
+      <w:r>
+        <w:t>Check after predicting · reference / check after trying</w:t>
+      </w:r>
+    </w:p>
+    <w:p>
+      <w:pPr>
         <w:spacing w:line="336" w:lineRule="auto" w:after="180"/>
       </w:pPr>
+      <w:r>
+        <w:rPr>
+          <w:b/>
+        </w:rPr>
+        <w:t>Prediction</w:t>
+      </w:r>
       <w:r>
         <w:rPr>
           <w:b w:val="0"/>
         </w:rPr>
-        <w:t xml:space="preserve">Before applying the procedure, write its units, denominator or decision boundary where relevant. A partner should be able to repeat each step using the same </w:t>
+        <w:t xml:space="preserve">: Reject that extension without outdoor </w:t>
+      </w:r>
+      <w:r>
+        <w:rPr>
+          <w:b/>
+        </w:rPr>
+        <w:t>evidence</w:t>
+      </w:r>
+      <w:r>
+        <w:rPr>
+          <w:b w:val="0"/>
+        </w:rPr>
+        <w:t>.</w:t>
+      </w:r>
+    </w:p>
+    <w:p>
+      <w:pPr>
+        <w:spacing w:line="336" w:lineRule="auto" w:after="180"/>
+      </w:pPr>
+      <w:r>
+        <w:rPr>
+          <w:b w:val="0"/>
+        </w:rPr>
+        <w:t>Reason: The reported conditions do not include the proposed use population.</w:t>
+      </w:r>
+    </w:p>
+    <w:p>
+      <w:pPr>
+        <w:pStyle w:val="Heading2"/>
+      </w:pPr>
+      <w:r>
+        <w:t>Earlier wording, alternatives and picture transcripts · reference / check after trying</w:t>
+      </w:r>
+    </w:p>
+    <w:p>
+      <w:pPr>
+        <w:pStyle w:val="Heading3"/>
+      </w:pPr>
+      <w:r>
+        <w:t>Compare a familiar case with a changed case</w:t>
+      </w:r>
+    </w:p>
+    <w:p>
+      <w:pPr>
+        <w:pStyle w:val="Heading3"/>
+      </w:pPr>
+      <w:r>
+        <w:t>Change one thing in the pictured case</w:t>
+      </w:r>
+    </w:p>
+    <w:p>
+      <w:pPr>
+        <w:pStyle w:val="Heading1"/>
+      </w:pPr>
+      <w:r>
+        <w:t>06. Read the leaf-photo method, observed count and missing outdoor evidence</w:t>
+      </w:r>
+    </w:p>
+    <w:p>
+      <w:r>
+        <w:t>The correct local finding stays valid when its scope is stated.</w:t>
+      </w:r>
+    </w:p>
+    <w:p>
+      <w:pPr>
+        <w:pStyle w:val="Heading2"/>
+      </w:pPr>
+      <w:r>
+        <w:t>Main twenty-query passage and checked roles</w:t>
+      </w:r>
+    </w:p>
+    <w:p>
+      <w:pPr>
+        <w:spacing w:line="336" w:lineRule="auto" w:after="180"/>
+      </w:pPr>
+      <w:r>
+        <w:rPr>
+          <w:b w:val="0"/>
+        </w:rPr>
+        <w:t>Statements: used 20 fictional queries; 16 passed; real student use was not studied.</w:t>
+      </w:r>
+    </w:p>
+    <w:p>
+      <w:pPr>
+        <w:spacing w:line="336" w:lineRule="auto" w:after="180"/>
+      </w:pPr>
+      <w:r>
+        <w:rPr>
+          <w:b w:val="0"/>
+        </w:rPr>
+        <w:t xml:space="preserve">First is </w:t>
+      </w:r>
+      <w:r>
+        <w:rPr>
+          <w:b/>
+        </w:rPr>
+        <w:t>method</w:t>
+      </w:r>
+      <w:r>
+        <w:rPr>
+          <w:b w:val="0"/>
+        </w:rPr>
+        <w:t xml:space="preserve">/scope; second </w:t>
+      </w:r>
+      <w:r>
+        <w:rPr>
+          <w:b/>
+        </w:rPr>
+        <w:t>result</w:t>
+      </w:r>
+      <w:r>
+        <w:rPr>
+          <w:b w:val="0"/>
+        </w:rPr>
+        <w:t xml:space="preserve"> 16/20 = </w:t>
+      </w:r>
+      <w:r>
+        <w:rPr>
+          <w:b/>
+        </w:rPr>
+        <w:t>80%</w:t>
+      </w:r>
+      <w:r>
+        <w:rPr>
+          <w:b w:val="0"/>
+        </w:rPr>
+        <w:t xml:space="preserve">; third </w:t>
+      </w:r>
+      <w:r>
+        <w:rPr>
+          <w:b/>
+        </w:rPr>
+        <w:t>limitation</w:t>
+      </w:r>
+      <w:r>
+        <w:rPr>
+          <w:b w:val="0"/>
+        </w:rPr>
+        <w:t xml:space="preserve">. No classroom effectiveness </w:t>
+      </w:r>
+      <w:r>
+        <w:rPr>
+          <w:b/>
+        </w:rPr>
+        <w:t>result</w:t>
+      </w:r>
+      <w:r>
+        <w:rPr>
+          <w:b w:val="0"/>
+        </w:rPr>
+        <w:t xml:space="preserve"> is supplied.</w:t>
+      </w:r>
+    </w:p>
+    <w:p>
+      <w:pPr>
+        <w:spacing w:line="336" w:lineRule="auto" w:after="180"/>
+      </w:pPr>
+      <w:r>
+        <w:rPr>
+          <w:b w:val="0"/>
+        </w:rPr>
+        <w:t xml:space="preserve">Compare the intermediate </w:t>
+      </w:r>
+      <w:r>
+        <w:rPr>
+          <w:b/>
+        </w:rPr>
+        <w:t>evidence</w:t>
+      </w:r>
+      <w:r>
+        <w:rPr>
+          <w:b w:val="0"/>
+        </w:rPr>
+        <w:t xml:space="preserve"> with the final statement. Explain why each number or decision follows from the stated </w:t>
       </w:r>
       <w:r>
         <w:rPr>
@@ -772,7 +1697,7 @@
         <w:rPr>
           <w:b w:val="0"/>
         </w:rPr>
-        <w:t xml:space="preserve">If a required </w:t>
+        <w:t xml:space="preserve">The conclusion belongs to this scenario and procedure; changing the </w:t>
       </w:r>
       <w:r>
         <w:rPr>
@@ -784,15 +1709,15 @@
         <w:rPr>
           <w:b w:val="0"/>
         </w:rPr>
-        <w:t xml:space="preserve"> is absent or violates the stated contract, record that condition explicitly instead of quietly replacing it with a convenient value.</w:t>
-      </w:r>
-    </w:p>
-    <w:p>
-      <w:pPr>
-        <w:pStyle w:val="Heading3"/>
-      </w:pPr>
-      <w:r>
-        <w:t>Connect the picture and the explanation</w:t>
+        <w:t>s, evaluation population or authority can change what it establishes. Retain the raw record so a later revision can be compared honestly.</w:t>
+      </w:r>
+    </w:p>
+    <w:p>
+      <w:pPr>
+        <w:pStyle w:val="Heading2"/>
+      </w:pPr>
+      <w:r>
+        <w:t>Separate five-photo inputs and full role classification</w:t>
       </w:r>
     </w:p>
     <w:p>
@@ -803,52 +1728,29 @@
         <w:rPr>
           <w:b w:val="0"/>
         </w:rPr>
-        <w:t xml:space="preserve">Point to the </w:t>
-      </w:r>
-      <w:r>
-        <w:rPr>
-          <w:b/>
-        </w:rPr>
-        <w:t>input</w:t>
-      </w:r>
+        <w:t>Separate procedure, finding and limit. A fictional report tests two frozen classifiers on five labelled leaf photos from one camera.</w:t>
+      </w:r>
+    </w:p>
+    <w:p>
+      <w:pPr>
+        <w:spacing w:line="336" w:lineRule="auto" w:after="180"/>
+      </w:pPr>
       <w:r>
         <w:rPr>
           <w:b w:val="0"/>
         </w:rPr>
-        <w:t xml:space="preserve">, the deciding step and the </w:t>
-      </w:r>
-      <w:r>
-        <w:rPr>
-          <w:b/>
-        </w:rPr>
-        <w:t>result</w:t>
-      </w:r>
+        <w:t>A is correct on 3/5; B on 4/5. No outdoor photos appear in the set.</w:t>
+      </w:r>
+    </w:p>
+    <w:p>
+      <w:pPr>
+        <w:spacing w:line="336" w:lineRule="auto" w:after="180"/>
+      </w:pPr>
       <w:r>
         <w:rPr>
           <w:b w:val="0"/>
         </w:rPr>
-        <w:t xml:space="preserve"> in this week’s visual. Explain the same step in ordinary words. A picture helps when you can say what each part represents.</w:t>
-      </w:r>
-    </w:p>
-    <w:p>
-      <w:pPr>
-        <w:pStyle w:val="Heading1"/>
-      </w:pPr>
-      <w:r>
-        <w:t>04. Compare the cases</w:t>
-      </w:r>
-    </w:p>
-    <w:p>
-      <w:r>
-        <w:t>Compare the supplied cases for Methods results and limitations. Identify the detail that changes the conclusion.</w:t>
-      </w:r>
-    </w:p>
-    <w:p>
-      <w:pPr>
-        <w:pStyle w:val="Heading3"/>
-      </w:pPr>
-      <w:r>
-        <w:t>Compare a familiar case with a changed case</w:t>
+        <w:t>The picture is a separate five-photo evaluation. Method: two frozen classifiers use the same five labelled leaf photos and scoring, from one camera, with no outdoor photos. Result: A is correct on 3/5 = 60%, B on 4/5 = 80%, so B is higher by 20 percentage points on this fixed set. Limitation: outdoor conditions, other cameras and broader sampling are not evaluated.</w:t>
       </w:r>
     </w:p>
     <w:p>
@@ -859,139 +1761,7 @@
         <w:rPr>
           <w:b w:val="0"/>
         </w:rPr>
-        <w:t>Statements:used20 fictional queries; 16 passed; real student use was not studied. Show the intermediate steps and give the conclusion with its scope.</w:t>
-      </w:r>
-    </w:p>
-    <w:p>
-      <w:pPr>
-        <w:pStyle w:val="Heading3"/>
-      </w:pPr>
-      <w:r>
-        <w:t>Keep the procedure fixed. Explain what changed in the inputs and result.</w:t>
-      </w:r>
-    </w:p>
-    <w:p>
-      <w:r>
-        <w:t>________________________________________________________________</w:t>
-      </w:r>
-    </w:p>
-    <w:p>
-      <w:r>
-        <w:t>________________________________________________________________</w:t>
-      </w:r>
-    </w:p>
-    <w:p>
-      <w:r>
-        <w:t>________________________________________________________________</w:t>
-      </w:r>
-    </w:p>
-    <w:p>
-      <w:r>
-        <w:t>________________________________________________________________</w:t>
-      </w:r>
-    </w:p>
-    <w:p>
-      <w:r>
-        <w:t>________________________________________________________________</w:t>
-      </w:r>
-    </w:p>
-    <w:p>
-      <w:pPr>
-        <w:pStyle w:val="Heading3"/>
-      </w:pPr>
-      <w:r>
-        <w:t>Change one thing in the pictured case</w:t>
-      </w:r>
-    </w:p>
-    <w:p>
-      <w:pPr>
-        <w:pStyle w:val="Heading3"/>
-      </w:pPr>
-      <w:r>
-        <w:t>Change one thing</w:t>
-      </w:r>
-    </w:p>
-    <w:p>
-      <w:pPr>
-        <w:spacing w:line="336" w:lineRule="auto" w:after="180"/>
-        <w:shd w:fill="F5F1FB"/>
-      </w:pPr>
-      <w:r>
-        <w:rPr>
-          <w:b w:val="0"/>
-        </w:rPr>
-        <w:t>Change: The conclusion says B is best for outdoor farming.</w:t>
-      </w:r>
-    </w:p>
-    <w:p>
-      <w:pPr>
-        <w:pStyle w:val="Heading3"/>
-      </w:pPr>
-      <w:r>
-        <w:t>Predicted result</w:t>
-      </w:r>
-    </w:p>
-    <w:p>
-      <w:pPr>
-        <w:spacing w:line="336" w:lineRule="auto" w:after="180"/>
-        <w:shd w:fill="F1F6FC"/>
-      </w:pPr>
-      <w:r>
-        <w:rPr>
-          <w:b/>
-        </w:rPr>
-        <w:t>Prediction</w:t>
-      </w:r>
-      <w:r>
-        <w:rPr>
-          <w:b w:val="0"/>
-        </w:rPr>
-        <w:t xml:space="preserve">: Reject that extension without outdoor </w:t>
-      </w:r>
-      <w:r>
-        <w:rPr>
-          <w:b/>
-        </w:rPr>
-        <w:t>evidence</w:t>
-      </w:r>
-      <w:r>
-        <w:rPr>
-          <w:b w:val="0"/>
-        </w:rPr>
-        <w:t>.</w:t>
-      </w:r>
-    </w:p>
-    <w:p>
-      <w:pPr>
-        <w:pStyle w:val="Heading3"/>
-      </w:pPr>
-      <w:r>
-        <w:t>Why the result follows</w:t>
-      </w:r>
-    </w:p>
-    <w:p>
-      <w:pPr>
-        <w:spacing w:line="336" w:lineRule="auto" w:after="180"/>
-        <w:shd w:fill="F1F6FC"/>
-      </w:pPr>
-      <w:r>
-        <w:rPr>
-          <w:b w:val="0"/>
-        </w:rPr>
-        <w:t>Reason: The reported conditions do not include the proposed use population.</w:t>
-      </w:r>
-    </w:p>
-    <w:p>
-      <w:pPr>
-        <w:pStyle w:val="Heading1"/>
-      </w:pPr>
-      <w:r>
-        <w:t>05. Words that unlock the idea</w:t>
-      </w:r>
-    </w:p>
-    <w:p>
-      <w:r>
-        <w:t>Use the vocabulary of Methods results and limitations to explain a concrete decision, rather than only memorising definitions.</w:t>
+        <w:t>“B is best for outdoor farming” goes beyond the available comparison. The five-photo result neither proves that B will generalize nor proves it will fail outdoors. It also does not identify an internal causal mechanism.</w:t>
       </w:r>
     </w:p>
     <w:tbl>
@@ -1001,8 +1771,9 @@
         <w:tblLook w:firstColumn="1" w:firstRow="1" w:lastColumn="0" w:lastRow="0" w:noHBand="0" w:noVBand="1" w:val="04A0"/>
       </w:tblPr>
       <w:tblGrid>
-        <w:gridCol w:w="5112"/>
-        <w:gridCol w:w="5112"/>
+        <w:gridCol w:w="3408"/>
+        <w:gridCol w:w="3408"/>
+        <w:gridCol w:w="3408"/>
       </w:tblGrid>
       <w:tr>
         <w:trPr>
@@ -1010,21 +1781,31 @@
         </w:trPr>
         <w:tc>
           <w:tcPr>
-            <w:tcW w:type="dxa" w:w="5112"/>
+            <w:tcW w:type="dxa" w:w="3408"/>
           </w:tcPr>
           <w:p>
             <w:r>
-              <w:t>Word</w:t>
+              <w:t>Separate picture statement</w:t>
             </w:r>
           </w:p>
         </w:tc>
         <w:tc>
           <w:tcPr>
-            <w:tcW w:type="dxa" w:w="5112"/>
+            <w:tcW w:type="dxa" w:w="3408"/>
           </w:tcPr>
           <w:p>
             <w:r>
-              <w:t>Meaning</w:t>
+              <w:t>Role</w:t>
+            </w:r>
+          </w:p>
+        </w:tc>
+        <w:tc>
+          <w:tcPr>
+            <w:tcW w:type="dxa" w:w="3408"/>
+          </w:tcPr>
+          <w:p>
+            <w:r>
+              <w:t>Evidence-faithful wording</w:t>
             </w:r>
           </w:p>
         </w:tc>
@@ -1032,7 +1813,17 @@
       <w:tr>
         <w:tc>
           <w:tcPr>
-            <w:tcW w:type="dxa" w:w="5112"/>
+            <w:tcW w:type="dxa" w:w="3408"/>
+          </w:tcPr>
+          <w:p>
+            <w:r>
+              <w:t>Two frozen classifiers; same five labelled photos, one camera</w:t>
+            </w:r>
+          </w:p>
+        </w:tc>
+        <w:tc>
+          <w:tcPr>
+            <w:tcW w:type="dxa" w:w="3408"/>
           </w:tcPr>
           <w:p>
             <w:r>
@@ -1042,11 +1833,11 @@
         </w:tc>
         <w:tc>
           <w:tcPr>
-            <w:tcW w:type="dxa" w:w="5112"/>
+            <w:tcW w:type="dxa" w:w="3408"/>
           </w:tcPr>
           <w:p>
             <w:r>
-              <w:t>The procedure used to obtain observations</w:t>
+              <w:t>State versions, same photos, labels and scoring conditions</w:t>
             </w:r>
           </w:p>
         </w:tc>
@@ -1054,21 +1845,31 @@
       <w:tr>
         <w:tc>
           <w:tcPr>
-            <w:tcW w:type="dxa" w:w="5112"/>
+            <w:tcW w:type="dxa" w:w="3408"/>
           </w:tcPr>
           <w:p>
             <w:r>
-              <w:t>Result</w:t>
+              <w:t>A 3/5 and B 4/5</w:t>
             </w:r>
           </w:p>
         </w:tc>
         <w:tc>
           <w:tcPr>
-            <w:tcW w:type="dxa" w:w="5112"/>
+            <w:tcW w:type="dxa" w:w="3408"/>
           </w:tcPr>
           <w:p>
             <w:r>
-              <w:t>A reported observation or calculated outcome</w:t>
+              <w:t>Reported result</w:t>
+            </w:r>
+          </w:p>
+        </w:tc>
+        <w:tc>
+          <w:tcPr>
+            <w:tcW w:type="dxa" w:w="3408"/>
+          </w:tcPr>
+          <w:p>
+            <w:r>
+              <w:t>A 60%, B 80%; B higher on these five cases</w:t>
             </w:r>
           </w:p>
         </w:tc>
@@ -1076,21 +1877,63 @@
       <w:tr>
         <w:tc>
           <w:tcPr>
-            <w:tcW w:type="dxa" w:w="5112"/>
+            <w:tcW w:type="dxa" w:w="3408"/>
           </w:tcPr>
           <w:p>
             <w:r>
-              <w:t>Limitation</w:t>
+              <w:t>No outdoor photos</w:t>
             </w:r>
           </w:p>
         </w:tc>
         <w:tc>
           <w:tcPr>
-            <w:tcW w:type="dxa" w:w="5112"/>
+            <w:tcW w:type="dxa" w:w="3408"/>
           </w:tcPr>
           <w:p>
             <w:r>
-              <w:t>A restriction on what results establish</w:t>
+              <w:t>Method/scope detail and limitation</w:t>
+            </w:r>
+          </w:p>
+        </w:tc>
+        <w:tc>
+          <w:tcPr>
+            <w:tcW w:type="dxa" w:w="3408"/>
+          </w:tcPr>
+          <w:p>
+            <w:r>
+              <w:t>Outdoor performance unassessed</w:t>
+            </w:r>
+          </w:p>
+        </w:tc>
+      </w:tr>
+      <w:tr>
+        <w:tc>
+          <w:tcPr>
+            <w:tcW w:type="dxa" w:w="3408"/>
+          </w:tcPr>
+          <w:p>
+            <w:r>
+              <w:t>B best for all outdoor farming</w:t>
+            </w:r>
+          </w:p>
+        </w:tc>
+        <w:tc>
+          <w:tcPr>
+            <w:tcW w:type="dxa" w:w="3408"/>
+          </w:tcPr>
+          <w:p>
+            <w:r>
+              <w:t>Unsupported conclusion</w:t>
+            </w:r>
+          </w:p>
+        </w:tc>
+        <w:tc>
+          <w:tcPr>
+            <w:tcW w:type="dxa" w:w="3408"/>
+          </w:tcPr>
+          <w:p>
+            <w:r>
+              <w:t>Replace with the fixed-set comparison and explicit missing outdoor evidence</w:t>
             </w:r>
           </w:p>
         </w:tc>
@@ -1098,286 +1941,18 @@
     </w:tbl>
     <w:p>
       <w:pPr>
-        <w:pStyle w:val="Heading3"/>
-      </w:pPr>
-      <w:r>
-        <w:t>Use two terms to explain a step in this week’s example.</w:t>
-      </w:r>
-    </w:p>
-    <w:p>
-      <w:r>
-        <w:t>________________________________________________________________</w:t>
-      </w:r>
-    </w:p>
-    <w:p>
-      <w:r>
-        <w:t>________________________________________________________________</w:t>
-      </w:r>
-    </w:p>
-    <w:p>
-      <w:r>
-        <w:t>________________________________________________________________</w:t>
-      </w:r>
-    </w:p>
-    <w:p>
-      <w:pPr>
-        <w:pStyle w:val="Heading1"/>
-      </w:pPr>
-      <w:r>
-        <w:t>06. Follow a worked example</w:t>
-      </w:r>
-    </w:p>
-    <w:p>
-      <w:r>
-        <w:t>Follow the worked trace for Methods results and limitations, predict a step, then compare with its explanation.</w:t>
-      </w:r>
-    </w:p>
-    <w:p>
-      <w:pPr>
-        <w:spacing w:line="336" w:lineRule="auto" w:after="180"/>
-      </w:pPr>
-      <w:r>
-        <w:rPr>
-          <w:b w:val="0"/>
-        </w:rPr>
-        <w:t>Statements:used20 fictional queries; 16 passed; real student use was not studied.</w:t>
-      </w:r>
-    </w:p>
-    <w:p>
-      <w:pPr>
-        <w:spacing w:line="336" w:lineRule="auto" w:after="180"/>
-      </w:pPr>
-      <w:r>
-        <w:rPr>
-          <w:b w:val="0"/>
-        </w:rPr>
-        <w:t xml:space="preserve">First is </w:t>
-      </w:r>
-      <w:r>
-        <w:rPr>
-          <w:b/>
-        </w:rPr>
-        <w:t>method</w:t>
-      </w:r>
-      <w:r>
-        <w:rPr>
-          <w:b w:val="0"/>
-        </w:rPr>
-        <w:t xml:space="preserve">/scope; second </w:t>
-      </w:r>
-      <w:r>
-        <w:rPr>
-          <w:b/>
-        </w:rPr>
-        <w:t>result</w:t>
-      </w:r>
-      <w:r>
-        <w:rPr>
-          <w:b w:val="0"/>
-        </w:rPr>
-        <w:t>16/20=</w:t>
-      </w:r>
-      <w:r>
-        <w:rPr>
-          <w:b/>
-        </w:rPr>
-        <w:t>80%</w:t>
-      </w:r>
-      <w:r>
-        <w:rPr>
-          <w:b w:val="0"/>
-        </w:rPr>
-        <w:t xml:space="preserve">; third </w:t>
-      </w:r>
-      <w:r>
-        <w:rPr>
-          <w:b/>
-        </w:rPr>
-        <w:t>limitation</w:t>
-      </w:r>
-      <w:r>
-        <w:rPr>
-          <w:b w:val="0"/>
-        </w:rPr>
-        <w:t xml:space="preserve">. No classroom effectiveness </w:t>
-      </w:r>
-      <w:r>
-        <w:rPr>
-          <w:b/>
-        </w:rPr>
-        <w:t>result</w:t>
-      </w:r>
-      <w:r>
-        <w:rPr>
-          <w:b w:val="0"/>
-        </w:rPr>
-        <w:t xml:space="preserve"> is supplied.</w:t>
-      </w:r>
-    </w:p>
-    <w:p>
-      <w:pPr>
-        <w:pStyle w:val="Heading3"/>
-      </w:pPr>
-      <w:r>
-        <w:t>Worked explanation · Methods results and limitations</w:t>
-      </w:r>
-    </w:p>
-    <w:p>
-      <w:pPr>
-        <w:spacing w:line="336" w:lineRule="auto" w:after="180"/>
-        <w:shd w:fill="F1F6FC"/>
-      </w:pPr>
-      <w:r>
-        <w:rPr>
-          <w:b w:val="0"/>
-        </w:rPr>
-        <w:t xml:space="preserve">Compare the intermediate </w:t>
-      </w:r>
-      <w:r>
-        <w:rPr>
-          <w:b/>
-        </w:rPr>
-        <w:t>evidence</w:t>
-      </w:r>
-      <w:r>
-        <w:rPr>
-          <w:b w:val="0"/>
-        </w:rPr>
-        <w:t xml:space="preserve"> with the final statement. Explain why each number or decision follows from the stated </w:t>
-      </w:r>
-      <w:r>
-        <w:rPr>
-          <w:b/>
-        </w:rPr>
-        <w:t>input</w:t>
-      </w:r>
-      <w:r>
-        <w:rPr>
-          <w:b w:val="0"/>
-        </w:rPr>
-        <w:t>s.</w:t>
-      </w:r>
-    </w:p>
-    <w:p>
-      <w:pPr>
-        <w:spacing w:line="336" w:lineRule="auto" w:after="180"/>
-        <w:shd w:fill="F1F6FC"/>
-      </w:pPr>
-      <w:r>
-        <w:rPr>
-          <w:b w:val="0"/>
-        </w:rPr>
-        <w:t xml:space="preserve">The conclusion belongs to this scenario and procedure; changing the </w:t>
-      </w:r>
-      <w:r>
-        <w:rPr>
-          <w:b/>
-        </w:rPr>
-        <w:t>input</w:t>
-      </w:r>
-      <w:r>
-        <w:rPr>
-          <w:b w:val="0"/>
-        </w:rPr>
-        <w:t>s, evaluation population or authority can change what it establishes. Retain the raw record so a later revision can be compared honestly.</w:t>
-      </w:r>
-    </w:p>
-    <w:p>
-      <w:pPr>
-        <w:pStyle w:val="Heading3"/>
-      </w:pPr>
-      <w:r>
-        <w:t>Learn from the worked case</w:t>
-      </w:r>
-    </w:p>
-    <w:p>
-      <w:pPr>
-        <w:spacing w:line="336" w:lineRule="auto" w:after="180"/>
-      </w:pPr>
-      <w:r>
-        <w:rPr>
-          <w:b w:val="0"/>
-        </w:rPr>
-        <w:t xml:space="preserve">Cover the </w:t>
-      </w:r>
-      <w:r>
-        <w:rPr>
-          <w:b/>
-        </w:rPr>
-        <w:t>result</w:t>
-      </w:r>
-      <w:r>
-        <w:rPr>
-          <w:b w:val="0"/>
-        </w:rPr>
-        <w:t xml:space="preserve"> before checking it. Say what is given, choose the procedure, and follow one step at a time. Then uncover the </w:t>
-      </w:r>
-      <w:r>
-        <w:rPr>
-          <w:b/>
-        </w:rPr>
-        <w:t>result</w:t>
-      </w:r>
-      <w:r>
-        <w:rPr>
-          <w:b w:val="0"/>
-        </w:rPr>
-        <w:t xml:space="preserve"> and explain your first mismatch. Ask why a step is allowed, not only what number it produces.</w:t>
-      </w:r>
-    </w:p>
-    <w:p>
-      <w:pPr>
-        <w:pStyle w:val="Heading3"/>
-      </w:pPr>
-      <w:r>
-        <w:t>A pictorial worked case: Methods results and limitations</w:t>
-      </w:r>
-    </w:p>
-    <w:p>
-      <w:pPr>
-        <w:spacing w:line="336" w:lineRule="auto" w:after="180"/>
-      </w:pPr>
-      <w:r>
-        <w:rPr>
-          <w:b w:val="0"/>
-        </w:rPr>
-        <w:t>Separate procedure, finding and limit. A fictional report tests two frozen classifiers on five labelled leaf photos from one camera.</w:t>
-      </w:r>
-    </w:p>
-    <w:p>
-      <w:pPr>
-        <w:pStyle w:val="Heading3"/>
-      </w:pPr>
-      <w:r>
-        <w:t>The facts we will use</w:t>
-      </w:r>
-    </w:p>
-    <w:p>
-      <w:pPr>
-        <w:pStyle w:val="Heading3"/>
-      </w:pPr>
-      <w:r>
-        <w:t>Supplied facts</w:t>
-      </w:r>
-    </w:p>
-    <w:p>
-      <w:pPr>
-        <w:spacing w:line="336" w:lineRule="auto" w:after="180"/>
-        <w:shd w:fill="F1F6FC"/>
-      </w:pPr>
-      <w:r>
-        <w:rPr>
-          <w:b w:val="0"/>
-        </w:rPr>
-        <w:t>A is correct on 3/5; B on 4/5. No outdoor photos appear in the set.</w:t>
+        <w:pStyle w:val="Heading2"/>
+      </w:pPr>
+      <w:r>
+        <w:t>Trace procedure, finding and scope limit</w:t>
       </w:r>
     </w:p>
     <w:p>
       <w:r>
         <w:drawing>
           <wp:inline xmlns:a="http://schemas.openxmlformats.org/drawingml/2006/main" xmlns:pic="http://schemas.openxmlformats.org/drawingml/2006/picture">
-            <wp:extent cx="5486400" cy="2641600"/>
-            <wp:docPr id="1" name="Picture 1" descr="Two models on five shared photos"/>
+            <wp:extent cx="5486400" cy="3182112"/>
+            <wp:docPr id="1" name="Picture 1" descr="Identify the method: Same five photos, labels and scoring are used for both models. → State the result: A scores 60%; B scores 80% on this fixed set. → State the limit: The set supplies no outdoor-camera performance evidence."/>
             <wp:cNvGraphicFramePr>
               <a:graphicFrameLocks noChangeAspect="1"/>
             </wp:cNvGraphicFramePr>
@@ -1385,7 +1960,7 @@
               <a:graphicData uri="http://schemas.openxmlformats.org/drawingml/2006/picture">
                 <pic:pic>
                   <pic:nvPicPr>
-                    <pic:cNvPr id="0" name="academy-detail-ai-7-4.png"/>
+                    <pic:cNvPr id="0" name="academy-story-ai-7-4-02.png"/>
                     <pic:cNvPicPr/>
                   </pic:nvPicPr>
                   <pic:blipFill>
@@ -1397,43 +1972,7 @@
                   <pic:spPr>
                     <a:xfrm>
                       <a:off x="0" y="0"/>
-                      <a:ext cx="5486400" cy="2641600"/>
-                    </a:xfrm>
-                    <a:prstGeom prst="rect"/>
-                  </pic:spPr>
-                </pic:pic>
-              </a:graphicData>
-            </a:graphic>
-          </wp:inline>
-        </w:drawing>
-      </w:r>
-    </w:p>
-    <w:p>
-      <w:r>
-        <w:drawing>
-          <wp:inline xmlns:a="http://schemas.openxmlformats.org/drawingml/2006/main" xmlns:pic="http://schemas.openxmlformats.org/drawingml/2006/picture">
-            <wp:extent cx="5486400" cy="5225143"/>
-            <wp:docPr id="2" name="Picture 2" descr="Methods results and limitations. Identify the method: Same five photos, labels and scoring are used for both models.. State the result: A scores 60%; B scores 80% on this fixed set.. State the limit: The set supplies no outdoor-camera performance evidence."/>
-            <wp:cNvGraphicFramePr>
-              <a:graphicFrameLocks noChangeAspect="1"/>
-            </wp:cNvGraphicFramePr>
-            <a:graphic>
-              <a:graphicData uri="http://schemas.openxmlformats.org/drawingml/2006/picture">
-                <pic:pic>
-                  <pic:nvPicPr>
-                    <pic:cNvPr id="0" name="academy-visual-ai-7-4.png"/>
-                    <pic:cNvPicPr/>
-                  </pic:nvPicPr>
-                  <pic:blipFill>
-                    <a:blip r:embed="rId10"/>
-                    <a:stretch>
-                      <a:fillRect/>
-                    </a:stretch>
-                  </pic:blipFill>
-                  <pic:spPr>
-                    <a:xfrm>
-                      <a:off x="0" y="0"/>
-                      <a:ext cx="5486400" cy="5225143"/>
+                      <a:ext cx="5486400" cy="3182112"/>
                     </a:xfrm>
                     <a:prstGeom prst="rect"/>
                   </pic:spPr>
@@ -1561,24 +2100,7 @@
     </w:p>
     <w:p>
       <w:pPr>
-        <w:pStyle w:val="Heading3"/>
-      </w:pPr>
-      <w:r>
-        <w:t>Why this result follows</w:t>
-      </w:r>
-    </w:p>
-    <w:p>
-      <w:pPr>
-        <w:pStyle w:val="Heading3"/>
-      </w:pPr>
-      <w:r>
-        <w:t>Why the result follows</w:t>
-      </w:r>
-    </w:p>
-    <w:p>
-      <w:pPr>
         <w:spacing w:line="336" w:lineRule="auto" w:after="180"/>
-        <w:shd w:fill="F1F6FC"/>
       </w:pPr>
       <w:r>
         <w:rPr>
@@ -1667,54 +2189,137 @@
     </w:p>
     <w:p>
       <w:pPr>
+        <w:pStyle w:val="Heading2"/>
+      </w:pPr>
+      <w:r>
+        <w:t>Predict “best for outdoor farming”</w:t>
+      </w:r>
+    </w:p>
+    <w:p>
+      <w:pPr>
+        <w:pStyle w:val="ListBullet"/>
+      </w:pPr>
+      <w:r>
+        <w:t>Change one thing: The conclusion says B is best for outdoor farming. Predict the result before checking the explanation. What remains the same?</w:t>
+      </w:r>
+    </w:p>
+    <w:p>
+      <w:pPr>
+        <w:pStyle w:val="Heading2"/>
+      </w:pPr>
+      <w:r>
+        <w:t>Check after predicting · reference / check after trying</w:t>
+      </w:r>
+    </w:p>
+    <w:p>
+      <w:r>
+        <w:drawing>
+          <wp:inline xmlns:a="http://schemas.openxmlformats.org/drawingml/2006/main" xmlns:pic="http://schemas.openxmlformats.org/drawingml/2006/picture">
+            <wp:extent cx="5486400" cy="3026664"/>
+            <wp:docPr id="2" name="Picture 2" descr="Original case: The set supplies no outdoor-camera performance evidence. Changed condition: The conclusion says B is best for outdoor farming. Expected result: Reject that extension without outdoor evidence. Reason: The reported conditions do not include the proposed use population."/>
+            <wp:cNvGraphicFramePr>
+              <a:graphicFrameLocks noChangeAspect="1"/>
+            </wp:cNvGraphicFramePr>
+            <a:graphic>
+              <a:graphicData uri="http://schemas.openxmlformats.org/drawingml/2006/picture">
+                <pic:pic>
+                  <pic:nvPicPr>
+                    <pic:cNvPr id="0" name="academy-story-ai-7-4-04.png"/>
+                    <pic:cNvPicPr/>
+                  </pic:nvPicPr>
+                  <pic:blipFill>
+                    <a:blip r:embed="rId10"/>
+                    <a:stretch>
+                      <a:fillRect/>
+                    </a:stretch>
+                  </pic:blipFill>
+                  <pic:spPr>
+                    <a:xfrm>
+                      <a:off x="0" y="0"/>
+                      <a:ext cx="5486400" cy="3026664"/>
+                    </a:xfrm>
+                    <a:prstGeom prst="rect"/>
+                  </pic:spPr>
+                </pic:pic>
+              </a:graphicData>
+            </a:graphic>
+          </wp:inline>
+        </w:drawing>
+      </w:r>
+    </w:p>
+    <w:p>
+      <w:pPr>
+        <w:pStyle w:val="Heading2"/>
+      </w:pPr>
+      <w:r>
+        <w:t>Explain ranking, mechanism and generalization limits</w:t>
+      </w:r>
+    </w:p>
+    <w:p>
+      <w:pPr>
+        <w:pStyle w:val="ListBullet"/>
+      </w:pPr>
+      <w:r>
+        <w:t>Five observations cannot establish a stable ranking or causal mechanism; source and sampling assumptions remain important.</w:t>
+      </w:r>
+    </w:p>
+    <w:p>
+      <w:pPr>
+        <w:pStyle w:val="ListBullet"/>
+      </w:pPr>
+      <w:r>
+        <w:t>Read the labelled picture: Place the five-photo procedure, 3/5 versus 4/5 finding and missing outdoor evidence in their proper categories. Why cannot the result establish that B is best for outdoor farming?</w:t>
+      </w:r>
+    </w:p>
+    <w:p>
+      <w:pPr>
+        <w:pStyle w:val="Heading2"/>
+      </w:pPr>
+      <w:r>
+        <w:t>Earlier wording, alternatives and picture transcripts · reference / check after trying</w:t>
+      </w:r>
+    </w:p>
+    <w:p>
+      <w:pPr>
         <w:pStyle w:val="Heading3"/>
       </w:pPr>
       <w:r>
-        <w:t>What this example does not establish</w:t>
-      </w:r>
-    </w:p>
-    <w:p>
-      <w:pPr>
-        <w:pStyle w:val="Heading3"/>
-      </w:pPr>
-      <w:r>
-        <w:t>Keep the stated limit</w:t>
+        <w:t>Learn from the worked case</w:t>
       </w:r>
     </w:p>
     <w:p>
       <w:pPr>
         <w:spacing w:line="336" w:lineRule="auto" w:after="180"/>
-        <w:shd w:fill="FFF5E6"/>
       </w:pPr>
       <w:r>
         <w:rPr>
           <w:b w:val="0"/>
         </w:rPr>
-        <w:t xml:space="preserve">Five </w:t>
+        <w:t xml:space="preserve">Cover the </w:t>
       </w:r>
       <w:r>
         <w:rPr>
           <w:b/>
         </w:rPr>
-        <w:t>observation</w:t>
+        <w:t>result</w:t>
       </w:r>
       <w:r>
         <w:rPr>
           <w:b w:val="0"/>
         </w:rPr>
-        <w:t xml:space="preserve">s cannot establish a stable ranking or causal </w:t>
+        <w:t xml:space="preserve"> before checking it. Say what is given, choose the procedure, and follow one step at a time. Then uncover the </w:t>
       </w:r>
       <w:r>
         <w:rPr>
           <w:b/>
         </w:rPr>
-        <w:t>mechanism</w:t>
+        <w:t>result</w:t>
       </w:r>
       <w:r>
         <w:rPr>
           <w:b w:val="0"/>
         </w:rPr>
-        <w:t>; source and sampling assumptions remain important.</w:t>
+        <w:t xml:space="preserve"> and explain your first mismatch. Ask why a step is allowed, not only what number it produces.</w:t>
       </w:r>
     </w:p>
     <w:p>
@@ -1722,19 +2327,181 @@
         <w:pStyle w:val="Heading3"/>
       </w:pPr>
       <w:r>
-        <w:t>Keep the stated limit</w:t>
+        <w:t>A pictorial worked case: Methods results and limitations</w:t>
+      </w:r>
+    </w:p>
+    <w:p>
+      <w:pPr>
+        <w:pStyle w:val="Heading3"/>
+      </w:pPr>
+      <w:r>
+        <w:t>The facts we will use</w:t>
+      </w:r>
+    </w:p>
+    <w:p>
+      <w:r>
+        <w:drawing>
+          <wp:inline xmlns:a="http://schemas.openxmlformats.org/drawingml/2006/main" xmlns:pic="http://schemas.openxmlformats.org/drawingml/2006/picture">
+            <wp:extent cx="5486400" cy="2641600"/>
+            <wp:docPr id="3" name="Picture 3" descr="Two models on five shared photos"/>
+            <wp:cNvGraphicFramePr>
+              <a:graphicFrameLocks noChangeAspect="1"/>
+            </wp:cNvGraphicFramePr>
+            <a:graphic>
+              <a:graphicData uri="http://schemas.openxmlformats.org/drawingml/2006/picture">
+                <pic:pic>
+                  <pic:nvPicPr>
+                    <pic:cNvPr id="0" name="academy-detail-ai-7-4.png"/>
+                    <pic:cNvPicPr/>
+                  </pic:nvPicPr>
+                  <pic:blipFill>
+                    <a:blip r:embed="rId11"/>
+                    <a:stretch>
+                      <a:fillRect/>
+                    </a:stretch>
+                  </pic:blipFill>
+                  <pic:spPr>
+                    <a:xfrm>
+                      <a:off x="0" y="0"/>
+                      <a:ext cx="5486400" cy="2641600"/>
+                    </a:xfrm>
+                    <a:prstGeom prst="rect"/>
+                  </pic:spPr>
+                </pic:pic>
+              </a:graphicData>
+            </a:graphic>
+          </wp:inline>
+        </w:drawing>
+      </w:r>
+    </w:p>
+    <w:p>
+      <w:r>
+        <w:drawing>
+          <wp:inline xmlns:a="http://schemas.openxmlformats.org/drawingml/2006/main" xmlns:pic="http://schemas.openxmlformats.org/drawingml/2006/picture">
+            <wp:extent cx="5486400" cy="5225143"/>
+            <wp:docPr id="4" name="Picture 4" descr="Methods results and limitations. Identify the method: Same five photos, labels and scoring are used for both models.. State the result: A scores 60%; B scores 80% on this fixed set.. State the limit: The set supplies no outdoor-camera performance evidence."/>
+            <wp:cNvGraphicFramePr>
+              <a:graphicFrameLocks noChangeAspect="1"/>
+            </wp:cNvGraphicFramePr>
+            <a:graphic>
+              <a:graphicData uri="http://schemas.openxmlformats.org/drawingml/2006/picture">
+                <pic:pic>
+                  <pic:nvPicPr>
+                    <pic:cNvPr id="0" name="academy-visual-ai-7-4.png"/>
+                    <pic:cNvPicPr/>
+                  </pic:nvPicPr>
+                  <pic:blipFill>
+                    <a:blip r:embed="rId12"/>
+                    <a:stretch>
+                      <a:fillRect/>
+                    </a:stretch>
+                  </pic:blipFill>
+                  <pic:spPr>
+                    <a:xfrm>
+                      <a:off x="0" y="0"/>
+                      <a:ext cx="5486400" cy="5225143"/>
+                    </a:xfrm>
+                    <a:prstGeom prst="rect"/>
+                  </pic:spPr>
+                </pic:pic>
+              </a:graphicData>
+            </a:graphic>
+          </wp:inline>
+        </w:drawing>
+      </w:r>
+    </w:p>
+    <w:p>
+      <w:pPr>
+        <w:pStyle w:val="Heading3"/>
+      </w:pPr>
+      <w:r>
+        <w:t>Why this result follows</w:t>
+      </w:r>
+    </w:p>
+    <w:p>
+      <w:pPr>
+        <w:pStyle w:val="Heading3"/>
+      </w:pPr>
+      <w:r>
+        <w:t>What this example does not establish</w:t>
+      </w:r>
+    </w:p>
+    <w:p>
+      <w:pPr>
+        <w:pStyle w:val="Heading1"/>
+      </w:pPr>
+      <w:r>
+        <w:t>07. Audit role overlap and unsupported explanatory claims</w:t>
+      </w:r>
+    </w:p>
+    <w:p>
+      <w:r>
+        <w:t>Differentiate “not studied” from “shown not to work”.</w:t>
+      </w:r>
+    </w:p>
+    <w:p>
+      <w:pPr>
+        <w:pStyle w:val="Heading2"/>
+      </w:pPr>
+      <w:r>
+        <w:t>Core interpretation qualification and failure analysis</w:t>
       </w:r>
     </w:p>
     <w:p>
       <w:pPr>
         <w:spacing w:line="336" w:lineRule="auto" w:after="180"/>
-        <w:shd w:fill="FFF5E6"/>
       </w:pPr>
       <w:r>
         <w:rPr>
           <w:b w:val="0"/>
         </w:rPr>
-        <w:t xml:space="preserve">Read the labelled picture: Place the five-photo procedure, 3/5 versus 4/5 finding and missing outdoor </w:t>
+        <w:t xml:space="preserve">A </w:t>
+      </w:r>
+      <w:r>
+        <w:rPr>
+          <w:b/>
+        </w:rPr>
+        <w:t>limitation</w:t>
+      </w:r>
+      <w:r>
+        <w:rPr>
+          <w:b w:val="0"/>
+        </w:rPr>
+        <w:t xml:space="preserve"> should constrain a claim rather than be hidden in unrelated prose.</w:t>
+      </w:r>
+    </w:p>
+    <w:p>
+      <w:pPr>
+        <w:spacing w:line="336" w:lineRule="auto" w:after="180"/>
+      </w:pPr>
+      <w:r>
+        <w:rPr>
+          <w:b w:val="0"/>
+        </w:rPr>
+        <w:t>A useful check asks what would make the reasoning fail. Distinguish a failure to execute the declared procedure from a weakness in the procedure itself.</w:t>
+      </w:r>
+    </w:p>
+    <w:p>
+      <w:pPr>
+        <w:spacing w:line="336" w:lineRule="auto" w:after="180"/>
+      </w:pPr>
+      <w:r>
+        <w:rPr>
+          <w:b w:val="0"/>
+        </w:rPr>
+        <w:t xml:space="preserve">The first may require a correction; the second requires an explicitly revised </w:t>
+      </w:r>
+      <w:r>
+        <w:rPr>
+          <w:b/>
+        </w:rPr>
+        <w:t>method</w:t>
+      </w:r>
+      <w:r>
+        <w:rPr>
+          <w:b w:val="0"/>
+        </w:rPr>
+        <w:t xml:space="preserve"> and new </w:t>
       </w:r>
       <w:r>
         <w:rPr>
@@ -1746,7 +2513,7 @@
         <w:rPr>
           <w:b w:val="0"/>
         </w:rPr>
-        <w:t xml:space="preserve"> in their proper categories. Why cannot the </w:t>
+        <w:t xml:space="preserve">. Preserve unsuccessful cases so an improved </w:t>
       </w:r>
       <w:r>
         <w:rPr>
@@ -1758,7 +2525,257 @@
         <w:rPr>
           <w:b w:val="0"/>
         </w:rPr>
-        <w:t xml:space="preserve"> establish that B is best for outdoor farming?</w:t>
+        <w:t xml:space="preserve"> cannot hide the original problem.</w:t>
+      </w:r>
+    </w:p>
+    <w:p>
+      <w:pPr>
+        <w:pStyle w:val="Heading2"/>
+      </w:pPr>
+      <w:r>
+        <w:t>Complete role-overlap and evidence-gap probes</w:t>
+      </w:r>
+    </w:p>
+    <w:tbl>
+      <w:tblPr>
+        <w:tblStyle w:val="LightShading-Accent1"/>
+        <w:tblW w:type="auto" w:w="0"/>
+        <w:tblLook w:firstColumn="1" w:firstRow="1" w:lastColumn="0" w:lastRow="0" w:noHBand="0" w:noVBand="1" w:val="04A0"/>
+      </w:tblPr>
+      <w:tblGrid>
+        <w:gridCol w:w="5112"/>
+        <w:gridCol w:w="5112"/>
+      </w:tblGrid>
+      <w:tr>
+        <w:trPr>
+          <w:tblHeader/>
+        </w:trPr>
+        <w:tc>
+          <w:tcPr>
+            <w:tcW w:type="dxa" w:w="5112"/>
+          </w:tcPr>
+          <w:p>
+            <w:r>
+              <w:t>Role-reading probe</w:t>
+            </w:r>
+          </w:p>
+        </w:tc>
+        <w:tc>
+          <w:tcPr>
+            <w:tcW w:type="dxa" w:w="5112"/>
+          </w:tcPr>
+          <w:p>
+            <w:r>
+              <w:t>Expected interpretation</w:t>
+            </w:r>
+          </w:p>
+        </w:tc>
+      </w:tr>
+      <w:tr>
+        <w:tc>
+          <w:tcPr>
+            <w:tcW w:type="dxa" w:w="5112"/>
+          </w:tcPr>
+          <w:p>
+            <w:r>
+              <w:t>Count with no denominator</w:t>
+            </w:r>
+          </w:p>
+        </w:tc>
+        <w:tc>
+          <w:tcPr>
+            <w:tcW w:type="dxa" w:w="5112"/>
+          </w:tcPr>
+          <w:p>
+            <w:r>
+              <w:t>Incomplete result statement; locate total and scoring</w:t>
+            </w:r>
+          </w:p>
+        </w:tc>
+      </w:tr>
+      <w:tr>
+        <w:tc>
+          <w:tcPr>
+            <w:tcW w:type="dxa" w:w="5112"/>
+          </w:tcPr>
+          <w:p>
+            <w:r>
+              <w:t>Same cases and labels</w:t>
+            </w:r>
+          </w:p>
+        </w:tc>
+        <w:tc>
+          <w:tcPr>
+            <w:tcW w:type="dxa" w:w="5112"/>
+          </w:tcPr>
+          <w:p>
+            <w:r>
+              <w:t>Method comparison condition, not the result itself</w:t>
+            </w:r>
+          </w:p>
+        </w:tc>
+      </w:tr>
+      <w:tr>
+        <w:tc>
+          <w:tcPr>
+            <w:tcW w:type="dxa" w:w="5112"/>
+          </w:tcPr>
+          <w:p>
+            <w:r>
+              <w:t>One reviewer assigned all labels</w:t>
+            </w:r>
+          </w:p>
+        </w:tc>
+        <w:tc>
+          <w:tcPr>
+            <w:tcW w:type="dxa" w:w="5112"/>
+          </w:tcPr>
+          <w:p>
+            <w:r>
+              <w:t>Method detail; agreement across reviewers not assessed</w:t>
+            </w:r>
+          </w:p>
+        </w:tc>
+      </w:tr>
+      <w:tr>
+        <w:tc>
+          <w:tcPr>
+            <w:tcW w:type="dxa" w:w="5112"/>
+          </w:tcPr>
+          <w:p>
+            <w:r>
+              <w:t>Single reviewer means labels must be wrong</w:t>
+            </w:r>
+          </w:p>
+        </w:tc>
+        <w:tc>
+          <w:tcPr>
+            <w:tcW w:type="dxa" w:w="5112"/>
+          </w:tcPr>
+          <w:p>
+            <w:r>
+              <w:t>Unsupported; limitation is not proof of error</w:t>
+            </w:r>
+          </w:p>
+        </w:tc>
+      </w:tr>
+      <w:tr>
+        <w:tc>
+          <w:tcPr>
+            <w:tcW w:type="dxa" w:w="5112"/>
+          </w:tcPr>
+          <w:p>
+            <w:r>
+              <w:t>No outdoor cases tested</w:t>
+            </w:r>
+          </w:p>
+        </w:tc>
+        <w:tc>
+          <w:tcPr>
+            <w:tcW w:type="dxa" w:w="5112"/>
+          </w:tcPr>
+          <w:p>
+            <w:r>
+              <w:t>Bounds interpretation; does not establish outdoor failure</w:t>
+            </w:r>
+          </w:p>
+        </w:tc>
+      </w:tr>
+      <w:tr>
+        <w:tc>
+          <w:tcPr>
+            <w:tcW w:type="dxa" w:w="5112"/>
+          </w:tcPr>
+          <w:p>
+            <w:r>
+              <w:t>A plausible mechanism explains a difference</w:t>
+            </w:r>
+          </w:p>
+        </w:tc>
+        <w:tc>
+          <w:tcPr>
+            <w:tcW w:type="dxa" w:w="5112"/>
+          </w:tcPr>
+          <w:p>
+            <w:r>
+              <w:t>Hypothesis, not an extra observation</w:t>
+            </w:r>
+          </w:p>
+        </w:tc>
+      </w:tr>
+      <w:tr>
+        <w:tc>
+          <w:tcPr>
+            <w:tcW w:type="dxa" w:w="5112"/>
+          </w:tcPr>
+          <w:p>
+            <w:r>
+              <w:t>One statement serves two roles</w:t>
+            </w:r>
+          </w:p>
+        </w:tc>
+        <w:tc>
+          <w:tcPr>
+            <w:tcW w:type="dxa" w:w="5112"/>
+          </w:tcPr>
+          <w:p>
+            <w:r>
+              <w:t>Name both with reasons rather than forcing a single label</w:t>
+            </w:r>
+          </w:p>
+        </w:tc>
+      </w:tr>
+      <w:tr>
+        <w:tc>
+          <w:tcPr>
+            <w:tcW w:type="dxa" w:w="5112"/>
+          </w:tcPr>
+          <w:p>
+            <w:r>
+              <w:t>Methods paragraph too brief to reproduce</w:t>
+            </w:r>
+          </w:p>
+        </w:tc>
+        <w:tc>
+          <w:tcPr>
+            <w:tcW w:type="dxa" w:w="5112"/>
+          </w:tcPr>
+          <w:p>
+            <w:r>
+              <w:t>Request missing details; do not invent settings</w:t>
+            </w:r>
+          </w:p>
+        </w:tc>
+      </w:tr>
+      <w:tr>
+        <w:tc>
+          <w:tcPr>
+            <w:tcW w:type="dxa" w:w="5112"/>
+          </w:tcPr>
+          <w:p>
+            <w:r>
+              <w:t>80% on fictional queries</w:t>
+            </w:r>
+          </w:p>
+        </w:tc>
+        <w:tc>
+          <w:tcPr>
+            <w:tcW w:type="dxa" w:w="5112"/>
+          </w:tcPr>
+          <w:p>
+            <w:r>
+              <w:t>No measured real-student learning effect follows</w:t>
+            </w:r>
+          </w:p>
+        </w:tc>
+      </w:tr>
+    </w:tbl>
+    <w:p>
+      <w:pPr>
+        <w:pStyle w:val="Heading2"/>
+      </w:pPr>
+      <w:r>
+        <w:t>Guided repair and explanation</w:t>
       </w:r>
     </w:p>
     <w:p>
@@ -1766,31 +2783,94 @@
         <w:pStyle w:val="Heading3"/>
       </w:pPr>
       <w:r>
-        <w:t>Keep the stated limit</w:t>
-      </w:r>
-    </w:p>
-    <w:p>
-      <w:pPr>
-        <w:spacing w:line="336" w:lineRule="auto" w:after="180"/>
-        <w:shd w:fill="FFF5E6"/>
-      </w:pPr>
-      <w:r>
-        <w:rPr>
-          <w:b w:val="0"/>
-        </w:rPr>
-        <w:t xml:space="preserve">Change one thing: The conclusion says B is best for outdoor farming. Predict the </w:t>
-      </w:r>
-      <w:r>
-        <w:rPr>
-          <w:b/>
-        </w:rPr>
-        <w:t>result</w:t>
-      </w:r>
-      <w:r>
-        <w:rPr>
-          <w:b w:val="0"/>
-        </w:rPr>
-        <w:t xml:space="preserve"> before checking the explanation. What remains the same?</w:t>
+        <w:t>Guided: restate the worked result, then name the assumption or limitation that prevents a broader conclusion.</w:t>
+      </w:r>
+    </w:p>
+    <w:p>
+      <w:r>
+        <w:t>________________________________________________________________</w:t>
+      </w:r>
+    </w:p>
+    <w:p>
+      <w:r>
+        <w:t>________________________________________________________________</w:t>
+      </w:r>
+    </w:p>
+    <w:p>
+      <w:r>
+        <w:t>________________________________________________________________</w:t>
+      </w:r>
+    </w:p>
+    <w:p>
+      <w:r>
+        <w:t>________________________________________________________________</w:t>
+      </w:r>
+    </w:p>
+    <w:p>
+      <w:r>
+        <w:t>________________________________________________________________</w:t>
+      </w:r>
+    </w:p>
+    <w:p>
+      <w:pPr>
+        <w:pStyle w:val="ListBullet"/>
+      </w:pPr>
+      <w:r>
+        <w:t>A report omits this qualification: A limitation should constrain a claim rather than be hidden in unrelated prose. Explain how omitting it could change a reader's interpretation, and write an accurate replacement.</w:t>
+      </w:r>
+    </w:p>
+    <w:p>
+      <w:pPr>
+        <w:pStyle w:val="Heading3"/>
+      </w:pPr>
+      <w:r>
+        <w:t>State one repair and the checks you would rerun.</w:t>
+      </w:r>
+    </w:p>
+    <w:p>
+      <w:r>
+        <w:t>________________________________________________________________</w:t>
+      </w:r>
+    </w:p>
+    <w:p>
+      <w:r>
+        <w:t>________________________________________________________________</w:t>
+      </w:r>
+    </w:p>
+    <w:p>
+      <w:r>
+        <w:t>________________________________________________________________</w:t>
+      </w:r>
+    </w:p>
+    <w:p>
+      <w:r>
+        <w:t>________________________________________________________________</w:t>
+      </w:r>
+    </w:p>
+    <w:p>
+      <w:r>
+        <w:t>________________________________________________________________</w:t>
+      </w:r>
+    </w:p>
+    <w:p>
+      <w:r>
+        <w:t>________________________________________________________________</w:t>
+      </w:r>
+    </w:p>
+    <w:p>
+      <w:pPr>
+        <w:pStyle w:val="Heading2"/>
+      </w:pPr>
+      <w:r>
+        <w:t>Earlier wording, alternatives and picture transcripts · reference / check after trying</w:t>
+      </w:r>
+    </w:p>
+    <w:p>
+      <w:pPr>
+        <w:pStyle w:val="Heading3"/>
+      </w:pPr>
+      <w:r>
+        <w:t>Locate the earliest unsupported step</w:t>
       </w:r>
     </w:p>
     <w:p>
@@ -1798,35 +2878,28 @@
         <w:pStyle w:val="Heading1"/>
       </w:pPr>
       <w:r>
-        <w:t>07. Find and repair a mistake</w:t>
-      </w:r>
-    </w:p>
-    <w:p>
-      <w:r>
-        <w:t>Find the unsupported step in the Methods results and limitations claim and explain a repair using the supplied evidence.</w:t>
-      </w:r>
-    </w:p>
-    <w:p>
-      <w:pPr>
-        <w:spacing w:line="336" w:lineRule="auto" w:after="180"/>
-      </w:pPr>
-      <w:r>
-        <w:rPr>
-          <w:b w:val="0"/>
-        </w:rPr>
-        <w:t xml:space="preserve">A </w:t>
-      </w:r>
-      <w:r>
-        <w:rPr>
-          <w:b/>
-        </w:rPr>
-        <w:t>limitation</w:t>
-      </w:r>
-      <w:r>
-        <w:rPr>
-          <w:b w:val="0"/>
-        </w:rPr>
-        <w:t xml:space="preserve"> should constrain a claim rather than be hidden in unrelated prose.</w:t>
+        <w:t>08. Practise linking the sentence to the evidence it uses</w:t>
+      </w:r>
+    </w:p>
+    <w:p>
+      <w:r>
+        <w:t>Give a reason for its role and a faithful alternative when needed.</w:t>
+      </w:r>
+    </w:p>
+    <w:p>
+      <w:pPr>
+        <w:pStyle w:val="Heading2"/>
+      </w:pPr>
+      <w:r>
+        <w:t>Current explanation and guided check</w:t>
+      </w:r>
+    </w:p>
+    <w:p>
+      <w:pPr>
+        <w:pStyle w:val="ListBullet"/>
+      </w:pPr>
+      <w:r>
+        <w:t>Explain the weekly mechanism in your own words. Use the worked scenario to name its input, decision rule and output.</w:t>
       </w:r>
     </w:p>
     <w:p>
@@ -1834,67 +2907,32 @@
         <w:pStyle w:val="Heading3"/>
       </w:pPr>
       <w:r>
-        <w:t>Check the claim against the facts</w:t>
-      </w:r>
-    </w:p>
-    <w:p>
-      <w:pPr>
-        <w:spacing w:line="336" w:lineRule="auto" w:after="180"/>
-        <w:shd w:fill="FFF5E6"/>
-      </w:pPr>
-      <w:r>
-        <w:rPr>
-          <w:b w:val="0"/>
-        </w:rPr>
-        <w:t>A useful check asks what would make the reasoning fail. Distinguish a failure to execute the declared procedure from a weakness in the procedure itself.</w:t>
-      </w:r>
-    </w:p>
-    <w:p>
-      <w:pPr>
-        <w:spacing w:line="336" w:lineRule="auto" w:after="180"/>
-        <w:shd w:fill="FFF5E6"/>
-      </w:pPr>
-      <w:r>
-        <w:rPr>
-          <w:b w:val="0"/>
-        </w:rPr>
-        <w:t xml:space="preserve">The first may require a correction; the second requires an explicitly revised </w:t>
-      </w:r>
-      <w:r>
-        <w:rPr>
-          <w:b/>
-        </w:rPr>
-        <w:t>method</w:t>
-      </w:r>
-      <w:r>
-        <w:rPr>
-          <w:b w:val="0"/>
-        </w:rPr>
-        <w:t xml:space="preserve"> and new </w:t>
-      </w:r>
-      <w:r>
-        <w:rPr>
-          <w:b/>
-        </w:rPr>
-        <w:t>evidence</w:t>
-      </w:r>
-      <w:r>
-        <w:rPr>
-          <w:b w:val="0"/>
-        </w:rPr>
-        <w:t xml:space="preserve">. Preserve unsuccessful cases so an improved </w:t>
-      </w:r>
-      <w:r>
-        <w:rPr>
-          <w:b/>
-        </w:rPr>
-        <w:t>result</w:t>
-      </w:r>
-      <w:r>
-        <w:rPr>
-          <w:b w:val="0"/>
-        </w:rPr>
-        <w:t xml:space="preserve"> cannot hide the original problem.</w:t>
+        <w:t>Guided: restate the worked result, then name the assumption or limitation that prevents a broader conclusion.</w:t>
+      </w:r>
+    </w:p>
+    <w:p>
+      <w:r>
+        <w:t>________________________________________________________________</w:t>
+      </w:r>
+    </w:p>
+    <w:p>
+      <w:r>
+        <w:t>________________________________________________________________</w:t>
+      </w:r>
+    </w:p>
+    <w:p>
+      <w:r>
+        <w:t>________________________________________________________________</w:t>
+      </w:r>
+    </w:p>
+    <w:p>
+      <w:r>
+        <w:t>________________________________________________________________</w:t>
+      </w:r>
+    </w:p>
+    <w:p>
+      <w:r>
+        <w:t>________________________________________________________________</w:t>
       </w:r>
     </w:p>
     <w:p>
@@ -1902,7 +2940,7 @@
         <w:pStyle w:val="Heading3"/>
       </w:pPr>
       <w:r>
-        <w:t>Guided: restate the worked result, then name the assumption or limitation that prevents a broader conclusion.</w:t>
+        <w:t>Explain your prediction to a partner before comparing results.</w:t>
       </w:r>
     </w:p>
     <w:p>
@@ -1926,206 +2964,11 @@
       </w:r>
     </w:p>
     <w:p>
-      <w:r>
-        <w:t>________________________________________________________________</w:t>
-      </w:r>
-    </w:p>
-    <w:p>
-      <w:pPr>
-        <w:pStyle w:val="Heading3"/>
-      </w:pPr>
-      <w:r>
-        <w:t>Locate the earliest unsupported step</w:t>
-      </w:r>
-    </w:p>
-    <w:p>
-      <w:pPr>
-        <w:spacing w:line="336" w:lineRule="auto" w:after="180"/>
-      </w:pPr>
-      <w:r>
-        <w:rPr>
-          <w:b w:val="0"/>
-        </w:rPr>
-        <w:t xml:space="preserve">A report omits this qualification: A </w:t>
-      </w:r>
-      <w:r>
-        <w:rPr>
-          <w:b/>
-        </w:rPr>
-        <w:t>limitation</w:t>
-      </w:r>
-      <w:r>
-        <w:rPr>
-          <w:b w:val="0"/>
-        </w:rPr>
-        <w:t xml:space="preserve"> should constrain a claim rather than be hidden in unrelated prose. Explain how omitting it could change a reader's interpretation, and write an accurate replacement.</w:t>
-      </w:r>
-    </w:p>
-    <w:p>
-      <w:pPr>
-        <w:pStyle w:val="Heading3"/>
-      </w:pPr>
-      <w:r>
-        <w:t>State one repair and the checks you would rerun.</w:t>
-      </w:r>
-    </w:p>
-    <w:p>
-      <w:r>
-        <w:t>________________________________________________________________</w:t>
-      </w:r>
-    </w:p>
-    <w:p>
-      <w:r>
-        <w:t>________________________________________________________________</w:t>
-      </w:r>
-    </w:p>
-    <w:p>
-      <w:r>
-        <w:t>________________________________________________________________</w:t>
-      </w:r>
-    </w:p>
-    <w:p>
-      <w:r>
-        <w:t>________________________________________________________________</w:t>
-      </w:r>
-    </w:p>
-    <w:p>
-      <w:r>
-        <w:t>________________________________________________________________</w:t>
-      </w:r>
-    </w:p>
-    <w:p>
-      <w:r>
-        <w:t>________________________________________________________________</w:t>
-      </w:r>
-    </w:p>
-    <w:p>
-      <w:pPr>
-        <w:pStyle w:val="Heading1"/>
-      </w:pPr>
-      <w:r>
-        <w:t>08. Practise together</w:t>
-      </w:r>
-    </w:p>
-    <w:p>
-      <w:r>
-        <w:t>Practise Methods results and limitations with support, then explain the deciding step in your own words.</w:t>
-      </w:r>
-    </w:p>
-    <w:p>
-      <w:pPr>
-        <w:spacing w:line="336" w:lineRule="auto" w:after="180"/>
-      </w:pPr>
-      <w:r>
-        <w:rPr>
-          <w:b w:val="0"/>
-        </w:rPr>
-        <w:t xml:space="preserve">Explain the weekly </w:t>
-      </w:r>
-      <w:r>
-        <w:rPr>
-          <w:b/>
-        </w:rPr>
-        <w:t>mechanism</w:t>
-      </w:r>
-      <w:r>
-        <w:rPr>
-          <w:b w:val="0"/>
-        </w:rPr>
-        <w:t xml:space="preserve"> in your own words. Use the worked scenario to name its </w:t>
-      </w:r>
-      <w:r>
-        <w:rPr>
-          <w:b/>
-        </w:rPr>
-        <w:t>input</w:t>
-      </w:r>
-      <w:r>
-        <w:rPr>
-          <w:b w:val="0"/>
-        </w:rPr>
-        <w:t xml:space="preserve">, decision rule and </w:t>
-      </w:r>
-      <w:r>
-        <w:rPr>
-          <w:b/>
-        </w:rPr>
-        <w:t>output</w:t>
-      </w:r>
-      <w:r>
-        <w:rPr>
-          <w:b w:val="0"/>
-        </w:rPr>
-        <w:t>.</w:t>
-      </w:r>
-    </w:p>
-    <w:p>
-      <w:pPr>
-        <w:pStyle w:val="Heading3"/>
-      </w:pPr>
-      <w:r>
-        <w:t>Guided: restate the worked result, then name the assumption or limitation that prevents a broader conclusion.</w:t>
-      </w:r>
-    </w:p>
-    <w:p>
-      <w:r>
-        <w:t>________________________________________________________________</w:t>
-      </w:r>
-    </w:p>
-    <w:p>
-      <w:r>
-        <w:t>________________________________________________________________</w:t>
-      </w:r>
-    </w:p>
-    <w:p>
-      <w:r>
-        <w:t>________________________________________________________________</w:t>
-      </w:r>
-    </w:p>
-    <w:p>
-      <w:r>
-        <w:t>________________________________________________________________</w:t>
-      </w:r>
-    </w:p>
-    <w:p>
-      <w:r>
-        <w:t>________________________________________________________________</w:t>
-      </w:r>
-    </w:p>
-    <w:p>
-      <w:pPr>
-        <w:pStyle w:val="Heading3"/>
-      </w:pPr>
-      <w:r>
-        <w:t>Explain your prediction to a partner before comparing results.</w:t>
-      </w:r>
-    </w:p>
-    <w:p>
-      <w:r>
-        <w:t>________________________________________________________________</w:t>
-      </w:r>
-    </w:p>
-    <w:p>
-      <w:r>
-        <w:t>________________________________________________________________</w:t>
-      </w:r>
-    </w:p>
-    <w:p>
-      <w:r>
-        <w:t>________________________________________________________________</w:t>
-      </w:r>
-    </w:p>
-    <w:p>
-      <w:r>
-        <w:t>________________________________________________________________</w:t>
-      </w:r>
-    </w:p>
-    <w:p>
-      <w:pPr>
-        <w:pStyle w:val="Heading3"/>
-      </w:pPr>
-      <w:r>
-        <w:t>Practise with less help: Trace the worked case</w:t>
+      <w:pPr>
+        <w:pStyle w:val="Heading2"/>
+      </w:pPr>
+      <w:r>
+        <w:t>Supported W2 trace</w:t>
       </w:r>
     </w:p>
     <w:p>
@@ -2279,142 +3122,49 @@
     </w:p>
     <w:p>
       <w:pPr>
+        <w:pStyle w:val="Heading2"/>
+      </w:pPr>
+      <w:r>
+        <w:t>Individual scope check</w:t>
+      </w:r>
+    </w:p>
+    <w:p>
+      <w:pPr>
+        <w:pStyle w:val="ListBullet"/>
+      </w:pPr>
+      <w:r>
+        <w:t>Use the worked case for Methods results and limitations. Proposed explanation: “The worked result establishes every future case”. Decide whether this explanation is supported. Point to the step or supplied fact that decides; explain your repair if needed.</w:t>
+      </w:r>
+    </w:p>
+    <w:p>
+      <w:pPr>
+        <w:pStyle w:val="ListBullet"/>
+      </w:pPr>
+      <w:r>
+        <w:t>Answer on your own before discussion. If you are unsure, say which step you need help with.</w:t>
+      </w:r>
+    </w:p>
+    <w:p>
+      <w:pPr>
+        <w:pStyle w:val="Heading2"/>
+      </w:pPr>
+      <w:r>
+        <w:t>Picture response</w:t>
+      </w:r>
+    </w:p>
+    <w:p>
+      <w:pPr>
+        <w:pStyle w:val="ListBullet"/>
+      </w:pPr>
+      <w:r>
+        <w:t>Place the five-photo procedure, 3/5 versus 4/5 finding and missing outdoor evidence in their proper categories. Why cannot the result establish that B is best for outdoor farming?</w:t>
+      </w:r>
+    </w:p>
+    <w:p>
+      <w:pPr>
         <w:pStyle w:val="Heading3"/>
       </w:pPr>
       <w:r>
-        <w:t>Check your reasoning</w:t>
-      </w:r>
-    </w:p>
-    <w:p>
-      <w:pPr>
-        <w:spacing w:line="336" w:lineRule="auto" w:after="180"/>
-      </w:pPr>
-      <w:r>
-        <w:rPr>
-          <w:b w:val="0"/>
-        </w:rPr>
-        <w:t xml:space="preserve">Use the worked case for </w:t>
-      </w:r>
-      <w:r>
-        <w:rPr>
-          <w:b/>
-        </w:rPr>
-        <w:t>Method</w:t>
-      </w:r>
-      <w:r>
-        <w:rPr>
-          <w:b w:val="0"/>
-        </w:rPr>
-        <w:t xml:space="preserve">s </w:t>
-      </w:r>
-      <w:r>
-        <w:rPr>
-          <w:b/>
-        </w:rPr>
-        <w:t>result</w:t>
-      </w:r>
-      <w:r>
-        <w:rPr>
-          <w:b w:val="0"/>
-        </w:rPr>
-        <w:t xml:space="preserve">s and </w:t>
-      </w:r>
-      <w:r>
-        <w:rPr>
-          <w:b/>
-        </w:rPr>
-        <w:t>limitation</w:t>
-      </w:r>
-      <w:r>
-        <w:rPr>
-          <w:b w:val="0"/>
-        </w:rPr>
-        <w:t xml:space="preserve">s. Proposed explanation: “The worked </w:t>
-      </w:r>
-      <w:r>
-        <w:rPr>
-          <w:b/>
-        </w:rPr>
-        <w:t>result</w:t>
-      </w:r>
-      <w:r>
-        <w:rPr>
-          <w:b w:val="0"/>
-        </w:rPr>
-        <w:t xml:space="preserve"> establishes every future case”. Decide whether this explanation is supported.</w:t>
-      </w:r>
-    </w:p>
-    <w:p>
-      <w:pPr>
-        <w:spacing w:line="336" w:lineRule="auto" w:after="180"/>
-      </w:pPr>
-      <w:r>
-        <w:rPr>
-          <w:b w:val="0"/>
-        </w:rPr>
-        <w:t>Point to the step or supplied fact that decides; explain your repair if needed.</w:t>
-      </w:r>
-    </w:p>
-    <w:p>
-      <w:pPr>
-        <w:spacing w:line="336" w:lineRule="auto" w:after="180"/>
-      </w:pPr>
-      <w:r>
-        <w:rPr>
-          <w:b w:val="0"/>
-        </w:rPr>
-        <w:t>Answer on your own before discussion. If you are unsure, say which step you need help with.</w:t>
-      </w:r>
-    </w:p>
-    <w:p>
-      <w:pPr>
-        <w:pStyle w:val="Heading3"/>
-      </w:pPr>
-      <w:r>
-        <w:t>Explain the picture</w:t>
-      </w:r>
-    </w:p>
-    <w:p>
-      <w:pPr>
-        <w:spacing w:line="336" w:lineRule="auto" w:after="180"/>
-        <w:shd w:fill="F5F1FB"/>
-      </w:pPr>
-      <w:r>
-        <w:rPr>
-          <w:b w:val="0"/>
-        </w:rPr>
-        <w:t xml:space="preserve">Place the five-photo procedure, 3/5 versus 4/5 finding and missing outdoor </w:t>
-      </w:r>
-      <w:r>
-        <w:rPr>
-          <w:b/>
-        </w:rPr>
-        <w:t>evidence</w:t>
-      </w:r>
-      <w:r>
-        <w:rPr>
-          <w:b w:val="0"/>
-        </w:rPr>
-        <w:t xml:space="preserve"> in their proper categories. Why cannot the </w:t>
-      </w:r>
-      <w:r>
-        <w:rPr>
-          <w:b/>
-        </w:rPr>
-        <w:t>result</w:t>
-      </w:r>
-      <w:r>
-        <w:rPr>
-          <w:b w:val="0"/>
-        </w:rPr>
-        <w:t xml:space="preserve"> establish that B is best for outdoor farming?</w:t>
-      </w:r>
-    </w:p>
-    <w:p>
-      <w:pPr>
-        <w:pStyle w:val="Heading3"/>
-      </w:pPr>
-      <w:r>
         <w:t>My explanation using a pictured step and the given facts</w:t>
       </w:r>
     </w:p>
@@ -2436,6 +3186,14 @@
     <w:p>
       <w:r>
         <w:t>________________________________________________________________</w:t>
+      </w:r>
+    </w:p>
+    <w:p>
+      <w:pPr>
+        <w:pStyle w:val="Heading2"/>
+      </w:pPr>
+      <w:r>
+        <w:t>Reserve the selected cutoff/relevance/reviewer case</w:t>
       </w:r>
     </w:p>
     <w:p>
@@ -2451,23 +3209,55 @@
     </w:p>
     <w:p>
       <w:pPr>
+        <w:pStyle w:val="Heading2"/>
+      </w:pPr>
+      <w:r>
+        <w:t>Earlier wording, alternatives and picture transcripts · reference / check after trying</w:t>
+      </w:r>
+    </w:p>
+    <w:p>
+      <w:pPr>
+        <w:pStyle w:val="Heading3"/>
+      </w:pPr>
+      <w:r>
+        <w:t>Practise with less help: Trace the worked case</w:t>
+      </w:r>
+    </w:p>
+    <w:p>
+      <w:pPr>
+        <w:pStyle w:val="Heading3"/>
+      </w:pPr>
+      <w:r>
+        <w:t>Check your reasoning</w:t>
+      </w:r>
+    </w:p>
+    <w:p>
+      <w:pPr>
+        <w:pStyle w:val="Heading3"/>
+      </w:pPr>
+      <w:r>
+        <w:t>Explain the picture</w:t>
+      </w:r>
+    </w:p>
+    <w:p>
+      <w:pPr>
         <w:pStyle w:val="Heading1"/>
       </w:pPr>
       <w:r>
-        <w:t>09. Run the investigation</w:t>
-      </w:r>
-    </w:p>
-    <w:p>
-      <w:r>
-        <w:t>Investigate Methods results and limitations. Record the prediction, actual observation or labelled paper trace, explanation and next test separately.</w:t>
-      </w:r>
-    </w:p>
-    <w:p>
-      <w:pPr>
-        <w:pStyle w:val="Heading3"/>
-      </w:pPr>
-      <w:r>
-        <w:t>Predict, investigate and preserve the evidence</w:t>
+        <w:t>09. Complete a passage annotation and evidence-faithful rewrite</w:t>
+      </w:r>
+    </w:p>
+    <w:p>
+      <w:r>
+        <w:t>Use classification to improve the argument rather than memorize labels alone.</w:t>
+      </w:r>
+    </w:p>
+    <w:p>
+      <w:pPr>
+        <w:pStyle w:val="Heading2"/>
+      </w:pPr>
+      <w:r>
+        <w:t>Current twenty-query passage investigation</w:t>
       </w:r>
     </w:p>
     <w:p>
@@ -2478,7 +3268,265 @@
         <w:rPr>
           <w:b w:val="0"/>
         </w:rPr>
-        <w:t>Statements:used20 fictional queries; 16 passed; real student use was not studied. Show the intermediate steps and give the conclusion with its scope.</w:t>
+        <w:t>Statements: used 20 fictional queries; 16 passed; real student use was not studied. Show the intermediate steps and give the conclusion with its scope.</w:t>
+      </w:r>
+    </w:p>
+    <w:p>
+      <w:pPr>
+        <w:pStyle w:val="Heading2"/>
+      </w:pPr>
+      <w:r>
+        <w:t>Complete annotation, arithmetic and rewrite protocol</w:t>
+      </w:r>
+    </w:p>
+    <w:tbl>
+      <w:tblPr>
+        <w:tblStyle w:val="LightShading-Accent1"/>
+        <w:tblW w:type="auto" w:w="0"/>
+        <w:tblLook w:firstColumn="1" w:firstRow="1" w:lastColumn="0" w:lastRow="0" w:noHBand="0" w:noVBand="1" w:val="04A0"/>
+      </w:tblPr>
+      <w:tblGrid>
+        <w:gridCol w:w="5112"/>
+        <w:gridCol w:w="5112"/>
+      </w:tblGrid>
+      <w:tr>
+        <w:trPr>
+          <w:tblHeader/>
+        </w:trPr>
+        <w:tc>
+          <w:tcPr>
+            <w:tcW w:type="dxa" w:w="5112"/>
+          </w:tcPr>
+          <w:p>
+            <w:r>
+              <w:t>Complete supplied-passage investigation</w:t>
+            </w:r>
+          </w:p>
+        </w:tc>
+        <w:tc>
+          <w:tcPr>
+            <w:tcW w:type="dxa" w:w="5112"/>
+          </w:tcPr>
+          <w:p>
+            <w:r>
+              <w:t>Expected written evidence</w:t>
+            </w:r>
+          </w:p>
+        </w:tc>
+      </w:tr>
+      <w:tr>
+        <w:tc>
+          <w:tcPr>
+            <w:tcW w:type="dxa" w:w="5112"/>
+          </w:tcPr>
+          <w:p>
+            <w:r>
+              <w:t>Copy the main three statements</w:t>
+            </w:r>
+          </w:p>
+        </w:tc>
+        <w:tc>
+          <w:tcPr>
+            <w:tcW w:type="dxa" w:w="5112"/>
+          </w:tcPr>
+          <w:p>
+            <w:r>
+              <w:t>20 fictional queries; 16 pass; real student use not studied</w:t>
+            </w:r>
+          </w:p>
+        </w:tc>
+      </w:tr>
+      <w:tr>
+        <w:tc>
+          <w:tcPr>
+            <w:tcW w:type="dxa" w:w="5112"/>
+          </w:tcPr>
+          <w:p>
+            <w:r>
+              <w:t>Annotate method/result/limitation</w:t>
+            </w:r>
+          </w:p>
+        </w:tc>
+        <w:tc>
+          <w:tcPr>
+            <w:tcW w:type="dxa" w:w="5112"/>
+          </w:tcPr>
+          <w:p>
+            <w:r>
+              <w:t>Name primary role and any scope overlap with reasons</w:t>
+            </w:r>
+          </w:p>
+        </w:tc>
+      </w:tr>
+      <w:tr>
+        <w:tc>
+          <w:tcPr>
+            <w:tcW w:type="dxa" w:w="5112"/>
+          </w:tcPr>
+          <w:p>
+            <w:r>
+              <w:t>Calculate the reported proportion</w:t>
+            </w:r>
+          </w:p>
+        </w:tc>
+        <w:tc>
+          <w:tcPr>
+            <w:tcW w:type="dxa" w:w="5112"/>
+          </w:tcPr>
+          <w:p>
+            <w:r>
+              <w:t>16/20 =80%; retain the supplied outcome and denominator</w:t>
+            </w:r>
+          </w:p>
+        </w:tc>
+      </w:tr>
+      <w:tr>
+        <w:tc>
+          <w:tcPr>
+            <w:tcW w:type="dxa" w:w="5112"/>
+          </w:tcPr>
+          <w:p>
+            <w:r>
+              <w:t>Write a faithful main summary</w:t>
+            </w:r>
+          </w:p>
+        </w:tc>
+        <w:tc>
+          <w:tcPr>
+            <w:tcW w:type="dxa" w:w="5112"/>
+          </w:tcPr>
+          <w:p>
+            <w:r>
+              <w:t>80% passed on these fictional queries; no classroom-learning evidence supplied</w:t>
+            </w:r>
+          </w:p>
+        </w:tc>
+      </w:tr>
+      <w:tr>
+        <w:tc>
+          <w:tcPr>
+            <w:tcW w:type="dxa" w:w="5112"/>
+          </w:tcPr>
+          <w:p>
+            <w:r>
+              <w:t>Classify separate picture facts</w:t>
+            </w:r>
+          </w:p>
+        </w:tc>
+        <w:tc>
+          <w:tcPr>
+            <w:tcW w:type="dxa" w:w="5112"/>
+          </w:tcPr>
+          <w:p>
+            <w:r>
+              <w:t>Same five photos/labels method; 3/5 vs4/5 result; no outdoor cases limitation</w:t>
+            </w:r>
+          </w:p>
+        </w:tc>
+      </w:tr>
+      <w:tr>
+        <w:tc>
+          <w:tcPr>
+            <w:tcW w:type="dxa" w:w="5112"/>
+          </w:tcPr>
+          <w:p>
+            <w:r>
+              <w:t>Audit the proposed outdoor conclusion</w:t>
+            </w:r>
+          </w:p>
+        </w:tc>
+        <w:tc>
+          <w:tcPr>
+            <w:tcW w:type="dxa" w:w="5112"/>
+          </w:tcPr>
+          <w:p>
+            <w:r>
+              <w:t>Replace with fixed-set result and missing-outdoor evidence</w:t>
+            </w:r>
+          </w:p>
+        </w:tc>
+      </w:tr>
+      <w:tr>
+        <w:tc>
+          <w:tcPr>
+            <w:tcW w:type="dxa" w:w="5112"/>
+          </w:tcPr>
+          <w:p>
+            <w:r>
+              <w:t>Add a mechanism hypothesis separately</w:t>
+            </w:r>
+          </w:p>
+        </w:tc>
+        <w:tc>
+          <w:tcPr>
+            <w:tcW w:type="dxa" w:w="5112"/>
+          </w:tcPr>
+          <w:p>
+            <w:r>
+              <w:t>Mark proposed explanation and a future test, not a newly observed cause</w:t>
+            </w:r>
+          </w:p>
+        </w:tc>
+      </w:tr>
+      <w:tr>
+        <w:tc>
+          <w:tcPr>
+            <w:tcW w:type="dxa" w:w="5112"/>
+          </w:tcPr>
+          <w:p>
+            <w:r>
+              <w:t>Record evidence status</w:t>
+            </w:r>
+          </w:p>
+        </w:tc>
+        <w:tc>
+          <w:tcPr>
+            <w:tcW w:type="dxa" w:w="5112"/>
+          </w:tcPr>
+          <w:p>
+            <w:r>
+              <w:t>Supplied-passage inspection/paper arithmetic; no live model or participant study performed</w:t>
+            </w:r>
+          </w:p>
+        </w:tc>
+      </w:tr>
+    </w:tbl>
+    <w:p>
+      <w:pPr>
+        <w:pStyle w:val="Heading2"/>
+      </w:pPr>
+      <w:r>
+        <w:t>Expected evidence and unperformed-study limits</w:t>
+      </w:r>
+    </w:p>
+    <w:p>
+      <w:pPr>
+        <w:spacing w:line="336" w:lineRule="auto" w:after="180"/>
+      </w:pPr>
+      <w:r>
+        <w:rPr>
+          <w:b w:val="0"/>
+        </w:rPr>
+        <w:t>Use the fully supplied passages and counts for an annotation-and-rewrite investigation. Underline the procedure, circle the measured numerator/denominator and mark the boundary on interpretation. Explain any sentence with two roles. The main twenty-query passage and separate five-photo comparison are different examples and must not share denominators.</w:t>
+      </w:r>
+    </w:p>
+    <w:p>
+      <w:pPr>
+        <w:spacing w:line="336" w:lineRule="auto" w:after="180"/>
+      </w:pPr>
+      <w:r>
+        <w:rPr>
+          <w:b w:val="0"/>
+        </w:rPr>
+        <w:t>No raw classifier outputs, reviewer-agreement data or real learner outcomes are supplied. This investigation needs no code or outside study; record your actual annotations and leave additional experiments unperformed.</w:t>
+      </w:r>
+    </w:p>
+    <w:p>
+      <w:pPr>
+        <w:pStyle w:val="Heading2"/>
+      </w:pPr>
+      <w:r>
+        <w:t>Evidence ledger and reflection</w:t>
       </w:r>
     </w:p>
     <w:tbl>
@@ -2630,14 +3678,6 @@
     </w:p>
     <w:p>
       <w:pPr>
-        <w:pStyle w:val="Heading3"/>
-      </w:pPr>
-      <w:r>
-        <w:t>Plan → try → check</w:t>
-      </w:r>
-    </w:p>
-    <w:p>
-      <w:pPr>
         <w:spacing w:line="336" w:lineRule="auto" w:after="180"/>
       </w:pPr>
       <w:r>
@@ -2649,23 +3689,47 @@
     </w:p>
     <w:p>
       <w:pPr>
+        <w:pStyle w:val="Heading2"/>
+      </w:pPr>
+      <w:r>
+        <w:t>Earlier wording, alternatives and picture transcripts · reference / check after trying</w:t>
+      </w:r>
+    </w:p>
+    <w:p>
+      <w:pPr>
+        <w:pStyle w:val="Heading3"/>
+      </w:pPr>
+      <w:r>
+        <w:t>Predict, investigate and preserve the evidence</w:t>
+      </w:r>
+    </w:p>
+    <w:p>
+      <w:pPr>
+        <w:pStyle w:val="Heading3"/>
+      </w:pPr>
+      <w:r>
+        <w:t>Plan → try → check</w:t>
+      </w:r>
+    </w:p>
+    <w:p>
+      <w:pPr>
         <w:pStyle w:val="Heading1"/>
       </w:pPr>
       <w:r>
-        <w:t>10. Build your understanding</w:t>
-      </w:r>
-    </w:p>
-    <w:p>
-      <w:r>
-        <w:t>Move from recall to tracing, diagnosis and transfer in Methods results and limitations. Explain why each step is justified.</w:t>
-      </w:r>
-    </w:p>
-    <w:p>
-      <w:pPr>
-        <w:pStyle w:val="Heading3"/>
-      </w:pPr>
-      <w:r>
-        <w:t>Explain → apply → challenge</w:t>
+        <w:t>14. Try alone: cutoff, relevance fraction and one reviewer</w:t>
+      </w:r>
+    </w:p>
+    <w:p>
+      <w:r>
+        <w:t>Classify the statements and explain overlapping roles.</w:t>
+      </w:r>
+    </w:p>
+    <w:p>
+      <w:pPr>
+        <w:pStyle w:val="Heading2"/>
+      </w:pPr>
+      <w:r>
+        <w:t>Complete selected independent task</w:t>
       </w:r>
     </w:p>
     <w:p>
@@ -2676,43 +3740,123 @@
         <w:rPr>
           <w:b w:val="0"/>
         </w:rPr>
-        <w:t xml:space="preserve">Explain the weekly </w:t>
-      </w:r>
-      <w:r>
-        <w:rPr>
-          <w:b/>
-        </w:rPr>
-        <w:t>mechanism</w:t>
-      </w:r>
+        <w:t>Statements: fixed cutoff 5; 12/15 relevant returned items; judgments came from one reviewer. Classify.</w:t>
+      </w:r>
+    </w:p>
+    <w:p>
+      <w:pPr>
+        <w:pStyle w:val="Heading2"/>
+      </w:pPr>
+      <w:r>
+        <w:t>First attempt and support record</w:t>
+      </w:r>
+    </w:p>
+    <w:p>
+      <w:pPr>
+        <w:pStyle w:val="Heading3"/>
+      </w:pPr>
+      <w:r>
+        <w:t>My independent explanation, trace and limits</w:t>
+      </w:r>
+    </w:p>
+    <w:p>
+      <w:r>
+        <w:t>________________________________________________________________</w:t>
+      </w:r>
+    </w:p>
+    <w:p>
+      <w:r>
+        <w:t>________________________________________________________________</w:t>
+      </w:r>
+    </w:p>
+    <w:p>
+      <w:r>
+        <w:t>________________________________________________________________</w:t>
+      </w:r>
+    </w:p>
+    <w:p>
+      <w:r>
+        <w:t>________________________________________________________________</w:t>
+      </w:r>
+    </w:p>
+    <w:p>
+      <w:r>
+        <w:t>________________________________________________________________</w:t>
+      </w:r>
+    </w:p>
+    <w:p>
+      <w:r>
+        <w:t>________________________________________________________________</w:t>
+      </w:r>
+    </w:p>
+    <w:p>
+      <w:r>
+        <w:t>________________________________________________________________</w:t>
+      </w:r>
+    </w:p>
+    <w:p>
+      <w:pPr>
+        <w:spacing w:line="336" w:lineRule="auto" w:after="180"/>
+      </w:pPr>
       <w:r>
         <w:rPr>
           <w:b w:val="0"/>
         </w:rPr>
-        <w:t xml:space="preserve"> in your own words. Use the worked scenario to name its </w:t>
-      </w:r>
-      <w:r>
-        <w:rPr>
-          <w:b/>
-        </w:rPr>
-        <w:t>input</w:t>
-      </w:r>
+        <w:t>Attempt this case before feedback. Record any help. Earlier examples below are further practice; a case already practised with feedback cannot establish fresh transfer.</w:t>
+      </w:r>
+    </w:p>
+    <w:p>
+      <w:pPr>
+        <w:pStyle w:val="Heading2"/>
+      </w:pPr>
+      <w:r>
+        <w:t>Feedback after trying</w:t>
+      </w:r>
+    </w:p>
+    <w:p>
+      <w:pPr>
+        <w:spacing w:line="336" w:lineRule="auto" w:after="180"/>
+      </w:pPr>
       <w:r>
         <w:rPr>
           <w:b w:val="0"/>
         </w:rPr>
-        <w:t xml:space="preserve">, decision rule and </w:t>
-      </w:r>
-      <w:r>
-        <w:rPr>
-          <w:b/>
-        </w:rPr>
-        <w:t>output</w:t>
-      </w:r>
+        <w:t>Attempt the independent case before hints. Record whether you worked alone, used a hint or followed a model. After feedback, fix the first unsupported step and explain why it changed.</w:t>
+      </w:r>
+    </w:p>
+    <w:p>
+      <w:pPr>
+        <w:spacing w:line="336" w:lineRule="auto" w:after="180"/>
+      </w:pPr>
       <w:r>
         <w:rPr>
           <w:b w:val="0"/>
         </w:rPr>
-        <w:t>.</w:t>
+        <w:t>A later check uses a changed case, not a copied answer.</w:t>
+      </w:r>
+    </w:p>
+    <w:p>
+      <w:pPr>
+        <w:pStyle w:val="Heading2"/>
+      </w:pPr>
+      <w:r>
+        <w:t>Earlier wording, alternatives and picture transcripts · reference / check after trying</w:t>
+      </w:r>
+    </w:p>
+    <w:p>
+      <w:pPr>
+        <w:pStyle w:val="Heading3"/>
+      </w:pPr>
+      <w:r>
+        <w:t>Independent case: Apply a new case independently</w:t>
+      </w:r>
+    </w:p>
+    <w:p>
+      <w:pPr>
+        <w:pStyle w:val="Heading3"/>
+      </w:pPr>
+      <w:r>
+        <w:t>Attempt this without hints</w:t>
       </w:r>
     </w:p>
     <w:p>
@@ -2723,41 +3867,66 @@
         <w:rPr>
           <w:b w:val="0"/>
         </w:rPr>
-        <w:t xml:space="preserve">A report omits this qualification: A </w:t>
-      </w:r>
-      <w:r>
-        <w:rPr>
-          <w:b/>
-        </w:rPr>
-        <w:t>limitation</w:t>
-      </w:r>
+        <w:t>Statements: fixed cutoff 5; 12/15 relevant returned items; judgments came from one reviewer. Classify.</w:t>
+      </w:r>
+    </w:p>
+    <w:p>
+      <w:pPr>
+        <w:pStyle w:val="Heading3"/>
+      </w:pPr>
+      <w:r>
+        <w:t>My independent procedure, result and limitation</w:t>
+      </w:r>
+    </w:p>
+    <w:p>
+      <w:r>
+        <w:t>________________________________________________________________</w:t>
+      </w:r>
+    </w:p>
+    <w:p>
+      <w:r>
+        <w:t>________________________________________________________________</w:t>
+      </w:r>
+    </w:p>
+    <w:p>
+      <w:r>
+        <w:t>________________________________________________________________</w:t>
+      </w:r>
+    </w:p>
+    <w:p>
+      <w:r>
+        <w:t>________________________________________________________________</w:t>
+      </w:r>
+    </w:p>
+    <w:p>
+      <w:r>
+        <w:t>________________________________________________________________</w:t>
+      </w:r>
+    </w:p>
+    <w:p>
+      <w:r>
+        <w:t>________________________________________________________________</w:t>
+      </w:r>
+    </w:p>
+    <w:p>
+      <w:r>
+        <w:t>________________________________________________________________</w:t>
+      </w:r>
+    </w:p>
+    <w:p>
+      <w:r>
+        <w:t>________________________________________________________________</w:t>
+      </w:r>
+    </w:p>
+    <w:p>
+      <w:pPr>
+        <w:spacing w:line="336" w:lineRule="auto" w:after="180"/>
+      </w:pPr>
       <w:r>
         <w:rPr>
           <w:b w:val="0"/>
         </w:rPr>
-        <w:t xml:space="preserve"> should constrain a claim rather than be hidden in unrelated prose. Explain how omitting it could change a reader's interpretation, and write an accurate replacement.</w:t>
-      </w:r>
-    </w:p>
-    <w:p>
-      <w:pPr>
-        <w:spacing w:line="336" w:lineRule="auto" w:after="180"/>
-      </w:pPr>
-      <w:r>
-        <w:rPr>
-          <w:b w:val="0"/>
-        </w:rPr>
-        <w:t>For the worked scenario, propose one additional case that could reveal a failure, describe its expected outcome before running it, and explain what would need to remain fixed for a fair comparison.</w:t>
-      </w:r>
-    </w:p>
-    <w:p>
-      <w:pPr>
-        <w:spacing w:line="336" w:lineRule="auto" w:after="180"/>
-      </w:pPr>
-      <w:r>
-        <w:rPr>
-          <w:b w:val="0"/>
-        </w:rPr>
-        <w:t>Do not reuse W4 as a new final test after receiving feedback.</w:t>
+        <w:t>Record support used: none, hint or teacher explanation. After feedback, a different case is needed to demonstrate independence.</w:t>
       </w:r>
     </w:p>
     <w:p>
@@ -2765,32 +3934,7 @@
         <w:pStyle w:val="Heading3"/>
       </w:pPr>
       <w:r>
-        <w:t>Explain which evidence supports your conclusion and which claim remains unproved.</w:t>
-      </w:r>
-    </w:p>
-    <w:p>
-      <w:r>
-        <w:t>________________________________________________________________</w:t>
-      </w:r>
-    </w:p>
-    <w:p>
-      <w:r>
-        <w:t>________________________________________________________________</w:t>
-      </w:r>
-    </w:p>
-    <w:p>
-      <w:r>
-        <w:t>________________________________________________________________</w:t>
-      </w:r>
-    </w:p>
-    <w:p>
-      <w:r>
-        <w:t>________________________________________________________________</w:t>
-      </w:r>
-    </w:p>
-    <w:p>
-      <w:r>
-        <w:t>________________________________________________________________</w:t>
+        <w:t>Use feedback to improve</w:t>
       </w:r>
     </w:p>
     <w:p>
@@ -2798,12 +3942,20 @@
         <w:pStyle w:val="Heading1"/>
       </w:pPr>
       <w:r>
-        <w:t>11. Connect your project</w:t>
-      </w:r>
-    </w:p>
-    <w:p>
-      <w:r>
-        <w:t>Apply this week’s idea to Reproducible AI Research Study. Keep an annotated decision and the evidence supporting it.</w:t>
+        <w:t>11. Save method, reported results, limitations and hypotheses separately</w:t>
+      </w:r>
+    </w:p>
+    <w:p>
+      <w:r>
+        <w:t>Connect each claim back to its supplied evidence.</w:t>
+      </w:r>
+    </w:p>
+    <w:p>
+      <w:pPr>
+        <w:pStyle w:val="Heading2"/>
+      </w:pPr>
+      <w:r>
+        <w:t>Project task and artifact</w:t>
       </w:r>
     </w:p>
     <w:p>
@@ -3078,10 +4230,10 @@
     </w:tbl>
     <w:p>
       <w:pPr>
-        <w:pStyle w:val="Heading3"/>
-      </w:pPr>
-      <w:r>
-        <w:t>Evidence for your project</w:t>
+        <w:pStyle w:val="Heading2"/>
+      </w:pPr>
+      <w:r>
+        <w:t>Actual passage inspection and remaining evidence gaps</w:t>
       </w:r>
     </w:p>
     <w:p>
@@ -3097,15 +4249,88 @@
     </w:p>
     <w:p>
       <w:pPr>
+        <w:pStyle w:val="Heading2"/>
+      </w:pPr>
+      <w:r>
+        <w:t>Earlier wording, alternatives and picture transcripts · reference / check after trying</w:t>
+      </w:r>
+    </w:p>
+    <w:p>
+      <w:pPr>
+        <w:pStyle w:val="Heading3"/>
+      </w:pPr>
+      <w:r>
+        <w:t>Evidence for your project</w:t>
+      </w:r>
+    </w:p>
+    <w:p>
+      <w:pPr>
         <w:pStyle w:val="Heading1"/>
       </w:pPr>
       <w:r>
-        <w:t>12. Show what you know</w:t>
-      </w:r>
-    </w:p>
-    <w:p>
-      <w:r>
-        <w:t>Use a genuinely new case for independent evidence. Previously discussed examples remain practice; use the separately named independent case before feedback.</w:t>
+        <w:t>16. Explain the result without changing its outcome or scope</w:t>
+      </w:r>
+    </w:p>
+    <w:p>
+      <w:r>
+        <w:t>A limitation makes the interpretation precise rather than inventing a new finding.</w:t>
+      </w:r>
+    </w:p>
+    <w:p>
+      <w:pPr>
+        <w:pStyle w:val="Heading2"/>
+      </w:pPr>
+      <w:r>
+        <w:t>Retrieve and explain</w:t>
+      </w:r>
+    </w:p>
+    <w:p>
+      <w:pPr>
+        <w:pStyle w:val="ListBullet"/>
+      </w:pPr>
+      <w:r>
+        <w:t>Close your notes. Explain this goal in your own words: Explain the mechanism and terminology of methods results and limitations</w:t>
+      </w:r>
+    </w:p>
+    <w:p>
+      <w:pPr>
+        <w:pStyle w:val="Heading3"/>
+      </w:pPr>
+      <w:r>
+        <w:t>My deciding step, evidence and one remaining question</w:t>
+      </w:r>
+    </w:p>
+    <w:p>
+      <w:r>
+        <w:t>________________________________________________________________</w:t>
+      </w:r>
+    </w:p>
+    <w:p>
+      <w:r>
+        <w:t>________________________________________________________________</w:t>
+      </w:r>
+    </w:p>
+    <w:p>
+      <w:r>
+        <w:t>________________________________________________________________</w:t>
+      </w:r>
+    </w:p>
+    <w:p>
+      <w:r>
+        <w:t>________________________________________________________________</w:t>
+      </w:r>
+    </w:p>
+    <w:p>
+      <w:r>
+        <w:t>________________________________________________________________</w:t>
+      </w:r>
+    </w:p>
+    <w:p>
+      <w:pPr>
+        <w:pStyle w:val="Heading2"/>
+      </w:pPr>
+      <w:r>
+        <w:t>Plan a changed-case return</w:t>
       </w:r>
     </w:p>
     <w:p>
@@ -3116,63 +4341,31 @@
         <w:rPr>
           <w:b w:val="0"/>
         </w:rPr>
-        <w:t>Complete the supported workbook tasks before attempting W4 independently. Record any hints or help used. After feedback, use the teacher's fresh retry rather than copying the earlier answer.</w:t>
-      </w:r>
-    </w:p>
-    <w:p>
-      <w:pPr>
-        <w:spacing w:line="336" w:lineRule="auto" w:after="180"/>
-      </w:pPr>
+        <w:t xml:space="preserve">If you are unsure, return to the worked picture and explain one arrow. If you are ready, change an </w:t>
+      </w:r>
+      <w:r>
+        <w:rPr>
+          <w:b/>
+        </w:rPr>
+        <w:t>input</w:t>
+      </w:r>
       <w:r>
         <w:rPr>
           <w:b w:val="0"/>
         </w:rPr>
-        <w:t xml:space="preserve">For a project, select a relevant new case, predict the outcome from the declared rule and preserve the </w:t>
+        <w:t xml:space="preserve"> or assumption and justify your </w:t>
       </w:r>
       <w:r>
         <w:rPr>
           <w:b/>
         </w:rPr>
-        <w:t>result</w:t>
+        <w:t>prediction</w:t>
       </w:r>
       <w:r>
         <w:rPr>
           <w:b w:val="0"/>
         </w:rPr>
-        <w:t xml:space="preserve"> alongside any revision.</w:t>
-      </w:r>
-    </w:p>
-    <w:p>
-      <w:pPr>
-        <w:pStyle w:val="Heading3"/>
-      </w:pPr>
-      <w:r>
-        <w:t>Exit: propose one revealing change to the worked scenario. State the expected outcome and the evidence that would make you revise your explanation.</w:t>
-      </w:r>
-    </w:p>
-    <w:p>
-      <w:r>
-        <w:t>________________________________________________________________</w:t>
-      </w:r>
-    </w:p>
-    <w:p>
-      <w:r>
-        <w:t>________________________________________________________________</w:t>
-      </w:r>
-    </w:p>
-    <w:p>
-      <w:r>
-        <w:t>________________________________________________________________</w:t>
-      </w:r>
-    </w:p>
-    <w:p>
-      <w:r>
-        <w:t>________________________________________________________________</w:t>
-      </w:r>
-    </w:p>
-    <w:p>
-      <w:r>
-        <w:t>________________________________________________________________</w:t>
+        <w:t>.</w:t>
       </w:r>
     </w:p>
     <w:p>
@@ -3183,25 +4376,336 @@
         <w:rPr>
           <w:b w:val="0"/>
         </w:rPr>
-        <w:t>For the worked scenario, propose one additional case that could reveal a failure, describe its expected outcome before running it, and explain what would need to remain fixed for a fair comparison.</w:t>
-      </w:r>
-    </w:p>
-    <w:p>
-      <w:pPr>
-        <w:spacing w:line="336" w:lineRule="auto" w:after="180"/>
-      </w:pPr>
+        <w:t xml:space="preserve">Save your workbook </w:t>
+      </w:r>
+      <w:r>
+        <w:rPr>
+          <w:b/>
+        </w:rPr>
+        <w:t>evidence</w:t>
+      </w:r>
       <w:r>
         <w:rPr>
           <w:b w:val="0"/>
         </w:rPr>
-        <w:t>Do not reuse W4 as a new final test after receiving feedback.</w:t>
-      </w:r>
-    </w:p>
+        <w:t>. At the next review, try a different case before opening your old answer.</w:t>
+      </w:r>
+    </w:p>
+    <w:p>
+      <w:pPr>
+        <w:pStyle w:val="Heading1"/>
+      </w:pPr>
+      <w:r>
+        <w:t>Reference bank and extra practice</w:t>
+      </w:r>
+    </w:p>
+    <w:p>
+      <w:pPr>
+        <w:pStyle w:val="Heading1"/>
+      </w:pPr>
+      <w:r>
+        <w:t>05. Reference · Use research vocabulary precisely</w:t>
+      </w:r>
+    </w:p>
+    <w:p>
+      <w:r>
+        <w:t>Connect each term to the question, comparison, measurement or evidence.</w:t>
+      </w:r>
+    </w:p>
+    <w:p>
+      <w:pPr>
+        <w:pStyle w:val="Heading2"/>
+      </w:pPr>
+      <w:r>
+        <w:t>Vocabulary and your explanation</w:t>
+      </w:r>
+    </w:p>
+    <w:tbl>
+      <w:tblPr>
+        <w:tblStyle w:val="LightShading-Accent1"/>
+        <w:tblW w:type="auto" w:w="0"/>
+        <w:tblLook w:firstColumn="1" w:firstRow="1" w:lastColumn="0" w:lastRow="0" w:noHBand="0" w:noVBand="1" w:val="04A0"/>
+      </w:tblPr>
+      <w:tblGrid>
+        <w:gridCol w:w="5112"/>
+        <w:gridCol w:w="5112"/>
+      </w:tblGrid>
+      <w:tr>
+        <w:trPr>
+          <w:tblHeader/>
+        </w:trPr>
+        <w:tc>
+          <w:tcPr>
+            <w:tcW w:type="dxa" w:w="5112"/>
+          </w:tcPr>
+          <w:p>
+            <w:r>
+              <w:t>Word</w:t>
+            </w:r>
+          </w:p>
+        </w:tc>
+        <w:tc>
+          <w:tcPr>
+            <w:tcW w:type="dxa" w:w="5112"/>
+          </w:tcPr>
+          <w:p>
+            <w:r>
+              <w:t>Meaning</w:t>
+            </w:r>
+          </w:p>
+        </w:tc>
+      </w:tr>
+      <w:tr>
+        <w:tc>
+          <w:tcPr>
+            <w:tcW w:type="dxa" w:w="5112"/>
+          </w:tcPr>
+          <w:p>
+            <w:r>
+              <w:t>Method</w:t>
+            </w:r>
+          </w:p>
+        </w:tc>
+        <w:tc>
+          <w:tcPr>
+            <w:tcW w:type="dxa" w:w="5112"/>
+          </w:tcPr>
+          <w:p>
+            <w:r>
+              <w:t>The procedure used to obtain observations</w:t>
+            </w:r>
+          </w:p>
+        </w:tc>
+      </w:tr>
+      <w:tr>
+        <w:tc>
+          <w:tcPr>
+            <w:tcW w:type="dxa" w:w="5112"/>
+          </w:tcPr>
+          <w:p>
+            <w:r>
+              <w:t>Result</w:t>
+            </w:r>
+          </w:p>
+        </w:tc>
+        <w:tc>
+          <w:tcPr>
+            <w:tcW w:type="dxa" w:w="5112"/>
+          </w:tcPr>
+          <w:p>
+            <w:r>
+              <w:t>A reported observation or calculated outcome</w:t>
+            </w:r>
+          </w:p>
+        </w:tc>
+      </w:tr>
+      <w:tr>
+        <w:tc>
+          <w:tcPr>
+            <w:tcW w:type="dxa" w:w="5112"/>
+          </w:tcPr>
+          <w:p>
+            <w:r>
+              <w:t>Limitation</w:t>
+            </w:r>
+          </w:p>
+        </w:tc>
+        <w:tc>
+          <w:tcPr>
+            <w:tcW w:type="dxa" w:w="5112"/>
+          </w:tcPr>
+          <w:p>
+            <w:r>
+              <w:t>A restriction on what results establish</w:t>
+            </w:r>
+          </w:p>
+        </w:tc>
+      </w:tr>
+    </w:tbl>
     <w:p>
       <w:pPr>
         <w:pStyle w:val="Heading3"/>
       </w:pPr>
       <w:r>
+        <w:t>Use two terms to explain a step in this week’s example.</w:t>
+      </w:r>
+    </w:p>
+    <w:p>
+      <w:r>
+        <w:t>________________________________________________________________</w:t>
+      </w:r>
+    </w:p>
+    <w:p>
+      <w:r>
+        <w:t>________________________________________________________________</w:t>
+      </w:r>
+    </w:p>
+    <w:p>
+      <w:r>
+        <w:t>________________________________________________________________</w:t>
+      </w:r>
+    </w:p>
+    <w:p>
+      <w:pPr>
+        <w:pStyle w:val="Heading1"/>
+      </w:pPr>
+      <w:r>
+        <w:t>10. Extra challenge · Explain a stronger case</w:t>
+      </w:r>
+    </w:p>
+    <w:p>
+      <w:r>
+        <w:t>Choose the next challenge after the main route.</w:t>
+      </w:r>
+    </w:p>
+    <w:p>
+      <w:pPr>
+        <w:pStyle w:val="Heading2"/>
+      </w:pPr>
+      <w:r>
+        <w:t>Explain,repair and extend</w:t>
+      </w:r>
+    </w:p>
+    <w:p>
+      <w:pPr>
+        <w:pStyle w:val="Heading3"/>
+      </w:pPr>
+      <w:r>
+        <w:t>Explain → apply → challenge</w:t>
+      </w:r>
+    </w:p>
+    <w:p>
+      <w:pPr>
+        <w:pStyle w:val="ListBullet"/>
+      </w:pPr>
+      <w:r>
+        <w:t>Explain the weekly mechanism in your own words. Use the worked scenario to name its input, decision rule and output.</w:t>
+      </w:r>
+    </w:p>
+    <w:p>
+      <w:pPr>
+        <w:pStyle w:val="ListBullet"/>
+      </w:pPr>
+      <w:r>
+        <w:t>A report omits this qualification: A limitation should constrain a claim rather than be hidden in unrelated prose. Explain how omitting it could change a reader's interpretation, and write an accurate replacement.</w:t>
+      </w:r>
+    </w:p>
+    <w:p>
+      <w:pPr>
+        <w:pStyle w:val="ListBullet"/>
+      </w:pPr>
+      <w:r>
+        <w:t>For the worked scenario, propose one additional case that could reveal a failure, describe its expected outcome before running it, and explain what would need to remain fixed for a fair comparison. Do not reuse W4 as a new final test after receiving feedback.</w:t>
+      </w:r>
+    </w:p>
+    <w:p>
+      <w:pPr>
+        <w:pStyle w:val="Heading3"/>
+      </w:pPr>
+      <w:r>
+        <w:t>Explain which evidence supports your conclusion and which claim remains unproved.</w:t>
+      </w:r>
+    </w:p>
+    <w:p>
+      <w:r>
+        <w:t>________________________________________________________________</w:t>
+      </w:r>
+    </w:p>
+    <w:p>
+      <w:r>
+        <w:t>________________________________________________________________</w:t>
+      </w:r>
+    </w:p>
+    <w:p>
+      <w:r>
+        <w:t>________________________________________________________________</w:t>
+      </w:r>
+    </w:p>
+    <w:p>
+      <w:r>
+        <w:t>________________________________________________________________</w:t>
+      </w:r>
+    </w:p>
+    <w:p>
+      <w:r>
+        <w:t>________________________________________________________________</w:t>
+      </w:r>
+    </w:p>
+    <w:p>
+      <w:pPr>
+        <w:pStyle w:val="Heading1"/>
+      </w:pPr>
+      <w:r>
+        <w:t>12. Reference · Check the research reasoning and its limits</w:t>
+      </w:r>
+    </w:p>
+    <w:p>
+      <w:r>
+        <w:t>Use after practice; reserve the selected independent case for its first attempt.</w:t>
+      </w:r>
+    </w:p>
+    <w:p>
+      <w:pPr>
+        <w:pStyle w:val="Heading2"/>
+      </w:pPr>
+      <w:r>
+        <w:t>Current explanation and response</w:t>
+      </w:r>
+    </w:p>
+    <w:p>
+      <w:pPr>
+        <w:pStyle w:val="ListBullet"/>
+      </w:pPr>
+      <w:r>
+        <w:t>Complete the supported workbook tasks before attempting W4 independently. Record any hints or help used. After feedback, use the teacher's fresh retry rather than copying the earlier answer. For a project, select a relevant new case, predict the outcome from the declared rule and preserve the result alongside any revision.</w:t>
+      </w:r>
+    </w:p>
+    <w:p>
+      <w:pPr>
+        <w:pStyle w:val="Heading3"/>
+      </w:pPr>
+      <w:r>
+        <w:t>Exit: propose one revealing change to the worked scenario. State the expected outcome and the evidence that would make you revise your explanation.</w:t>
+      </w:r>
+    </w:p>
+    <w:p>
+      <w:r>
+        <w:t>________________________________________________________________</w:t>
+      </w:r>
+    </w:p>
+    <w:p>
+      <w:r>
+        <w:t>________________________________________________________________</w:t>
+      </w:r>
+    </w:p>
+    <w:p>
+      <w:r>
+        <w:t>________________________________________________________________</w:t>
+      </w:r>
+    </w:p>
+    <w:p>
+      <w:r>
+        <w:t>________________________________________________________________</w:t>
+      </w:r>
+    </w:p>
+    <w:p>
+      <w:r>
+        <w:t>________________________________________________________________</w:t>
+      </w:r>
+    </w:p>
+    <w:p>
+      <w:pPr>
+        <w:pStyle w:val="ListBullet"/>
+      </w:pPr>
+      <w:r>
+        <w:t>For the worked scenario, propose one additional case that could reveal a failure, describe its expected outcome before running it, and explain what would need to remain fixed for a fair comparison. Do not reuse W4 as a new final test after receiving feedback.</w:t>
+      </w:r>
+    </w:p>
+    <w:p>
+      <w:pPr>
+        <w:pStyle w:val="Heading3"/>
+      </w:pPr>
+      <w:r>
         <w:t>My limited claim and a useful next check</w:t>
       </w:r>
     </w:p>
@@ -3230,12 +4734,20 @@
         <w:pStyle w:val="Heading1"/>
       </w:pPr>
       <w:r>
-        <w:t>13. Study a complete case</w:t>
-      </w:r>
-    </w:p>
-    <w:p>
-      <w:r>
-        <w:t>Revisit the complete Methods results and limitations case for supported practice. Repeated examples do not become fresh assessments.</w:t>
+        <w:t>13. Extra practice · Revisit the complete trace</w:t>
+      </w:r>
+    </w:p>
+    <w:p>
+      <w:r>
+        <w:t>Predict before reading the supplied steps.</w:t>
+      </w:r>
+    </w:p>
+    <w:p>
+      <w:pPr>
+        <w:pStyle w:val="Heading2"/>
+      </w:pPr>
+      <w:r>
+        <w:t>Complete trace and evidence</w:t>
       </w:r>
     </w:p>
     <w:p>
@@ -3307,7 +4819,7 @@
           </w:tcPr>
           <w:p>
             <w:r>
-              <w:t>Statements:used20 fictional queries; 16 passed; real student use was not studied.</w:t>
+              <w:t>Statements: used 20 fictional queries; 16 passed; real student use was not studied.</w:t>
             </w:r>
           </w:p>
         </w:tc>
@@ -3327,7 +4839,7 @@
           </w:tcPr>
           <w:p>
             <w:r>
-              <w:t>First is method/scope; second result16/20=80%; third limitation. No classroom effectiveness result is supplied.</w:t>
+              <w:t>First is method/scope; second result 16/20 = 80%; third limitation. No classroom effectiveness result is supplied.</w:t>
             </w:r>
           </w:p>
         </w:tc>
@@ -3428,206 +4940,20 @@
         <w:pStyle w:val="Heading1"/>
       </w:pPr>
       <w:r>
-        <w:t>14. Try a new case independently</w:t>
-      </w:r>
-    </w:p>
-    <w:p>
-      <w:r>
-        <w:t>Attempt the reserved new case before feedback. Record support; the earlier examples below remain additional practice.</w:t>
-      </w:r>
-    </w:p>
-    <w:p>
-      <w:pPr>
-        <w:pStyle w:val="Heading3"/>
-      </w:pPr>
-      <w:r>
-        <w:t>Independent case: Apply a new case independently</w:t>
-      </w:r>
-    </w:p>
-    <w:p>
-      <w:pPr>
-        <w:spacing w:line="336" w:lineRule="auto" w:after="180"/>
-      </w:pPr>
-      <w:r>
-        <w:rPr>
-          <w:b w:val="0"/>
-        </w:rPr>
-        <w:t>Statements:fixed cutoff5; 12/15 relevant returned items; judgments came from one reviewer. Classify.</w:t>
-      </w:r>
-    </w:p>
-    <w:p>
-      <w:pPr>
-        <w:pStyle w:val="Heading3"/>
-      </w:pPr>
-      <w:r>
-        <w:t>My independent explanation, trace and limits</w:t>
-      </w:r>
-    </w:p>
-    <w:p>
-      <w:r>
-        <w:t>________________________________________________________________</w:t>
-      </w:r>
-    </w:p>
-    <w:p>
-      <w:r>
-        <w:t>________________________________________________________________</w:t>
-      </w:r>
-    </w:p>
-    <w:p>
-      <w:r>
-        <w:t>________________________________________________________________</w:t>
-      </w:r>
-    </w:p>
-    <w:p>
-      <w:r>
-        <w:t>________________________________________________________________</w:t>
-      </w:r>
-    </w:p>
-    <w:p>
-      <w:r>
-        <w:t>________________________________________________________________</w:t>
-      </w:r>
-    </w:p>
-    <w:p>
-      <w:r>
-        <w:t>________________________________________________________________</w:t>
-      </w:r>
-    </w:p>
-    <w:p>
-      <w:r>
-        <w:t>________________________________________________________________</w:t>
-      </w:r>
-    </w:p>
-    <w:p>
-      <w:pPr>
-        <w:spacing w:line="336" w:lineRule="auto" w:after="180"/>
-      </w:pPr>
-      <w:r>
-        <w:rPr>
-          <w:b w:val="0"/>
-        </w:rPr>
-        <w:t>Attempt this case before feedback. Record any help. Earlier examples below are further practice; a case already practised with feedback cannot establish fresh transfer.</w:t>
-      </w:r>
-    </w:p>
-    <w:p>
-      <w:pPr>
-        <w:pStyle w:val="Heading3"/>
-      </w:pPr>
-      <w:r>
-        <w:t>Attempt this without hints</w:t>
-      </w:r>
-    </w:p>
-    <w:p>
-      <w:pPr>
-        <w:spacing w:line="336" w:lineRule="auto" w:after="180"/>
-      </w:pPr>
-      <w:r>
-        <w:rPr>
-          <w:b w:val="0"/>
-        </w:rPr>
-        <w:t>Statements:fixed cutoff5; 12/15 relevant returned items; judgments came from one reviewer. Classify.</w:t>
-      </w:r>
-    </w:p>
-    <w:p>
-      <w:pPr>
-        <w:pStyle w:val="Heading3"/>
-      </w:pPr>
-      <w:r>
-        <w:t>My independent procedure, result and limitation</w:t>
-      </w:r>
-    </w:p>
-    <w:p>
-      <w:r>
-        <w:t>________________________________________________________________</w:t>
-      </w:r>
-    </w:p>
-    <w:p>
-      <w:r>
-        <w:t>________________________________________________________________</w:t>
-      </w:r>
-    </w:p>
-    <w:p>
-      <w:r>
-        <w:t>________________________________________________________________</w:t>
-      </w:r>
-    </w:p>
-    <w:p>
-      <w:r>
-        <w:t>________________________________________________________________</w:t>
-      </w:r>
-    </w:p>
-    <w:p>
-      <w:r>
-        <w:t>________________________________________________________________</w:t>
-      </w:r>
-    </w:p>
-    <w:p>
-      <w:r>
-        <w:t>________________________________________________________________</w:t>
-      </w:r>
-    </w:p>
-    <w:p>
-      <w:r>
-        <w:t>________________________________________________________________</w:t>
-      </w:r>
-    </w:p>
-    <w:p>
-      <w:r>
-        <w:t>________________________________________________________________</w:t>
-      </w:r>
-    </w:p>
-    <w:p>
-      <w:pPr>
-        <w:spacing w:line="336" w:lineRule="auto" w:after="180"/>
-      </w:pPr>
-      <w:r>
-        <w:rPr>
-          <w:b w:val="0"/>
-        </w:rPr>
-        <w:t>Record support used: none, hint or teacher explanation. After feedback, a different case is needed to demonstrate independence.</w:t>
-      </w:r>
-    </w:p>
-    <w:p>
-      <w:pPr>
-        <w:pStyle w:val="Heading3"/>
-      </w:pPr>
-      <w:r>
-        <w:t>Use feedback to improve</w:t>
-      </w:r>
-    </w:p>
-    <w:p>
-      <w:pPr>
-        <w:spacing w:line="336" w:lineRule="auto" w:after="180"/>
-      </w:pPr>
-      <w:r>
-        <w:rPr>
-          <w:b w:val="0"/>
-        </w:rPr>
-        <w:t>Attempt the independent case before hints. Record whether you worked alone, used a hint or followed a model. After feedback, fix the first unsupported step and explain why it changed.</w:t>
-      </w:r>
-    </w:p>
-    <w:p>
-      <w:pPr>
-        <w:spacing w:line="336" w:lineRule="auto" w:after="180"/>
-      </w:pPr>
-      <w:r>
-        <w:rPr>
-          <w:b w:val="0"/>
-        </w:rPr>
-        <w:t>A later check uses a changed case, not a copied answer.</w:t>
-      </w:r>
-    </w:p>
-    <w:p>
-      <w:pPr>
-        <w:pStyle w:val="Heading1"/>
-      </w:pPr>
-      <w:r>
-        <w:t>15. Your lesson route</w:t>
-      </w:r>
-    </w:p>
-    <w:p>
-      <w:r>
-        <w:t>Use this map to navigate Methods results and limitations, connect the goals to tasks and keep one evidence record for each attempt.</w:t>
+        <w:t>15. Reference · The earlier route checklist</w:t>
+      </w:r>
+    </w:p>
+    <w:p>
+      <w:r>
+        <w:t>Use one main route rather than repeating the lesson.</w:t>
+      </w:r>
+    </w:p>
+    <w:p>
+      <w:pPr>
+        <w:pStyle w:val="Heading2"/>
+      </w:pPr>
+      <w:r>
+        <w:t>Targets,route and first prediction</w:t>
       </w:r>
     </w:p>
     <w:p>
@@ -3806,12 +5132,117 @@
         <w:pStyle w:val="Heading1"/>
       </w:pPr>
       <w:r>
-        <w:t>16. Finish and return</w:t>
-      </w:r>
-    </w:p>
-    <w:p>
-      <w:r>
-        <w:t>Explain Methods results and limitations without notes, identify a remaining question and plan a later check with a changed case.</w:t>
+        <w:t>17. Extra practice · Predict,check and repair</w:t>
+      </w:r>
+    </w:p>
+    <w:p>
+      <w:r>
+        <w:t>Keep supported feedback separate from the independent case.</w:t>
+      </w:r>
+    </w:p>
+    <w:p>
+      <w:pPr>
+        <w:pStyle w:val="Heading2"/>
+      </w:pPr>
+      <w:r>
+        <w:t>First supported question and optional hint</w:t>
+      </w:r>
+    </w:p>
+    <w:p>
+      <w:pPr>
+        <w:pStyle w:val="ListBullet"/>
+      </w:pPr>
+      <w:r>
+        <w:t>Separate procedure, finding and limit. A fictional report tests two frozen classifiers on five labelled leaf photos from one camera.</w:t>
+      </w:r>
+    </w:p>
+    <w:p>
+      <w:pPr>
+        <w:pStyle w:val="Heading3"/>
+      </w:pPr>
+      <w:r>
+        <w:t>Practice 1: explain the deciding evidence</w:t>
+      </w:r>
+    </w:p>
+    <w:p>
+      <w:pPr>
+        <w:pStyle w:val="ListBullet"/>
+      </w:pPr>
+      <w:r>
+        <w:t>Which labelled step matches this detail? The set supplies no outdoor-camera performance evidence.</w:t>
+      </w:r>
+    </w:p>
+    <w:p>
+      <w:pPr>
+        <w:pStyle w:val="ListBullet"/>
+      </w:pPr>
+      <w:r>
+        <w:t>1. State the result</w:t>
+      </w:r>
+    </w:p>
+    <w:p>
+      <w:pPr>
+        <w:pStyle w:val="ListBullet"/>
+      </w:pPr>
+      <w:r>
+        <w:t>2. State the limit</w:t>
+      </w:r>
+    </w:p>
+    <w:p>
+      <w:pPr>
+        <w:pStyle w:val="ListBullet"/>
+      </w:pPr>
+      <w:r>
+        <w:t>3. Identify the method</w:t>
+      </w:r>
+    </w:p>
+    <w:p>
+      <w:pPr>
+        <w:pStyle w:val="Heading3"/>
+      </w:pPr>
+      <w:r>
+        <w:t>My selected conclusion, deciding fact and explanation</w:t>
+      </w:r>
+    </w:p>
+    <w:p>
+      <w:r>
+        <w:t>________________________________________________________________</w:t>
+      </w:r>
+    </w:p>
+    <w:p>
+      <w:r>
+        <w:t>________________________________________________________________</w:t>
+      </w:r>
+    </w:p>
+    <w:p>
+      <w:r>
+        <w:t>________________________________________________________________</w:t>
+      </w:r>
+    </w:p>
+    <w:p>
+      <w:r>
+        <w:t>________________________________________________________________</w:t>
+      </w:r>
+    </w:p>
+    <w:p>
+      <w:r>
+        <w:t>________________________________________________________________</w:t>
+      </w:r>
+    </w:p>
+    <w:p>
+      <w:pPr>
+        <w:pStyle w:val="ListBullet"/>
+      </w:pPr>
+      <w:r>
+        <w:t>Hint if needed: Read the steps in the pictorial case. Match the supplied detail to the stage that performs or records it.</w:t>
+      </w:r>
+    </w:p>
+    <w:p>
+      <w:pPr>
+        <w:pStyle w:val="Heading2"/>
+      </w:pPr>
+      <w:r>
+        <w:t>Check after the first attempt · reference / check after trying</w:t>
       </w:r>
     </w:p>
     <w:p>
@@ -3822,7 +5253,247 @@
         <w:rPr>
           <w:b w:val="0"/>
         </w:rPr>
-        <w:t xml:space="preserve">Close your notes. Explain this goal in your own words: Explain the </w:t>
+        <w:t xml:space="preserve">After your attempt, compare with the supported explanation: State the limit The set supplies no outdoor-camera performance </w:t>
+      </w:r>
+      <w:r>
+        <w:rPr>
+          <w:b/>
+        </w:rPr>
+        <w:t>evidence</w:t>
+      </w:r>
+      <w:r>
+        <w:rPr>
+          <w:b w:val="0"/>
+        </w:rPr>
+        <w:t>.</w:t>
+      </w:r>
+    </w:p>
+    <w:p>
+      <w:pPr>
+        <w:spacing w:line="336" w:lineRule="auto" w:after="180"/>
+      </w:pPr>
+      <w:r>
+        <w:rPr>
+          <w:b/>
+        </w:rPr>
+        <w:t>Method</w:t>
+      </w:r>
+      <w:r>
+        <w:rPr>
+          <w:b w:val="0"/>
+        </w:rPr>
+        <w:t xml:space="preserve">s tell how </w:t>
+      </w:r>
+      <w:r>
+        <w:rPr>
+          <w:b/>
+        </w:rPr>
+        <w:t>evidence</w:t>
+      </w:r>
+      <w:r>
+        <w:rPr>
+          <w:b w:val="0"/>
+        </w:rPr>
+        <w:t xml:space="preserve"> was produced; </w:t>
+      </w:r>
+      <w:r>
+        <w:rPr>
+          <w:b/>
+        </w:rPr>
+        <w:t>result</w:t>
+      </w:r>
+      <w:r>
+        <w:rPr>
+          <w:b w:val="0"/>
+        </w:rPr>
+        <w:t xml:space="preserve">s state </w:t>
+      </w:r>
+      <w:r>
+        <w:rPr>
+          <w:b/>
+        </w:rPr>
+        <w:t>observation</w:t>
+      </w:r>
+      <w:r>
+        <w:rPr>
+          <w:b w:val="0"/>
+        </w:rPr>
+        <w:t xml:space="preserve">s; </w:t>
+      </w:r>
+      <w:r>
+        <w:rPr>
+          <w:b/>
+        </w:rPr>
+        <w:t>limitation</w:t>
+      </w:r>
+      <w:r>
+        <w:rPr>
+          <w:b w:val="0"/>
+        </w:rPr>
+        <w:t xml:space="preserve">s describe what those </w:t>
+      </w:r>
+      <w:r>
+        <w:rPr>
+          <w:b/>
+        </w:rPr>
+        <w:t>observation</w:t>
+      </w:r>
+      <w:r>
+        <w:rPr>
+          <w:b w:val="0"/>
+        </w:rPr>
+        <w:t xml:space="preserve">s cannot settle. Keeping them distinct prevents a </w:t>
+      </w:r>
+      <w:r>
+        <w:rPr>
+          <w:b/>
+        </w:rPr>
+        <w:t>result</w:t>
+      </w:r>
+      <w:r>
+        <w:rPr>
+          <w:b w:val="0"/>
+        </w:rPr>
+        <w:t xml:space="preserve"> from becoming an oversized claim.</w:t>
+      </w:r>
+    </w:p>
+    <w:p>
+      <w:pPr>
+        <w:pStyle w:val="Heading2"/>
+      </w:pPr>
+      <w:r>
+        <w:t>Changed-case question and optional hint</w:t>
+      </w:r>
+    </w:p>
+    <w:p>
+      <w:pPr>
+        <w:pStyle w:val="Heading3"/>
+      </w:pPr>
+      <w:r>
+        <w:t>Practice 2: explain the deciding evidence</w:t>
+      </w:r>
+    </w:p>
+    <w:p>
+      <w:pPr>
+        <w:pStyle w:val="ListBullet"/>
+      </w:pPr>
+      <w:r>
+        <w:t>Changed-case practice: The conclusion says B is best for outdoor farming. Which conclusion is supported by the supplied facts?</w:t>
+      </w:r>
+    </w:p>
+    <w:p>
+      <w:pPr>
+        <w:pStyle w:val="ListBullet"/>
+      </w:pPr>
+      <w:r>
+        <w:t>1. Reject that extension without outdoor evidence.</w:t>
+      </w:r>
+    </w:p>
+    <w:p>
+      <w:pPr>
+        <w:pStyle w:val="ListBullet"/>
+      </w:pPr>
+      <w:r>
+        <w:t>2. This one example guarantees correct results for every future input.</w:t>
+      </w:r>
+    </w:p>
+    <w:p>
+      <w:pPr>
+        <w:pStyle w:val="ListBullet"/>
+      </w:pPr>
+      <w:r>
+        <w:t>3. We can decide the result without examining the changed input or the procedure.</w:t>
+      </w:r>
+    </w:p>
+    <w:p>
+      <w:pPr>
+        <w:pStyle w:val="Heading3"/>
+      </w:pPr>
+      <w:r>
+        <w:t>My selected conclusion, deciding fact and explanation</w:t>
+      </w:r>
+    </w:p>
+    <w:p>
+      <w:r>
+        <w:t>________________________________________________________________</w:t>
+      </w:r>
+    </w:p>
+    <w:p>
+      <w:r>
+        <w:t>________________________________________________________________</w:t>
+      </w:r>
+    </w:p>
+    <w:p>
+      <w:r>
+        <w:t>________________________________________________________________</w:t>
+      </w:r>
+    </w:p>
+    <w:p>
+      <w:r>
+        <w:t>________________________________________________________________</w:t>
+      </w:r>
+    </w:p>
+    <w:p>
+      <w:r>
+        <w:t>________________________________________________________________</w:t>
+      </w:r>
+    </w:p>
+    <w:p>
+      <w:pPr>
+        <w:pStyle w:val="ListBullet"/>
+      </w:pPr>
+      <w:r>
+        <w:t>Hint if needed: Use the changed condition and the deciding step in the pictorial trace. The answer must say what follows from those facts.</w:t>
+      </w:r>
+    </w:p>
+    <w:p>
+      <w:pPr>
+        <w:pStyle w:val="Heading2"/>
+      </w:pPr>
+      <w:r>
+        <w:t>Check after the changed attempt · reference / check after trying</w:t>
+      </w:r>
+    </w:p>
+    <w:p>
+      <w:pPr>
+        <w:spacing w:line="336" w:lineRule="auto" w:after="180"/>
+      </w:pPr>
+      <w:r>
+        <w:rPr>
+          <w:b w:val="0"/>
+        </w:rPr>
+        <w:t xml:space="preserve">After your attempt, compare with the supported explanation: Reject that extension without outdoor </w:t>
+      </w:r>
+      <w:r>
+        <w:rPr>
+          <w:b/>
+        </w:rPr>
+        <w:t>evidence</w:t>
+      </w:r>
+      <w:r>
+        <w:rPr>
+          <w:b w:val="0"/>
+        </w:rPr>
+        <w:t>. The reported conditions do not include the proposed use population.</w:t>
+      </w:r>
+    </w:p>
+    <w:p>
+      <w:pPr>
+        <w:pStyle w:val="Heading2"/>
+      </w:pPr>
+      <w:r>
+        <w:t>Repair and retain the record</w:t>
+      </w:r>
+    </w:p>
+    <w:p>
+      <w:pPr>
+        <w:spacing w:line="336" w:lineRule="auto" w:after="180"/>
+      </w:pPr>
+      <w:r>
+        <w:rPr>
+          <w:b w:val="0"/>
+        </w:rPr>
+        <w:t xml:space="preserve">Review Finding primary research (ai-7/3). Goal: Explain the </w:t>
       </w:r>
       <w:r>
         <w:rPr>
@@ -3834,7 +5505,18 @@
         <w:rPr>
           <w:b w:val="0"/>
         </w:rPr>
-        <w:t xml:space="preserve"> and terminology of </w:t>
+        <w:t xml:space="preserve"> and terminology of finding primary research. Short practice: Separate what the blog claims from what the original report records.</w:t>
+      </w:r>
+    </w:p>
+    <w:p>
+      <w:pPr>
+        <w:spacing w:line="336" w:lineRule="auto" w:after="180"/>
+      </w:pPr>
+      <w:r>
+        <w:rPr>
+          <w:b w:val="0"/>
+        </w:rPr>
+        <w:t xml:space="preserve">Which </w:t>
       </w:r>
       <w:r>
         <w:rPr>
@@ -3846,110 +5528,18 @@
         <w:rPr>
           <w:b w:val="0"/>
         </w:rPr>
-        <w:t xml:space="preserve">s </w:t>
-      </w:r>
-      <w:r>
-        <w:rPr>
-          <w:b/>
-        </w:rPr>
-        <w:t>result</w:t>
-      </w:r>
+        <w:t>s and denominator must be inspected, and what status is honest if the original report is unavailable?. Return to this week and explain what you changed.</w:t>
+      </w:r>
+    </w:p>
+    <w:p>
+      <w:pPr>
+        <w:spacing w:line="336" w:lineRule="auto" w:after="180"/>
+      </w:pPr>
       <w:r>
         <w:rPr>
           <w:b w:val="0"/>
         </w:rPr>
-        <w:t xml:space="preserve">s and </w:t>
-      </w:r>
-      <w:r>
-        <w:rPr>
-          <w:b/>
-        </w:rPr>
-        <w:t>limitation</w:t>
-      </w:r>
-      <w:r>
-        <w:rPr>
-          <w:b w:val="0"/>
-        </w:rPr>
-        <w:t>s</w:t>
-      </w:r>
-    </w:p>
-    <w:p>
-      <w:pPr>
-        <w:pStyle w:val="Heading3"/>
-      </w:pPr>
-      <w:r>
-        <w:t>My deciding step, evidence and one remaining question</w:t>
-      </w:r>
-    </w:p>
-    <w:p>
-      <w:r>
-        <w:t>________________________________________________________________</w:t>
-      </w:r>
-    </w:p>
-    <w:p>
-      <w:r>
-        <w:t>________________________________________________________________</w:t>
-      </w:r>
-    </w:p>
-    <w:p>
-      <w:r>
-        <w:t>________________________________________________________________</w:t>
-      </w:r>
-    </w:p>
-    <w:p>
-      <w:r>
-        <w:t>________________________________________________________________</w:t>
-      </w:r>
-    </w:p>
-    <w:p>
-      <w:r>
-        <w:t>________________________________________________________________</w:t>
-      </w:r>
-    </w:p>
-    <w:p>
-      <w:pPr>
-        <w:spacing w:line="336" w:lineRule="auto" w:after="180"/>
-      </w:pPr>
-      <w:r>
-        <w:rPr>
-          <w:b w:val="0"/>
-        </w:rPr>
-        <w:t xml:space="preserve">If you are unsure, return to the worked picture and explain one arrow. If you are ready, change an </w:t>
-      </w:r>
-      <w:r>
-        <w:rPr>
-          <w:b/>
-        </w:rPr>
-        <w:t>input</w:t>
-      </w:r>
-      <w:r>
-        <w:rPr>
-          <w:b w:val="0"/>
-        </w:rPr>
-        <w:t xml:space="preserve"> or assumption and justify your </w:t>
-      </w:r>
-      <w:r>
-        <w:rPr>
-          <w:b/>
-        </w:rPr>
-        <w:t>prediction</w:t>
-      </w:r>
-      <w:r>
-        <w:rPr>
-          <w:b w:val="0"/>
-        </w:rPr>
-        <w:t>.</w:t>
-      </w:r>
-    </w:p>
-    <w:p>
-      <w:pPr>
-        <w:spacing w:line="336" w:lineRule="auto" w:after="180"/>
-      </w:pPr>
-      <w:r>
-        <w:rPr>
-          <w:b w:val="0"/>
-        </w:rPr>
-        <w:t xml:space="preserve">Save your workbook </w:t>
+        <w:t xml:space="preserve">Review A question that </w:t>
       </w:r>
       <w:r>
         <w:rPr>
@@ -3961,20 +5551,84 @@
         <w:rPr>
           <w:b w:val="0"/>
         </w:rPr>
-        <w:t>. At the next review, try a different case before opening your old answer.</w:t>
-      </w:r>
-    </w:p>
-    <w:p>
-      <w:pPr>
-        <w:pStyle w:val="Heading1"/>
-      </w:pPr>
-      <w:r>
-        <w:t>17. Supported practice, repair and portfolio</w:t>
-      </w:r>
-    </w:p>
-    <w:p>
-      <w:r>
-        <w:t>Attempt supported questions before using hints or feedback. Review a missing building block, then keep the completed work.</w:t>
+        <w:t xml:space="preserve"> can answer (ai-7/1). Goal: Explain the </w:t>
+      </w:r>
+      <w:r>
+        <w:rPr>
+          <w:b/>
+        </w:rPr>
+        <w:t>mechanism</w:t>
+      </w:r>
+      <w:r>
+        <w:rPr>
+          <w:b w:val="0"/>
+        </w:rPr>
+        <w:t xml:space="preserve"> and terminology of a question that </w:t>
+      </w:r>
+      <w:r>
+        <w:rPr>
+          <w:b/>
+        </w:rPr>
+        <w:t>evidence</w:t>
+      </w:r>
+      <w:r>
+        <w:rPr>
+          <w:b w:val="0"/>
+        </w:rPr>
+        <w:t xml:space="preserve"> can answer. Short practice: Which proposed diagram question has a measurable outcome?</w:t>
+      </w:r>
+    </w:p>
+    <w:p>
+      <w:pPr>
+        <w:spacing w:line="336" w:lineRule="auto" w:after="180"/>
+      </w:pPr>
+      <w:r>
+        <w:rPr>
+          <w:b w:val="0"/>
+        </w:rPr>
+        <w:t>Name its versions, six-case denominator and fixed scoring, then explain why giving only B easier tasks spoils the comparison.. Return to this week and explain what you changed.</w:t>
+      </w:r>
+    </w:p>
+    <w:p>
+      <w:pPr>
+        <w:spacing w:line="336" w:lineRule="auto" w:after="180"/>
+      </w:pPr>
+      <w:r>
+        <w:rPr>
+          <w:b w:val="0"/>
+        </w:rPr>
+        <w:t xml:space="preserve">Use Download completed work in the hosted lesson to export your answers, reflections, practice feedback and code-run </w:t>
+      </w:r>
+      <w:r>
+        <w:rPr>
+          <w:b/>
+        </w:rPr>
+        <w:t>evidence</w:t>
+      </w:r>
+      <w:r>
+        <w:rPr>
+          <w:b w:val="0"/>
+        </w:rPr>
+        <w:t>. Open the HTML copy to read or print it.</w:t>
+      </w:r>
+    </w:p>
+    <w:p>
+      <w:pPr>
+        <w:spacing w:line="336" w:lineRule="auto" w:after="180"/>
+      </w:pPr>
+      <w:r>
+        <w:rPr>
+          <w:b w:val="0"/>
+        </w:rPr>
+        <w:t>Drafts stay in this browser when storage is available; clear drafts on a shared device.</w:t>
+      </w:r>
+    </w:p>
+    <w:p>
+      <w:pPr>
+        <w:pStyle w:val="Heading2"/>
+      </w:pPr>
+      <w:r>
+        <w:t>Earlier wording, alternatives and picture transcripts · reference / check after trying</w:t>
       </w:r>
     </w:p>
     <w:p>
@@ -3990,92 +5644,10 @@
     </w:p>
     <w:p>
       <w:pPr>
-        <w:spacing w:line="336" w:lineRule="auto" w:after="180"/>
-      </w:pPr>
-      <w:r>
-        <w:rPr>
-          <w:b w:val="0"/>
-        </w:rPr>
-        <w:t>Separate procedure, finding and limit. A fictional report tests two frozen classifiers on five labelled leaf photos from one camera.</w:t>
-      </w:r>
-    </w:p>
-    <w:p>
-      <w:pPr>
         <w:pStyle w:val="Heading3"/>
       </w:pPr>
       <w:r>
-        <w:t>Practice 1: explain the deciding evidence</w:t>
-      </w:r>
-    </w:p>
-    <w:p>
-      <w:pPr>
-        <w:spacing w:line="336" w:lineRule="auto" w:after="180"/>
-      </w:pPr>
-      <w:r>
-        <w:rPr>
-          <w:b w:val="0"/>
-        </w:rPr>
-        <w:t xml:space="preserve">Which labelled step matches this detail? The set supplies no outdoor-camera performance </w:t>
-      </w:r>
-      <w:r>
-        <w:rPr>
-          <w:b/>
-        </w:rPr>
-        <w:t>evidence</w:t>
-      </w:r>
-      <w:r>
-        <w:rPr>
-          <w:b w:val="0"/>
-        </w:rPr>
-        <w:t>.</w:t>
-      </w:r>
-    </w:p>
-    <w:p>
-      <w:pPr>
-        <w:spacing w:line="336" w:lineRule="auto" w:after="180"/>
-        <w:shd w:fill="F4F9FC"/>
-      </w:pPr>
-      <w:r>
-        <w:rPr>
-          <w:b w:val="0"/>
-        </w:rPr>
-        <w:t xml:space="preserve">1. State the </w:t>
-      </w:r>
-      <w:r>
-        <w:rPr>
-          <w:b/>
-        </w:rPr>
-        <w:t>result</w:t>
-      </w:r>
-    </w:p>
-    <w:p>
-      <w:pPr>
-        <w:spacing w:line="336" w:lineRule="auto" w:after="180"/>
-        <w:shd w:fill="F4F9FC"/>
-      </w:pPr>
-      <w:r>
-        <w:rPr>
-          <w:b w:val="0"/>
-        </w:rPr>
-        <w:t>2. State the limit</w:t>
-      </w:r>
-    </w:p>
-    <w:p>
-      <w:pPr>
-        <w:spacing w:line="336" w:lineRule="auto" w:after="180"/>
-        <w:shd w:fill="F4F9FC"/>
-      </w:pPr>
-      <w:r>
-        <w:rPr>
-          <w:b w:val="0"/>
-        </w:rPr>
-        <w:t xml:space="preserve">3. Identify the </w:t>
-      </w:r>
-      <w:r>
-        <w:rPr>
-          <w:b/>
-        </w:rPr>
-        <w:t>method</w:t>
+        <w:t>Repair a missing building block</w:t>
       </w:r>
     </w:p>
     <w:p>
@@ -4083,555 +5655,25 @@
         <w:pStyle w:val="Heading3"/>
       </w:pPr>
       <w:r>
-        <w:t>My selected conclusion, deciding fact and explanation</w:t>
-      </w:r>
-    </w:p>
-    <w:p>
-      <w:r>
-        <w:t>________________________________________________________________</w:t>
-      </w:r>
-    </w:p>
-    <w:p>
-      <w:r>
-        <w:t>________________________________________________________________</w:t>
-      </w:r>
-    </w:p>
-    <w:p>
-      <w:r>
-        <w:t>________________________________________________________________</w:t>
-      </w:r>
-    </w:p>
-    <w:p>
-      <w:r>
-        <w:t>________________________________________________________________</w:t>
-      </w:r>
-    </w:p>
-    <w:p>
-      <w:r>
-        <w:t>________________________________________________________________</w:t>
-      </w:r>
-    </w:p>
-    <w:p>
-      <w:pPr>
-        <w:pStyle w:val="Heading3"/>
-      </w:pPr>
-      <w:r>
-        <w:t>Hint · try first</w:t>
-      </w:r>
-    </w:p>
-    <w:p>
-      <w:pPr>
-        <w:spacing w:line="336" w:lineRule="auto" w:after="180"/>
-        <w:shd w:fill="F1F6F8"/>
-      </w:pPr>
-      <w:r>
-        <w:rPr>
-          <w:b w:val="0"/>
-        </w:rPr>
-        <w:t>Hint if needed: Read the steps in the pictorial case. Match the supplied detail to the stage that performs or records it.</w:t>
-      </w:r>
-    </w:p>
-    <w:p>
-      <w:pPr>
-        <w:pStyle w:val="Heading3"/>
-      </w:pPr>
-      <w:r>
-        <w:t>Feedback · compare after trying</w:t>
-      </w:r>
-    </w:p>
-    <w:p>
-      <w:pPr>
-        <w:spacing w:line="336" w:lineRule="auto" w:after="180"/>
-        <w:shd w:fill="F1F6FC"/>
-      </w:pPr>
-      <w:r>
-        <w:rPr>
-          <w:b w:val="0"/>
-        </w:rPr>
-        <w:t xml:space="preserve">After your attempt, compare with the supported explanation: State the limit The set supplies no outdoor-camera performance </w:t>
-      </w:r>
-      <w:r>
-        <w:rPr>
-          <w:b/>
-        </w:rPr>
-        <w:t>evidence</w:t>
-      </w:r>
-      <w:r>
-        <w:rPr>
-          <w:b w:val="0"/>
-        </w:rPr>
-        <w:t>.</w:t>
-      </w:r>
-    </w:p>
-    <w:p>
-      <w:pPr>
-        <w:spacing w:line="336" w:lineRule="auto" w:after="180"/>
-        <w:shd w:fill="F1F6FC"/>
-      </w:pPr>
-      <w:r>
-        <w:rPr>
-          <w:b/>
-        </w:rPr>
-        <w:t>Method</w:t>
-      </w:r>
-      <w:r>
-        <w:rPr>
-          <w:b w:val="0"/>
-        </w:rPr>
-        <w:t xml:space="preserve">s tell how </w:t>
-      </w:r>
-      <w:r>
-        <w:rPr>
-          <w:b/>
-        </w:rPr>
-        <w:t>evidence</w:t>
-      </w:r>
-      <w:r>
-        <w:rPr>
-          <w:b w:val="0"/>
-        </w:rPr>
-        <w:t xml:space="preserve"> was produced; </w:t>
-      </w:r>
-      <w:r>
-        <w:rPr>
-          <w:b/>
-        </w:rPr>
-        <w:t>result</w:t>
-      </w:r>
-      <w:r>
-        <w:rPr>
-          <w:b w:val="0"/>
-        </w:rPr>
-        <w:t xml:space="preserve">s state </w:t>
-      </w:r>
-      <w:r>
-        <w:rPr>
-          <w:b/>
-        </w:rPr>
-        <w:t>observation</w:t>
-      </w:r>
-      <w:r>
-        <w:rPr>
-          <w:b w:val="0"/>
-        </w:rPr>
-        <w:t xml:space="preserve">s; </w:t>
-      </w:r>
-      <w:r>
-        <w:rPr>
-          <w:b/>
-        </w:rPr>
-        <w:t>limitation</w:t>
-      </w:r>
-      <w:r>
-        <w:rPr>
-          <w:b w:val="0"/>
-        </w:rPr>
-        <w:t xml:space="preserve">s describe what those </w:t>
-      </w:r>
-      <w:r>
-        <w:rPr>
-          <w:b/>
-        </w:rPr>
-        <w:t>observation</w:t>
-      </w:r>
-      <w:r>
-        <w:rPr>
-          <w:b w:val="0"/>
-        </w:rPr>
-        <w:t xml:space="preserve">s cannot settle. Keeping them distinct prevents a </w:t>
-      </w:r>
-      <w:r>
-        <w:rPr>
-          <w:b/>
-        </w:rPr>
-        <w:t>result</w:t>
-      </w:r>
-      <w:r>
-        <w:rPr>
-          <w:b w:val="0"/>
-        </w:rPr>
-        <w:t xml:space="preserve"> from becoming an oversized claim.</w:t>
-      </w:r>
-    </w:p>
-    <w:p>
-      <w:pPr>
-        <w:pStyle w:val="Heading3"/>
-      </w:pPr>
-      <w:r>
-        <w:t>Practice 2: explain the deciding evidence</w:t>
-      </w:r>
-    </w:p>
-    <w:p>
-      <w:pPr>
-        <w:pStyle w:val="Heading3"/>
-      </w:pPr>
-      <w:r>
-        <w:t>Changed case · predict first</w:t>
-      </w:r>
-    </w:p>
-    <w:p>
-      <w:pPr>
-        <w:spacing w:line="336" w:lineRule="auto" w:after="180"/>
-        <w:shd w:fill="F5F1FB"/>
-      </w:pPr>
-      <w:r>
-        <w:rPr>
-          <w:b w:val="0"/>
-        </w:rPr>
-        <w:t>Changed-case practice: The conclusion says B is best for outdoor farming. Which conclusion is supported by the supplied facts?</w:t>
-      </w:r>
-    </w:p>
-    <w:p>
-      <w:pPr>
-        <w:spacing w:line="336" w:lineRule="auto" w:after="180"/>
-        <w:shd w:fill="F4F9FC"/>
-      </w:pPr>
-      <w:r>
-        <w:rPr>
-          <w:b w:val="0"/>
-        </w:rPr>
-        <w:t xml:space="preserve">1. Reject that extension without outdoor </w:t>
-      </w:r>
-      <w:r>
-        <w:rPr>
-          <w:b/>
-        </w:rPr>
-        <w:t>evidence</w:t>
-      </w:r>
-      <w:r>
-        <w:rPr>
-          <w:b w:val="0"/>
-        </w:rPr>
-        <w:t>.</w:t>
-      </w:r>
-    </w:p>
-    <w:p>
-      <w:pPr>
-        <w:spacing w:line="336" w:lineRule="auto" w:after="180"/>
-        <w:shd w:fill="F4F9FC"/>
-      </w:pPr>
-      <w:r>
-        <w:rPr>
-          <w:b w:val="0"/>
-        </w:rPr>
-        <w:t xml:space="preserve">2. This one example guarantees correct </w:t>
-      </w:r>
-      <w:r>
-        <w:rPr>
-          <w:b/>
-        </w:rPr>
-        <w:t>result</w:t>
-      </w:r>
-      <w:r>
-        <w:rPr>
-          <w:b w:val="0"/>
-        </w:rPr>
-        <w:t xml:space="preserve">s for every future </w:t>
-      </w:r>
-      <w:r>
-        <w:rPr>
-          <w:b/>
-        </w:rPr>
-        <w:t>input</w:t>
-      </w:r>
-      <w:r>
-        <w:rPr>
-          <w:b w:val="0"/>
-        </w:rPr>
-        <w:t>.</w:t>
-      </w:r>
-    </w:p>
-    <w:p>
-      <w:pPr>
-        <w:spacing w:line="336" w:lineRule="auto" w:after="180"/>
-        <w:shd w:fill="F4F9FC"/>
-      </w:pPr>
-      <w:r>
-        <w:rPr>
-          <w:b w:val="0"/>
-        </w:rPr>
-        <w:t xml:space="preserve">3. We can decide the </w:t>
-      </w:r>
-      <w:r>
-        <w:rPr>
-          <w:b/>
-        </w:rPr>
-        <w:t>result</w:t>
-      </w:r>
-      <w:r>
-        <w:rPr>
-          <w:b w:val="0"/>
-        </w:rPr>
-        <w:t xml:space="preserve"> without examining the changed </w:t>
-      </w:r>
-      <w:r>
-        <w:rPr>
-          <w:b/>
-        </w:rPr>
-        <w:t>input</w:t>
-      </w:r>
-      <w:r>
-        <w:rPr>
-          <w:b w:val="0"/>
-        </w:rPr>
-        <w:t xml:space="preserve"> or the procedure.</w:t>
-      </w:r>
-    </w:p>
-    <w:p>
-      <w:pPr>
-        <w:pStyle w:val="Heading3"/>
-      </w:pPr>
-      <w:r>
-        <w:t>My selected conclusion, deciding fact and explanation</w:t>
-      </w:r>
-    </w:p>
-    <w:p>
-      <w:r>
-        <w:t>________________________________________________________________</w:t>
-      </w:r>
-    </w:p>
-    <w:p>
-      <w:r>
-        <w:t>________________________________________________________________</w:t>
-      </w:r>
-    </w:p>
-    <w:p>
-      <w:r>
-        <w:t>________________________________________________________________</w:t>
-      </w:r>
-    </w:p>
-    <w:p>
-      <w:r>
-        <w:t>________________________________________________________________</w:t>
-      </w:r>
-    </w:p>
-    <w:p>
-      <w:r>
-        <w:t>________________________________________________________________</w:t>
-      </w:r>
-    </w:p>
-    <w:p>
-      <w:pPr>
-        <w:pStyle w:val="Heading3"/>
-      </w:pPr>
-      <w:r>
-        <w:t>Hint · try first</w:t>
-      </w:r>
-    </w:p>
-    <w:p>
-      <w:pPr>
-        <w:spacing w:line="336" w:lineRule="auto" w:after="180"/>
-        <w:shd w:fill="F1F6F8"/>
-      </w:pPr>
-      <w:r>
-        <w:rPr>
-          <w:b w:val="0"/>
-        </w:rPr>
-        <w:t>Hint if needed: Use the changed condition and the deciding step in the pictorial trace. The answer must say what follows from those facts.</w:t>
-      </w:r>
-    </w:p>
-    <w:p>
-      <w:pPr>
-        <w:pStyle w:val="Heading3"/>
-      </w:pPr>
-      <w:r>
-        <w:t>Feedback · compare after trying</w:t>
-      </w:r>
-    </w:p>
-    <w:p>
-      <w:pPr>
-        <w:spacing w:line="336" w:lineRule="auto" w:after="180"/>
-        <w:shd w:fill="F1F6FC"/>
-      </w:pPr>
-      <w:r>
-        <w:rPr>
-          <w:b w:val="0"/>
-        </w:rPr>
-        <w:t xml:space="preserve">After your attempt, compare with the supported explanation: Reject that extension without outdoor </w:t>
-      </w:r>
-      <w:r>
-        <w:rPr>
-          <w:b/>
-        </w:rPr>
-        <w:t>evidence</w:t>
-      </w:r>
-      <w:r>
-        <w:rPr>
-          <w:b w:val="0"/>
-        </w:rPr>
-        <w:t>. The reported conditions do not include the proposed use population.</w:t>
-      </w:r>
-    </w:p>
-    <w:p>
-      <w:pPr>
-        <w:pStyle w:val="Heading3"/>
-      </w:pPr>
-      <w:r>
-        <w:t>Repair a missing building block</w:t>
-      </w:r>
-    </w:p>
-    <w:p>
-      <w:pPr>
-        <w:spacing w:line="336" w:lineRule="auto" w:after="180"/>
-      </w:pPr>
-      <w:r>
-        <w:rPr>
-          <w:b w:val="0"/>
-        </w:rPr>
-        <w:t xml:space="preserve">Review Finding primary research (ai-7/3). Goal: Explain the </w:t>
-      </w:r>
-      <w:r>
-        <w:rPr>
-          <w:b/>
-        </w:rPr>
-        <w:t>mechanism</w:t>
-      </w:r>
-      <w:r>
-        <w:rPr>
-          <w:b w:val="0"/>
-        </w:rPr>
-        <w:t xml:space="preserve"> and terminology of finding primary research. Short practice: Separate what the blog claims from what the original report records.</w:t>
-      </w:r>
-    </w:p>
-    <w:p>
-      <w:pPr>
-        <w:spacing w:line="336" w:lineRule="auto" w:after="180"/>
-      </w:pPr>
-      <w:r>
-        <w:rPr>
-          <w:b w:val="0"/>
-        </w:rPr>
-        <w:t xml:space="preserve">Which </w:t>
-      </w:r>
-      <w:r>
-        <w:rPr>
-          <w:b/>
-        </w:rPr>
-        <w:t>method</w:t>
-      </w:r>
-      <w:r>
-        <w:rPr>
-          <w:b w:val="0"/>
-        </w:rPr>
-        <w:t>s and denominator must be inspected, and what status is honest if the original report is unavailable?. Return to this week and explain what you changed.</w:t>
-      </w:r>
-    </w:p>
-    <w:p>
-      <w:pPr>
-        <w:spacing w:line="336" w:lineRule="auto" w:after="180"/>
-      </w:pPr>
-      <w:r>
-        <w:rPr>
-          <w:b w:val="0"/>
-        </w:rPr>
-        <w:t xml:space="preserve">Review A question that </w:t>
-      </w:r>
-      <w:r>
-        <w:rPr>
-          <w:b/>
-        </w:rPr>
-        <w:t>evidence</w:t>
-      </w:r>
-      <w:r>
-        <w:rPr>
-          <w:b w:val="0"/>
-        </w:rPr>
-        <w:t xml:space="preserve"> can answer (ai-7/1). Goal: Explain the </w:t>
-      </w:r>
-      <w:r>
-        <w:rPr>
-          <w:b/>
-        </w:rPr>
-        <w:t>mechanism</w:t>
-      </w:r>
-      <w:r>
-        <w:rPr>
-          <w:b w:val="0"/>
-        </w:rPr>
-        <w:t xml:space="preserve"> and terminology of a question that </w:t>
-      </w:r>
-      <w:r>
-        <w:rPr>
-          <w:b/>
-        </w:rPr>
-        <w:t>evidence</w:t>
-      </w:r>
-      <w:r>
-        <w:rPr>
-          <w:b w:val="0"/>
-        </w:rPr>
-        <w:t xml:space="preserve"> can answer. Short practice: Which proposed diagram question has a measurable outcome?</w:t>
-      </w:r>
-    </w:p>
-    <w:p>
-      <w:pPr>
-        <w:spacing w:line="336" w:lineRule="auto" w:after="180"/>
-      </w:pPr>
-      <w:r>
-        <w:rPr>
-          <w:b w:val="0"/>
-        </w:rPr>
-        <w:t>Name its versions, six-case denominator and fixed scoring, then explain why giving only B easier tasks spoils the comparison.. Return to this week and explain what you changed.</w:t>
-      </w:r>
-    </w:p>
-    <w:p>
-      <w:pPr>
-        <w:pStyle w:val="Heading3"/>
-      </w:pPr>
-      <w:r>
         <w:t>Keep your completed work</w:t>
       </w:r>
     </w:p>
     <w:p>
       <w:pPr>
-        <w:spacing w:line="336" w:lineRule="auto" w:after="180"/>
-      </w:pPr>
-      <w:r>
-        <w:rPr>
-          <w:b w:val="0"/>
-        </w:rPr>
-        <w:t xml:space="preserve">Use Download completed work in the hosted lesson to export your answers, reflections, practice feedback and code-run </w:t>
-      </w:r>
-      <w:r>
-        <w:rPr>
-          <w:b/>
-        </w:rPr>
-        <w:t>evidence</w:t>
-      </w:r>
-      <w:r>
-        <w:rPr>
-          <w:b w:val="0"/>
-        </w:rPr>
-        <w:t>. Open the HTML copy to read or print it.</w:t>
-      </w:r>
-    </w:p>
-    <w:p>
-      <w:pPr>
-        <w:spacing w:line="336" w:lineRule="auto" w:after="180"/>
-      </w:pPr>
-      <w:r>
-        <w:rPr>
-          <w:b w:val="0"/>
-        </w:rPr>
-        <w:t>Drafts stay in this browser when storage is available; clear drafts on a shared device.</w:t>
-      </w:r>
-    </w:p>
-    <w:p>
-      <w:pPr>
         <w:pStyle w:val="Heading1"/>
       </w:pPr>
       <w:r>
-        <w:t>18. Visual concept journey</w:t>
-      </w:r>
-    </w:p>
-    <w:p>
-      <w:r>
-        <w:t>Explain each Methods results and limitations graphic using its labels, deciding evidence and relevant limitation.</w:t>
-      </w:r>
-    </w:p>
-    <w:p>
-      <w:pPr>
-        <w:pStyle w:val="Heading3"/>
+        <w:t>18. Reference · Six-picture concept journey</w:t>
+      </w:r>
+    </w:p>
+    <w:p>
+      <w:r>
+        <w:t>Choose the picture that supports the current explanation.</w:t>
+      </w:r>
+    </w:p>
+    <w:p>
+      <w:pPr>
+        <w:pStyle w:val="Heading2"/>
       </w:pPr>
       <w:r>
         <w:t>01. Methods results and limitations: the case</w:t>
@@ -4642,7 +5684,7 @@
         <w:drawing>
           <wp:inline xmlns:a="http://schemas.openxmlformats.org/drawingml/2006/main" xmlns:pic="http://schemas.openxmlformats.org/drawingml/2006/picture">
             <wp:extent cx="5486400" cy="2834640"/>
-            <wp:docPr id="3" name="Picture 3" descr="Separate procedure, finding and limit. A fictional report tests two frozen classifiers on five labelled leaf photos from one camera. Supplied facts: A is correct on 3/5; B on 4/5. No outdoor photos appear in the set."/>
+            <wp:docPr id="5" name="Picture 5" descr="Separate procedure, finding and limit. A fictional report tests two frozen classifiers on five labelled leaf photos from one camera. Supplied facts: A is correct on 3/5; B on 4/5. No outdoor photos appear in the set."/>
             <wp:cNvGraphicFramePr>
               <a:graphicFrameLocks noChangeAspect="1"/>
             </wp:cNvGraphicFramePr>
@@ -4651,212 +5693,6 @@
                 <pic:pic>
                   <pic:nvPicPr>
                     <pic:cNvPr id="0" name="academy-story-ai-7-4-01.png"/>
-                    <pic:cNvPicPr/>
-                  </pic:nvPicPr>
-                  <pic:blipFill>
-                    <a:blip r:embed="rId11"/>
-                    <a:stretch>
-                      <a:fillRect/>
-                    </a:stretch>
-                  </pic:blipFill>
-                  <pic:spPr>
-                    <a:xfrm>
-                      <a:off x="0" y="0"/>
-                      <a:ext cx="5486400" cy="2834640"/>
-                    </a:xfrm>
-                    <a:prstGeom prst="rect"/>
-                  </pic:spPr>
-                </pic:pic>
-              </a:graphicData>
-            </a:graphic>
-          </wp:inline>
-        </w:drawing>
-      </w:r>
-    </w:p>
-    <w:p>
-      <w:pPr>
-        <w:spacing w:line="336" w:lineRule="auto" w:after="180"/>
-      </w:pPr>
-      <w:r>
-        <w:rPr>
-          <w:b w:val="0"/>
-        </w:rPr>
-        <w:t>Separate procedure, finding and limit. A fictional report tests two frozen classifiers on five labelled leaf photos from one camera. Supplied facts: A is correct on 3/5; B on 4/5. No outdoor photos appear in the set.</w:t>
-      </w:r>
-    </w:p>
-    <w:p>
-      <w:pPr>
-        <w:spacing w:line="336" w:lineRule="auto" w:after="180"/>
-        <w:shd w:fill="F5F1FB"/>
-      </w:pPr>
-      <w:r>
-        <w:rPr>
-          <w:b w:val="0"/>
-        </w:rPr>
-        <w:t>Point to the given fact that matters most. Explain why it matters.</w:t>
-      </w:r>
-    </w:p>
-    <w:p>
-      <w:pPr>
-        <w:pStyle w:val="Heading3"/>
-      </w:pPr>
-      <w:r>
-        <w:t>02. Follow the deciding steps</w:t>
-      </w:r>
-    </w:p>
-    <w:p>
-      <w:r>
-        <w:drawing>
-          <wp:inline xmlns:a="http://schemas.openxmlformats.org/drawingml/2006/main" xmlns:pic="http://schemas.openxmlformats.org/drawingml/2006/picture">
-            <wp:extent cx="5486400" cy="3182112"/>
-            <wp:docPr id="4" name="Picture 4" descr="Identify the method: Same five photos, labels and scoring are used for both models. → State the result: A scores 60%; B scores 80% on this fixed set. → State the limit: The set supplies no outdoor-camera performance evidence."/>
-            <wp:cNvGraphicFramePr>
-              <a:graphicFrameLocks noChangeAspect="1"/>
-            </wp:cNvGraphicFramePr>
-            <a:graphic>
-              <a:graphicData uri="http://schemas.openxmlformats.org/drawingml/2006/picture">
-                <pic:pic>
-                  <pic:nvPicPr>
-                    <pic:cNvPr id="0" name="academy-story-ai-7-4-02.png"/>
-                    <pic:cNvPicPr/>
-                  </pic:nvPicPr>
-                  <pic:blipFill>
-                    <a:blip r:embed="rId12"/>
-                    <a:stretch>
-                      <a:fillRect/>
-                    </a:stretch>
-                  </pic:blipFill>
-                  <pic:spPr>
-                    <a:xfrm>
-                      <a:off x="0" y="0"/>
-                      <a:ext cx="5486400" cy="3182112"/>
-                    </a:xfrm>
-                    <a:prstGeom prst="rect"/>
-                  </pic:spPr>
-                </pic:pic>
-              </a:graphicData>
-            </a:graphic>
-          </wp:inline>
-        </w:drawing>
-      </w:r>
-    </w:p>
-    <w:p>
-      <w:pPr>
-        <w:spacing w:line="336" w:lineRule="auto" w:after="180"/>
-      </w:pPr>
-      <w:r>
-        <w:rPr>
-          <w:b w:val="0"/>
-        </w:rPr>
-        <w:t xml:space="preserve">Identify the </w:t>
-      </w:r>
-      <w:r>
-        <w:rPr>
-          <w:b/>
-        </w:rPr>
-        <w:t>method</w:t>
-      </w:r>
-      <w:r>
-        <w:rPr>
-          <w:b w:val="0"/>
-        </w:rPr>
-        <w:t xml:space="preserve">: Same five photos, labels and scoring are used for both models. → State the </w:t>
-      </w:r>
-      <w:r>
-        <w:rPr>
-          <w:b/>
-        </w:rPr>
-        <w:t>result</w:t>
-      </w:r>
-      <w:r>
-        <w:rPr>
-          <w:b w:val="0"/>
-        </w:rPr>
-        <w:t xml:space="preserve">: A scores </w:t>
-      </w:r>
-      <w:r>
-        <w:rPr>
-          <w:b/>
-        </w:rPr>
-        <w:t>60%</w:t>
-      </w:r>
-      <w:r>
-        <w:rPr>
-          <w:b w:val="0"/>
-        </w:rPr>
-        <w:t xml:space="preserve">; B scores </w:t>
-      </w:r>
-      <w:r>
-        <w:rPr>
-          <w:b/>
-        </w:rPr>
-        <w:t>80%</w:t>
-      </w:r>
-      <w:r>
-        <w:rPr>
-          <w:b w:val="0"/>
-        </w:rPr>
-        <w:t xml:space="preserve"> on this fixed set. → State the limit: The set supplies no outdoor-camera performance </w:t>
-      </w:r>
-      <w:r>
-        <w:rPr>
-          <w:b/>
-        </w:rPr>
-        <w:t>evidence</w:t>
-      </w:r>
-      <w:r>
-        <w:rPr>
-          <w:b w:val="0"/>
-        </w:rPr>
-        <w:t>.</w:t>
-      </w:r>
-    </w:p>
-    <w:p>
-      <w:pPr>
-        <w:spacing w:line="336" w:lineRule="auto" w:after="180"/>
-        <w:shd w:fill="F5F1FB"/>
-      </w:pPr>
-      <w:r>
-        <w:rPr>
-          <w:b w:val="0"/>
-        </w:rPr>
-        <w:t xml:space="preserve">Point to each numbered stage and explain which recorded </w:t>
-      </w:r>
-      <w:r>
-        <w:rPr>
-          <w:b/>
-        </w:rPr>
-        <w:t>input</w:t>
-      </w:r>
-      <w:r>
-        <w:rPr>
-          <w:b w:val="0"/>
-        </w:rPr>
-        <w:t xml:space="preserve"> it uses.</w:t>
-      </w:r>
-    </w:p>
-    <w:p>
-      <w:pPr>
-        <w:pStyle w:val="Heading3"/>
-      </w:pPr>
-      <w:r>
-        <w:t>03. Two models on five shared photos</w:t>
-      </w:r>
-    </w:p>
-    <w:p>
-      <w:r>
-        <w:drawing>
-          <wp:inline xmlns:a="http://schemas.openxmlformats.org/drawingml/2006/main" xmlns:pic="http://schemas.openxmlformats.org/drawingml/2006/picture">
-            <wp:extent cx="5486400" cy="2834640"/>
-            <wp:docPr id="5" name="Picture 5" descr="Two models on five shared photos. Units: correct photos out of 5. A: 3. B: 4."/>
-            <wp:cNvGraphicFramePr>
-              <a:graphicFrameLocks noChangeAspect="1"/>
-            </wp:cNvGraphicFramePr>
-            <a:graphic>
-              <a:graphicData uri="http://schemas.openxmlformats.org/drawingml/2006/picture">
-                <pic:pic>
-                  <pic:nvPicPr>
-                    <pic:cNvPr id="0" name="academy-story-ai-7-4-03.png"/>
                     <pic:cNvPicPr/>
                   </pic:nvPicPr>
                   <pic:blipFill>
@@ -4887,13 +5723,216 @@
         <w:rPr>
           <w:b w:val="0"/>
         </w:rPr>
+        <w:t>Separate procedure, finding and limit. A fictional report tests two frozen classifiers on five labelled leaf photos from one camera. Supplied facts: A is correct on 3/5; B on 4/5. No outdoor photos appear in the set.</w:t>
+      </w:r>
+    </w:p>
+    <w:p>
+      <w:pPr>
+        <w:spacing w:line="336" w:lineRule="auto" w:after="180"/>
+      </w:pPr>
+      <w:r>
+        <w:rPr>
+          <w:b w:val="0"/>
+        </w:rPr>
+        <w:t>Point to the given fact that matters most. Explain why it matters.</w:t>
+      </w:r>
+    </w:p>
+    <w:p>
+      <w:pPr>
+        <w:pStyle w:val="Heading2"/>
+      </w:pPr>
+      <w:r>
+        <w:t>02. Follow the deciding steps</w:t>
+      </w:r>
+    </w:p>
+    <w:p>
+      <w:r>
+        <w:drawing>
+          <wp:inline xmlns:a="http://schemas.openxmlformats.org/drawingml/2006/main" xmlns:pic="http://schemas.openxmlformats.org/drawingml/2006/picture">
+            <wp:extent cx="5486400" cy="3182112"/>
+            <wp:docPr id="6" name="Picture 6" descr="Identify the method: Same five photos, labels and scoring are used for both models. → State the result: A scores 60%; B scores 80% on this fixed set. → State the limit: The set supplies no outdoor-camera performance evidence."/>
+            <wp:cNvGraphicFramePr>
+              <a:graphicFrameLocks noChangeAspect="1"/>
+            </wp:cNvGraphicFramePr>
+            <a:graphic>
+              <a:graphicData uri="http://schemas.openxmlformats.org/drawingml/2006/picture">
+                <pic:pic>
+                  <pic:nvPicPr>
+                    <pic:cNvPr id="0" name="academy-story-ai-7-4-02.png"/>
+                    <pic:cNvPicPr/>
+                  </pic:nvPicPr>
+                  <pic:blipFill>
+                    <a:blip r:embed="rId9"/>
+                    <a:stretch>
+                      <a:fillRect/>
+                    </a:stretch>
+                  </pic:blipFill>
+                  <pic:spPr>
+                    <a:xfrm>
+                      <a:off x="0" y="0"/>
+                      <a:ext cx="5486400" cy="3182112"/>
+                    </a:xfrm>
+                    <a:prstGeom prst="rect"/>
+                  </pic:spPr>
+                </pic:pic>
+              </a:graphicData>
+            </a:graphic>
+          </wp:inline>
+        </w:drawing>
+      </w:r>
+    </w:p>
+    <w:p>
+      <w:pPr>
+        <w:spacing w:line="336" w:lineRule="auto" w:after="180"/>
+      </w:pPr>
+      <w:r>
+        <w:rPr>
+          <w:b w:val="0"/>
+        </w:rPr>
+        <w:t xml:space="preserve">Identify the </w:t>
+      </w:r>
+      <w:r>
+        <w:rPr>
+          <w:b/>
+        </w:rPr>
+        <w:t>method</w:t>
+      </w:r>
+      <w:r>
+        <w:rPr>
+          <w:b w:val="0"/>
+        </w:rPr>
+        <w:t xml:space="preserve">: Same five photos, labels and scoring are used for both models. → State the </w:t>
+      </w:r>
+      <w:r>
+        <w:rPr>
+          <w:b/>
+        </w:rPr>
+        <w:t>result</w:t>
+      </w:r>
+      <w:r>
+        <w:rPr>
+          <w:b w:val="0"/>
+        </w:rPr>
+        <w:t xml:space="preserve">: A scores </w:t>
+      </w:r>
+      <w:r>
+        <w:rPr>
+          <w:b/>
+        </w:rPr>
+        <w:t>60%</w:t>
+      </w:r>
+      <w:r>
+        <w:rPr>
+          <w:b w:val="0"/>
+        </w:rPr>
+        <w:t xml:space="preserve">; B scores </w:t>
+      </w:r>
+      <w:r>
+        <w:rPr>
+          <w:b/>
+        </w:rPr>
+        <w:t>80%</w:t>
+      </w:r>
+      <w:r>
+        <w:rPr>
+          <w:b w:val="0"/>
+        </w:rPr>
+        <w:t xml:space="preserve"> on this fixed set. → State the limit: The set supplies no outdoor-camera performance </w:t>
+      </w:r>
+      <w:r>
+        <w:rPr>
+          <w:b/>
+        </w:rPr>
+        <w:t>evidence</w:t>
+      </w:r>
+      <w:r>
+        <w:rPr>
+          <w:b w:val="0"/>
+        </w:rPr>
+        <w:t>.</w:t>
+      </w:r>
+    </w:p>
+    <w:p>
+      <w:pPr>
+        <w:spacing w:line="336" w:lineRule="auto" w:after="180"/>
+      </w:pPr>
+      <w:r>
+        <w:rPr>
+          <w:b w:val="0"/>
+        </w:rPr>
+        <w:t xml:space="preserve">Point to each numbered stage and explain which recorded </w:t>
+      </w:r>
+      <w:r>
+        <w:rPr>
+          <w:b/>
+        </w:rPr>
+        <w:t>input</w:t>
+      </w:r>
+      <w:r>
+        <w:rPr>
+          <w:b w:val="0"/>
+        </w:rPr>
+        <w:t xml:space="preserve"> it uses.</w:t>
+      </w:r>
+    </w:p>
+    <w:p>
+      <w:pPr>
+        <w:pStyle w:val="Heading2"/>
+      </w:pPr>
+      <w:r>
+        <w:t>03. Two models on five shared photos</w:t>
+      </w:r>
+    </w:p>
+    <w:p>
+      <w:r>
+        <w:drawing>
+          <wp:inline xmlns:a="http://schemas.openxmlformats.org/drawingml/2006/main" xmlns:pic="http://schemas.openxmlformats.org/drawingml/2006/picture">
+            <wp:extent cx="5486400" cy="2834640"/>
+            <wp:docPr id="7" name="Picture 7" descr="Two models on five shared photos. Units: correct photos out of 5. A: 3. B: 4."/>
+            <wp:cNvGraphicFramePr>
+              <a:graphicFrameLocks noChangeAspect="1"/>
+            </wp:cNvGraphicFramePr>
+            <a:graphic>
+              <a:graphicData uri="http://schemas.openxmlformats.org/drawingml/2006/picture">
+                <pic:pic>
+                  <pic:nvPicPr>
+                    <pic:cNvPr id="0" name="academy-story-ai-7-4-03.png"/>
+                    <pic:cNvPicPr/>
+                  </pic:nvPicPr>
+                  <pic:blipFill>
+                    <a:blip r:embed="rId14"/>
+                    <a:stretch>
+                      <a:fillRect/>
+                    </a:stretch>
+                  </pic:blipFill>
+                  <pic:spPr>
+                    <a:xfrm>
+                      <a:off x="0" y="0"/>
+                      <a:ext cx="5486400" cy="2834640"/>
+                    </a:xfrm>
+                    <a:prstGeom prst="rect"/>
+                  </pic:spPr>
+                </pic:pic>
+              </a:graphicData>
+            </a:graphic>
+          </wp:inline>
+        </w:drawing>
+      </w:r>
+    </w:p>
+    <w:p>
+      <w:pPr>
+        <w:spacing w:line="336" w:lineRule="auto" w:after="180"/>
+      </w:pPr>
+      <w:r>
+        <w:rPr>
+          <w:b w:val="0"/>
+        </w:rPr>
         <w:t>Two models on five shared photos. Units: correct photos out of 5. A: 3. B: 4.</w:t>
       </w:r>
     </w:p>
     <w:p>
       <w:pPr>
         <w:spacing w:line="336" w:lineRule="auto" w:after="180"/>
-        <w:shd w:fill="F5F1FB"/>
       </w:pPr>
       <w:r>
         <w:rPr>
@@ -4904,7 +5943,7 @@
     </w:p>
     <w:p>
       <w:pPr>
-        <w:pStyle w:val="Heading3"/>
+        <w:pStyle w:val="Heading2"/>
       </w:pPr>
       <w:r>
         <w:t>04. Change one thing. Trace what follows.</w:t>
@@ -4915,7 +5954,7 @@
         <w:drawing>
           <wp:inline xmlns:a="http://schemas.openxmlformats.org/drawingml/2006/main" xmlns:pic="http://schemas.openxmlformats.org/drawingml/2006/picture">
             <wp:extent cx="5486400" cy="3026664"/>
-            <wp:docPr id="6" name="Picture 6" descr="Original case: The set supplies no outdoor-camera performance evidence. Changed condition: The conclusion says B is best for outdoor farming. Expected result: Reject that extension without outdoor evidence. Reason: The reported conditions do not include the proposed use population."/>
+            <wp:docPr id="8" name="Picture 8" descr="Original case: The set supplies no outdoor-camera performance evidence. Changed condition: The conclusion says B is best for outdoor farming. Expected result: Reject that extension without outdoor evidence. Reason: The reported conditions do not include the proposed use population."/>
             <wp:cNvGraphicFramePr>
               <a:graphicFrameLocks noChangeAspect="1"/>
             </wp:cNvGraphicFramePr>
@@ -4927,7 +5966,7 @@
                     <pic:cNvPicPr/>
                   </pic:nvPicPr>
                   <pic:blipFill>
-                    <a:blip r:embed="rId14"/>
+                    <a:blip r:embed="rId10"/>
                     <a:stretch>
                       <a:fillRect/>
                     </a:stretch>
@@ -5007,7 +6046,6 @@
     <w:p>
       <w:pPr>
         <w:spacing w:line="336" w:lineRule="auto" w:after="180"/>
-        <w:shd w:fill="F5F1FB"/>
       </w:pPr>
       <w:r>
         <w:rPr>
@@ -5030,7 +6068,7 @@
     </w:p>
     <w:p>
       <w:pPr>
-        <w:pStyle w:val="Heading3"/>
+        <w:pStyle w:val="Heading2"/>
       </w:pPr>
       <w:r>
         <w:t>05. Connect the explanation to its limit</w:t>
@@ -5041,7 +6079,7 @@
         <w:drawing>
           <wp:inline xmlns:a="http://schemas.openxmlformats.org/drawingml/2006/main" xmlns:pic="http://schemas.openxmlformats.org/drawingml/2006/picture">
             <wp:extent cx="5486400" cy="2834640"/>
-            <wp:docPr id="7" name="Picture 7" descr="Methods tell how evidence was produced; results state observations; limitations describe what those observations cannot settle. Keeping them distinct prevents a result from becoming an oversized claim. Limit: Five observations cannot establish a stable ranking or causal mechanism; source and sampling assumptions remain important."/>
+            <wp:docPr id="9" name="Picture 9" descr="Methods tell how evidence was produced; results state observations; limitations describe what those observations cannot settle. Keeping them distinct prevents a result from becoming an oversized claim. Limit: Five observations cannot establish a stable ranking or causal mechanism; source and sampling assumptions remain important."/>
             <wp:cNvGraphicFramePr>
               <a:graphicFrameLocks noChangeAspect="1"/>
             </wp:cNvGraphicFramePr>
@@ -5199,7 +6237,6 @@
     <w:p>
       <w:pPr>
         <w:spacing w:line="336" w:lineRule="auto" w:after="180"/>
-        <w:shd w:fill="F5F1FB"/>
       </w:pPr>
       <w:r>
         <w:rPr>
@@ -5210,7 +6247,7 @@
     </w:p>
     <w:p>
       <w:pPr>
-        <w:pStyle w:val="Heading3"/>
+        <w:pStyle w:val="Heading2"/>
       </w:pPr>
       <w:r>
         <w:t>06. Make the idea visible in your project</w:t>
@@ -5221,7 +6258,7 @@
         <w:drawing>
           <wp:inline xmlns:a="http://schemas.openxmlformats.org/drawingml/2006/main" xmlns:pic="http://schemas.openxmlformats.org/drawingml/2006/picture">
             <wp:extent cx="5486400" cy="3681984"/>
-            <wp:docPr id="8" name="Picture 8" descr="For the Reproducible AI Research Study, retain an annotated worked trace and the changed-case reasoning. Connect the claim to its records, units and assumptions so another investigator can challenge or reproduce it. Draw your input, deciding step, result and limit. Supported question: Place the five-photo procedure, 3/5 versus 4/5 finding and missing outdoor evidence in their proper categories. Why cannot the result establish that B is best for outdoor farming?"/>
+            <wp:docPr id="10" name="Picture 10" descr="For the Reproducible AI Research Study, retain an annotated worked trace and the changed-case reasoning. Connect the claim to its records, units and assumptions so another investigator can challenge or reproduce it. Draw your input, deciding step, result and limit. Supported question: Place the five-photo procedure, 3/5 versus 4/5 finding and missing outdoor evidence in their proper categories. Why cannot the result establish that B is best for outdoor farming?"/>
             <wp:cNvGraphicFramePr>
               <a:graphicFrameLocks noChangeAspect="1"/>
             </wp:cNvGraphicFramePr>
@@ -5336,7 +6373,6 @@
     <w:p>
       <w:pPr>
         <w:spacing w:line="336" w:lineRule="auto" w:after="180"/>
-        <w:shd w:fill="F5F1FB"/>
       </w:pPr>
       <w:r>
         <w:rPr>
@@ -5355,6 +6391,62 @@
           <w:b w:val="0"/>
         </w:rPr>
         <w:t>.</w:t>
+      </w:r>
+    </w:p>
+    <w:p>
+      <w:pPr>
+        <w:pStyle w:val="Heading2"/>
+      </w:pPr>
+      <w:r>
+        <w:t>Earlier wording, alternatives and picture transcripts · reference / check after trying</w:t>
+      </w:r>
+    </w:p>
+    <w:p>
+      <w:pPr>
+        <w:pStyle w:val="Heading3"/>
+      </w:pPr>
+      <w:r>
+        <w:t>01. Methods results and limitations: the case</w:t>
+      </w:r>
+    </w:p>
+    <w:p>
+      <w:pPr>
+        <w:pStyle w:val="Heading3"/>
+      </w:pPr>
+      <w:r>
+        <w:t>02. Follow the deciding steps</w:t>
+      </w:r>
+    </w:p>
+    <w:p>
+      <w:pPr>
+        <w:pStyle w:val="Heading3"/>
+      </w:pPr>
+      <w:r>
+        <w:t>03. Two models on five shared photos</w:t>
+      </w:r>
+    </w:p>
+    <w:p>
+      <w:pPr>
+        <w:pStyle w:val="Heading3"/>
+      </w:pPr>
+      <w:r>
+        <w:t>04. Change one thing. Trace what follows.</w:t>
+      </w:r>
+    </w:p>
+    <w:p>
+      <w:pPr>
+        <w:pStyle w:val="Heading3"/>
+      </w:pPr>
+      <w:r>
+        <w:t>05. Connect the explanation to its limit</w:t>
+      </w:r>
+    </w:p>
+    <w:p>
+      <w:pPr>
+        <w:pStyle w:val="Heading3"/>
+      </w:pPr>
+      <w:r>
+        <w:t>06. Make the idea visible in your project</w:t>
       </w:r>
     </w:p>
     <w:sectPr>
